--- a/gestion_escolar/templates/tramites/Plantillas/Word/REINGRESODESUBICADO.docx
+++ b/gestion_escolar/templates/tramites/Plantillas/Word/REINGRESODESUBICADO.docx
@@ -521,7 +521,6 @@
               </w:rPr>
               <w:t>{{</w:t>
             </w:r>
-            <w:proofErr w:type="spellStart"/>
             <w:r>
               <w:rPr>
                 <w:rFonts w:ascii="Arial" w:hAnsi="Arial" w:cs="Arial"/>
@@ -531,7 +530,6 @@
               </w:rPr>
               <w:t>Nombre_Titular</w:t>
             </w:r>
-            <w:proofErr w:type="spellEnd"/>
             <w:r>
               <w:rPr>
                 <w:rFonts w:ascii="Arial" w:hAnsi="Arial" w:cs="Arial"/>
@@ -604,7 +602,6 @@
               </w:rPr>
               <w:t>{{</w:t>
             </w:r>
-            <w:proofErr w:type="spellStart"/>
             <w:r>
               <w:rPr>
                 <w:rFonts w:ascii="Arial" w:hAnsi="Arial" w:cs="Arial"/>
@@ -613,7 +610,6 @@
               </w:rPr>
               <w:t>CURP_Titular</w:t>
             </w:r>
-            <w:proofErr w:type="spellEnd"/>
             <w:r>
               <w:rPr>
                 <w:rFonts w:ascii="Arial" w:hAnsi="Arial" w:cs="Arial"/>
@@ -682,7 +678,6 @@
               </w:rPr>
               <w:t>{{</w:t>
             </w:r>
-            <w:proofErr w:type="spellStart"/>
             <w:r>
               <w:rPr>
                 <w:rFonts w:ascii="Arial" w:hAnsi="Arial" w:cs="Arial"/>
@@ -691,7 +686,6 @@
               </w:rPr>
               <w:t>RFC_Titular</w:t>
             </w:r>
-            <w:proofErr w:type="spellEnd"/>
             <w:r>
               <w:rPr>
                 <w:rFonts w:ascii="Arial" w:hAnsi="Arial" w:cs="Arial"/>
@@ -885,7 +879,6 @@
               </w:rPr>
               <w:t>{{</w:t>
             </w:r>
-            <w:proofErr w:type="spellStart"/>
             <w:r>
               <w:rPr>
                 <w:rFonts w:ascii="Arial" w:hAnsi="Arial" w:cs="Arial"/>
@@ -894,7 +887,6 @@
               </w:rPr>
               <w:t>Categoria_Titular</w:t>
             </w:r>
-            <w:proofErr w:type="spellEnd"/>
             <w:r>
               <w:rPr>
                 <w:rFonts w:ascii="Arial" w:hAnsi="Arial" w:cs="Arial"/>
@@ -1026,7 +1018,6 @@
               </w:rPr>
               <w:t>{{</w:t>
             </w:r>
-            <w:proofErr w:type="spellStart"/>
             <w:r>
               <w:rPr>
                 <w:rFonts w:ascii="Arial" w:hAnsi="Arial" w:cs="Arial"/>
@@ -1035,7 +1026,6 @@
               </w:rPr>
               <w:t>Presupuestal_Titular</w:t>
             </w:r>
-            <w:proofErr w:type="spellEnd"/>
             <w:r>
               <w:rPr>
                 <w:rFonts w:ascii="Arial" w:hAnsi="Arial" w:cs="Arial"/>
@@ -1144,33 +1134,17 @@
                 <w:rFonts w:ascii="Arial" w:hAnsi="Arial" w:cs="Arial"/>
                 <w:sz w:val="16"/>
                 <w:szCs w:val="16"/>
-              </w:rPr>
-            </w:pPr>
-            <w:r>
-              <w:rPr>
-                <w:rFonts w:ascii="Arial" w:hAnsi="Arial" w:cs="Arial"/>
-                <w:sz w:val="16"/>
-                <w:szCs w:val="16"/>
-              </w:rPr>
-              <w:t>{{</w:t>
-            </w:r>
-            <w:proofErr w:type="spellStart"/>
-            <w:r>
-              <w:rPr>
-                <w:rFonts w:ascii="Arial" w:hAnsi="Arial" w:cs="Arial"/>
-                <w:sz w:val="16"/>
-                <w:szCs w:val="16"/>
-              </w:rPr>
-              <w:t>Nombre_CT</w:t>
-            </w:r>
-            <w:proofErr w:type="spellEnd"/>
-            <w:r>
-              <w:rPr>
-                <w:rFonts w:ascii="Arial" w:hAnsi="Arial" w:cs="Arial"/>
-                <w:sz w:val="16"/>
-                <w:szCs w:val="16"/>
-              </w:rPr>
-              <w:t>}}</w:t>
+                <w:lang w:val="en-US"/>
+              </w:rPr>
+            </w:pPr>
+            <w:r>
+              <w:rPr>
+                <w:rFonts w:ascii="Arial" w:hAnsi="Arial" w:cs="Arial"/>
+                <w:sz w:val="16"/>
+                <w:szCs w:val="16"/>
+                <w:lang w:val="en-US"/>
+              </w:rPr>
+              <w:t>{{Nom_CT_Techo_F_Completo}}</w:t>
             </w:r>
           </w:p>
         </w:tc>
@@ -1198,8 +1172,17 @@
                 <w:rFonts w:ascii="Arial" w:hAnsi="Arial" w:cs="Arial"/>
                 <w:sz w:val="16"/>
                 <w:szCs w:val="16"/>
-              </w:rPr>
-              <w:t xml:space="preserve">  Turno:</w:t>
+                <w:lang w:val="en-US"/>
+              </w:rPr>
+              <w:t xml:space="preserve">  </w:t>
+            </w:r>
+            <w:r>
+              <w:rPr>
+                <w:rFonts w:ascii="Arial" w:hAnsi="Arial" w:cs="Arial"/>
+                <w:sz w:val="16"/>
+                <w:szCs w:val="16"/>
+              </w:rPr>
+              <w:t>Turno:</w:t>
             </w:r>
           </w:p>
         </w:tc>
@@ -1229,23 +1212,7 @@
                 <w:sz w:val="16"/>
                 <w:szCs w:val="16"/>
               </w:rPr>
-              <w:t>{{</w:t>
-            </w:r>
-            <w:r>
-              <w:rPr>
-                <w:rFonts w:ascii="Arial" w:hAnsi="Arial" w:cs="Arial"/>
-                <w:sz w:val="16"/>
-                <w:szCs w:val="16"/>
-              </w:rPr>
-              <w:t>Turno</w:t>
-            </w:r>
-            <w:r>
-              <w:rPr>
-                <w:rFonts w:ascii="Arial" w:hAnsi="Arial" w:cs="Arial"/>
-                <w:sz w:val="16"/>
-                <w:szCs w:val="16"/>
-              </w:rPr>
-              <w:t>}}</w:t>
+              <w:t>{{Turno_Techo_F}}</w:t>
             </w:r>
           </w:p>
         </w:tc>
@@ -1370,25 +1337,7 @@
                 <w:sz w:val="16"/>
                 <w:szCs w:val="16"/>
               </w:rPr>
-              <w:t>{{</w:t>
-            </w:r>
-            <w:proofErr w:type="spellStart"/>
-            <w:r>
-              <w:rPr>
-                <w:rFonts w:ascii="Arial" w:hAnsi="Arial" w:cs="Arial"/>
-                <w:sz w:val="16"/>
-                <w:szCs w:val="16"/>
-              </w:rPr>
-              <w:t>Clave_CT</w:t>
-            </w:r>
-            <w:proofErr w:type="spellEnd"/>
-            <w:r>
-              <w:rPr>
-                <w:rFonts w:ascii="Arial" w:hAnsi="Arial" w:cs="Arial"/>
-                <w:sz w:val="16"/>
-                <w:szCs w:val="16"/>
-              </w:rPr>
-              <w:t>}}</w:t>
+              <w:t>{{Clave_CT_Techo_F}}</w:t>
             </w:r>
             <w:r>
               <w:rPr>
@@ -1479,7 +1428,6 @@
               </w:rPr>
               <w:t>{{</w:t>
             </w:r>
-            <w:proofErr w:type="spellStart"/>
             <w:r>
               <w:rPr>
                 <w:rFonts w:ascii="Arial" w:hAnsi="Arial" w:cs="Arial"/>
@@ -1488,7 +1436,14 @@
               </w:rPr>
               <w:t>Z_economica</w:t>
             </w:r>
-            <w:proofErr w:type="spellEnd"/>
+            <w:r>
+              <w:rPr>
+                <w:rFonts w:ascii="Arial" w:hAnsi="Arial" w:cs="Arial"/>
+                <w:sz w:val="16"/>
+                <w:szCs w:val="16"/>
+              </w:rPr>
+              <w:t>_Techo_F</w:t>
+            </w:r>
             <w:r>
               <w:rPr>
                 <w:rFonts w:ascii="Arial" w:hAnsi="Arial" w:cs="Arial"/>
@@ -1563,7 +1518,6 @@
               </w:rPr>
               <w:t>{{</w:t>
             </w:r>
-            <w:proofErr w:type="spellStart"/>
             <w:r>
               <w:rPr>
                 <w:rFonts w:ascii="Arial" w:hAnsi="Arial" w:cs="Arial"/>
@@ -1572,7 +1526,14 @@
               </w:rPr>
               <w:t>Z_Escolar</w:t>
             </w:r>
-            <w:proofErr w:type="spellEnd"/>
+            <w:r>
+              <w:rPr>
+                <w:rFonts w:ascii="Arial" w:hAnsi="Arial" w:cs="Arial"/>
+                <w:sz w:val="16"/>
+                <w:szCs w:val="16"/>
+              </w:rPr>
+              <w:t>_Techo_F</w:t>
+            </w:r>
             <w:r>
               <w:rPr>
                 <w:rFonts w:ascii="Arial" w:hAnsi="Arial" w:cs="Arial"/>
@@ -1702,36 +1663,7 @@
                 <w:szCs w:val="16"/>
                 <w:lang w:val="es-MX"/>
               </w:rPr>
-              <w:t>{{</w:t>
-            </w:r>
-            <w:proofErr w:type="spellStart"/>
-            <w:r>
-              <w:rPr>
-                <w:rFonts w:ascii="Arial" w:hAnsi="Arial" w:cs="Arial"/>
-                <w:sz w:val="16"/>
-                <w:szCs w:val="16"/>
-                <w:lang w:val="es-MX"/>
-              </w:rPr>
-              <w:t>Domicilio_CT</w:t>
-            </w:r>
-            <w:proofErr w:type="spellEnd"/>
-            <w:r>
-              <w:rPr>
-                <w:rFonts w:ascii="Arial" w:hAnsi="Arial" w:cs="Arial"/>
-                <w:sz w:val="16"/>
-                <w:szCs w:val="16"/>
-                <w:lang w:val="es-MX"/>
-              </w:rPr>
-              <w:t>}}</w:t>
-            </w:r>
-            <w:r>
-              <w:rPr>
-                <w:rFonts w:ascii="Arial" w:hAnsi="Arial" w:cs="Arial"/>
-                <w:sz w:val="16"/>
-                <w:szCs w:val="16"/>
-                <w:lang w:val="es-MX"/>
-              </w:rPr>
-              <w:t xml:space="preserve">  </w:t>
+              <w:t>{{Domicilio_CT_Techo_F}}</w:t>
             </w:r>
           </w:p>
         </w:tc>
@@ -1795,25 +1727,7 @@
                 <w:sz w:val="16"/>
                 <w:szCs w:val="16"/>
               </w:rPr>
-              <w:t>{{</w:t>
-            </w:r>
-            <w:proofErr w:type="spellStart"/>
-            <w:r>
-              <w:rPr>
-                <w:rFonts w:ascii="Arial" w:hAnsi="Arial" w:cs="Arial"/>
-                <w:sz w:val="16"/>
-                <w:szCs w:val="16"/>
-              </w:rPr>
-              <w:t>Poblacion</w:t>
-            </w:r>
-            <w:proofErr w:type="spellEnd"/>
-            <w:r>
-              <w:rPr>
-                <w:rFonts w:ascii="Arial" w:hAnsi="Arial" w:cs="Arial"/>
-                <w:sz w:val="16"/>
-                <w:szCs w:val="16"/>
-              </w:rPr>
-              <w:t>}}</w:t>
+              <w:t>{{Poblacion_Techo_F}}</w:t>
             </w:r>
             <w:r>
               <w:rPr>
@@ -1944,7 +1858,6 @@
               </w:rPr>
               <w:t>{{</w:t>
             </w:r>
-            <w:proofErr w:type="spellStart"/>
             <w:r>
               <w:rPr>
                 <w:rFonts w:ascii="Arial" w:hAnsi="Arial" w:cs="Arial"/>
@@ -1953,7 +1866,6 @@
               </w:rPr>
               <w:t>T_Movimiento</w:t>
             </w:r>
-            <w:proofErr w:type="spellEnd"/>
             <w:r>
               <w:rPr>
                 <w:rFonts w:ascii="Arial" w:hAnsi="Arial" w:cs="Arial"/>
@@ -2478,34 +2390,34 @@
         <w:tblLook w:val="0000" w:firstRow="0" w:lastRow="0" w:firstColumn="0" w:lastColumn="0" w:noHBand="0" w:noVBand="0"/>
       </w:tblPr>
       <w:tblGrid>
-        <w:gridCol w:w="801"/>
-        <w:gridCol w:w="172"/>
-        <w:gridCol w:w="172"/>
-        <w:gridCol w:w="173"/>
-        <w:gridCol w:w="170"/>
-        <w:gridCol w:w="109"/>
-        <w:gridCol w:w="235"/>
-        <w:gridCol w:w="1033"/>
-        <w:gridCol w:w="164"/>
-        <w:gridCol w:w="350"/>
-        <w:gridCol w:w="751"/>
-        <w:gridCol w:w="112"/>
-        <w:gridCol w:w="325"/>
-        <w:gridCol w:w="332"/>
-        <w:gridCol w:w="658"/>
-        <w:gridCol w:w="214"/>
-        <w:gridCol w:w="93"/>
-        <w:gridCol w:w="550"/>
-        <w:gridCol w:w="175"/>
-        <w:gridCol w:w="172"/>
-        <w:gridCol w:w="574"/>
-        <w:gridCol w:w="153"/>
-        <w:gridCol w:w="265"/>
-        <w:gridCol w:w="83"/>
-        <w:gridCol w:w="106"/>
-        <w:gridCol w:w="784"/>
-        <w:gridCol w:w="232"/>
-        <w:gridCol w:w="365"/>
+        <w:gridCol w:w="661"/>
+        <w:gridCol w:w="166"/>
+        <w:gridCol w:w="165"/>
+        <w:gridCol w:w="171"/>
+        <w:gridCol w:w="169"/>
+        <w:gridCol w:w="140"/>
+        <w:gridCol w:w="201"/>
+        <w:gridCol w:w="874"/>
+        <w:gridCol w:w="159"/>
+        <w:gridCol w:w="305"/>
+        <w:gridCol w:w="621"/>
+        <w:gridCol w:w="140"/>
+        <w:gridCol w:w="404"/>
+        <w:gridCol w:w="434"/>
+        <w:gridCol w:w="831"/>
+        <w:gridCol w:w="198"/>
+        <w:gridCol w:w="140"/>
+        <w:gridCol w:w="426"/>
+        <w:gridCol w:w="168"/>
+        <w:gridCol w:w="165"/>
+        <w:gridCol w:w="785"/>
+        <w:gridCol w:w="231"/>
+        <w:gridCol w:w="378"/>
+        <w:gridCol w:w="140"/>
+        <w:gridCol w:w="140"/>
+        <w:gridCol w:w="618"/>
+        <w:gridCol w:w="212"/>
+        <w:gridCol w:w="317"/>
       </w:tblGrid>
       <w:tr>
         <w:trPr>
@@ -2572,7 +2484,6 @@
               </w:rPr>
               <w:t>{{</w:t>
             </w:r>
-            <w:proofErr w:type="spellStart"/>
             <w:r>
               <w:rPr>
                 <w:rFonts w:ascii="Arial" w:hAnsi="Arial" w:cs="Arial"/>
@@ -2581,7 +2492,6 @@
               </w:rPr>
               <w:t>Nombre_Interino</w:t>
             </w:r>
-            <w:proofErr w:type="spellEnd"/>
             <w:r>
               <w:rPr>
                 <w:rFonts w:ascii="Arial" w:hAnsi="Arial" w:cs="Arial"/>
@@ -2658,7 +2568,6 @@
               </w:rPr>
               <w:t>{{</w:t>
             </w:r>
-            <w:proofErr w:type="spellStart"/>
             <w:r>
               <w:rPr>
                 <w:rFonts w:ascii="Arial" w:hAnsi="Arial" w:cs="Arial"/>
@@ -2667,7 +2576,6 @@
               </w:rPr>
               <w:t>CURP_Interino</w:t>
             </w:r>
-            <w:proofErr w:type="spellEnd"/>
             <w:r>
               <w:rPr>
                 <w:rFonts w:ascii="Arial" w:hAnsi="Arial" w:cs="Arial"/>
@@ -2740,7 +2648,6 @@
               </w:rPr>
               <w:t>{{</w:t>
             </w:r>
-            <w:proofErr w:type="spellStart"/>
             <w:r>
               <w:rPr>
                 <w:rFonts w:ascii="Arial" w:hAnsi="Arial" w:cs="Arial"/>
@@ -2749,7 +2656,6 @@
               </w:rPr>
               <w:t>RFC_Interino</w:t>
             </w:r>
-            <w:proofErr w:type="spellEnd"/>
             <w:r>
               <w:rPr>
                 <w:rFonts w:ascii="Arial" w:hAnsi="Arial" w:cs="Arial"/>
@@ -3127,7 +3033,6 @@
               </w:rPr>
               <w:t>{{</w:t>
             </w:r>
-            <w:proofErr w:type="spellStart"/>
             <w:r>
               <w:rPr>
                 <w:rFonts w:ascii="Arial" w:hAnsi="Arial" w:cs="Arial"/>
@@ -3137,7 +3042,6 @@
               </w:rPr>
               <w:t>Dom_Particular</w:t>
             </w:r>
-            <w:proofErr w:type="spellEnd"/>
             <w:r>
               <w:rPr>
                 <w:rFonts w:ascii="Arial" w:hAnsi="Arial" w:cs="Arial"/>
@@ -3165,7 +3069,6 @@
               </w:rPr>
               <w:t>{{</w:t>
             </w:r>
-            <w:proofErr w:type="spellStart"/>
             <w:r>
               <w:rPr>
                 <w:rFonts w:ascii="Arial" w:hAnsi="Arial" w:cs="Arial"/>
@@ -3184,7 +3087,6 @@
               </w:rPr>
               <w:t>_Interino</w:t>
             </w:r>
-            <w:proofErr w:type="spellEnd"/>
             <w:r>
               <w:rPr>
                 <w:rFonts w:ascii="Arial" w:hAnsi="Arial" w:cs="Arial"/>
@@ -3263,7 +3165,6 @@
               </w:rPr>
               <w:t>{{</w:t>
             </w:r>
-            <w:proofErr w:type="spellStart"/>
             <w:r>
               <w:rPr>
                 <w:rFonts w:ascii="Arial" w:hAnsi="Arial" w:cs="Arial"/>
@@ -3288,7 +3189,6 @@
               </w:rPr>
               <w:t>Interino</w:t>
             </w:r>
-            <w:proofErr w:type="spellEnd"/>
             <w:r>
               <w:rPr>
                 <w:rFonts w:ascii="Arial" w:hAnsi="Arial" w:cs="Arial"/>
@@ -3329,7 +3229,6 @@
               </w:rPr>
               <w:t>{{</w:t>
             </w:r>
-            <w:proofErr w:type="spellStart"/>
             <w:r>
               <w:rPr>
                 <w:rFonts w:ascii="Arial" w:hAnsi="Arial" w:cs="Arial"/>
@@ -3338,7 +3237,6 @@
               </w:rPr>
               <w:t>Telefono_Interino</w:t>
             </w:r>
-            <w:proofErr w:type="spellEnd"/>
             <w:r>
               <w:rPr>
                 <w:rFonts w:ascii="Arial" w:hAnsi="Arial" w:cs="Arial"/>
@@ -3627,7 +3525,6 @@
               </w:rPr>
               <w:t>{{</w:t>
             </w:r>
-            <w:proofErr w:type="spellStart"/>
             <w:r>
               <w:rPr>
                 <w:rFonts w:ascii="Arial" w:hAnsi="Arial" w:cs="Arial"/>
@@ -3636,7 +3533,6 @@
               </w:rPr>
               <w:t>Presupuestal_Interino</w:t>
             </w:r>
-            <w:proofErr w:type="spellEnd"/>
             <w:r>
               <w:rPr>
                 <w:rFonts w:ascii="Arial" w:hAnsi="Arial" w:cs="Arial"/>
@@ -3889,7 +3785,6 @@
               </w:rPr>
               <w:t>{{</w:t>
             </w:r>
-            <w:proofErr w:type="spellStart"/>
             <w:r>
               <w:rPr>
                 <w:rFonts w:ascii="Arial" w:hAnsi="Arial" w:cs="Arial"/>
@@ -3898,7 +3793,6 @@
               </w:rPr>
               <w:t>Resultado_Alta</w:t>
             </w:r>
-            <w:proofErr w:type="spellEnd"/>
             <w:r>
               <w:rPr>
                 <w:rFonts w:ascii="Arial" w:hAnsi="Arial" w:cs="Arial"/>
@@ -4275,25 +4169,7 @@
                 <w:sz w:val="16"/>
                 <w:szCs w:val="16"/>
               </w:rPr>
-              <w:t>{{</w:t>
-            </w:r>
-            <w:proofErr w:type="spellStart"/>
-            <w:r>
-              <w:rPr>
-                <w:rFonts w:ascii="Arial" w:hAnsi="Arial" w:cs="Arial"/>
-                <w:sz w:val="16"/>
-                <w:szCs w:val="16"/>
-              </w:rPr>
-              <w:t>Clave_CT</w:t>
-            </w:r>
-            <w:proofErr w:type="spellEnd"/>
-            <w:r>
-              <w:rPr>
-                <w:rFonts w:ascii="Arial" w:hAnsi="Arial" w:cs="Arial"/>
-                <w:sz w:val="16"/>
-                <w:szCs w:val="16"/>
-              </w:rPr>
-              <w:t>}}</w:t>
+              <w:t>{{Clave_CT_Techo_F}}</w:t>
             </w:r>
           </w:p>
         </w:tc>
@@ -4365,25 +4241,7 @@
                 <w:sz w:val="16"/>
                 <w:szCs w:val="16"/>
               </w:rPr>
-              <w:t>{{</w:t>
-            </w:r>
-            <w:proofErr w:type="spellStart"/>
-            <w:r>
-              <w:rPr>
-                <w:rFonts w:ascii="Arial" w:hAnsi="Arial" w:cs="Arial"/>
-                <w:sz w:val="16"/>
-                <w:szCs w:val="16"/>
-              </w:rPr>
-              <w:t>Z_economica</w:t>
-            </w:r>
-            <w:proofErr w:type="spellEnd"/>
-            <w:r>
-              <w:rPr>
-                <w:rFonts w:ascii="Arial" w:hAnsi="Arial" w:cs="Arial"/>
-                <w:sz w:val="16"/>
-                <w:szCs w:val="16"/>
-              </w:rPr>
-              <w:t>}}</w:t>
+              <w:t xml:space="preserve"> {{Z_economica_Techo_F}}</w:t>
             </w:r>
           </w:p>
         </w:tc>
@@ -4455,25 +4313,7 @@
                 <w:sz w:val="16"/>
                 <w:szCs w:val="16"/>
               </w:rPr>
-              <w:t>{{</w:t>
-            </w:r>
-            <w:proofErr w:type="spellStart"/>
-            <w:r>
-              <w:rPr>
-                <w:rFonts w:ascii="Arial" w:hAnsi="Arial" w:cs="Arial"/>
-                <w:sz w:val="16"/>
-                <w:szCs w:val="16"/>
-              </w:rPr>
-              <w:t>Z_Escolar</w:t>
-            </w:r>
-            <w:proofErr w:type="spellEnd"/>
-            <w:r>
-              <w:rPr>
-                <w:rFonts w:ascii="Arial" w:hAnsi="Arial" w:cs="Arial"/>
-                <w:sz w:val="16"/>
-                <w:szCs w:val="16"/>
-              </w:rPr>
-              <w:t>}}</w:t>
+              <w:t>{{Z_Escolar_Techo_F}}</w:t>
             </w:r>
           </w:p>
         </w:tc>
@@ -4597,33 +4437,17 @@
                 <w:rFonts w:ascii="Arial" w:hAnsi="Arial" w:cs="Arial"/>
                 <w:sz w:val="16"/>
                 <w:szCs w:val="16"/>
-              </w:rPr>
-            </w:pPr>
-            <w:r>
-              <w:rPr>
-                <w:rFonts w:ascii="Arial" w:hAnsi="Arial" w:cs="Arial"/>
-                <w:sz w:val="16"/>
-                <w:szCs w:val="16"/>
-              </w:rPr>
-              <w:t>{{</w:t>
-            </w:r>
-            <w:proofErr w:type="spellStart"/>
-            <w:r>
-              <w:rPr>
-                <w:rFonts w:ascii="Arial" w:hAnsi="Arial" w:cs="Arial"/>
-                <w:sz w:val="16"/>
-                <w:szCs w:val="16"/>
-              </w:rPr>
-              <w:t>Nombre_CT</w:t>
-            </w:r>
-            <w:proofErr w:type="spellEnd"/>
-            <w:r>
-              <w:rPr>
-                <w:rFonts w:ascii="Arial" w:hAnsi="Arial" w:cs="Arial"/>
-                <w:sz w:val="16"/>
-                <w:szCs w:val="16"/>
-              </w:rPr>
-              <w:t>}}</w:t>
+                <w:lang w:val="en-US"/>
+              </w:rPr>
+            </w:pPr>
+            <w:r>
+              <w:rPr>
+                <w:rFonts w:ascii="Arial" w:hAnsi="Arial" w:cs="Arial"/>
+                <w:sz w:val="16"/>
+                <w:szCs w:val="16"/>
+                <w:lang w:val="en-US"/>
+              </w:rPr>
+              <w:t>{{Nom_CT_Techo_F_Completo}}</w:t>
             </w:r>
           </w:p>
         </w:tc>
@@ -4694,27 +4518,7 @@
                 <w:szCs w:val="16"/>
                 <w:lang w:val="es-MX"/>
               </w:rPr>
-              <w:t>{{</w:t>
-            </w:r>
-            <w:proofErr w:type="spellStart"/>
-            <w:r>
-              <w:rPr>
-                <w:rFonts w:ascii="Arial" w:hAnsi="Arial" w:cs="Arial"/>
-                <w:sz w:val="16"/>
-                <w:szCs w:val="16"/>
-                <w:lang w:val="es-MX"/>
-              </w:rPr>
-              <w:t>Domicilio_CT</w:t>
-            </w:r>
-            <w:proofErr w:type="spellEnd"/>
-            <w:r>
-              <w:rPr>
-                <w:rFonts w:ascii="Arial" w:hAnsi="Arial" w:cs="Arial"/>
-                <w:sz w:val="16"/>
-                <w:szCs w:val="16"/>
-                <w:lang w:val="es-MX"/>
-              </w:rPr>
-              <w:t>}}</w:t>
+              <w:t>{{Domicilio_CT_Techo_F}}</w:t>
             </w:r>
           </w:p>
         </w:tc>
@@ -4783,25 +4587,7 @@
                 <w:sz w:val="16"/>
                 <w:szCs w:val="16"/>
               </w:rPr>
-              <w:t>{{</w:t>
-            </w:r>
-            <w:proofErr w:type="spellStart"/>
-            <w:r>
-              <w:rPr>
-                <w:rFonts w:ascii="Arial" w:hAnsi="Arial" w:cs="Arial"/>
-                <w:sz w:val="16"/>
-                <w:szCs w:val="16"/>
-              </w:rPr>
-              <w:t>Poblacion</w:t>
-            </w:r>
-            <w:proofErr w:type="spellEnd"/>
-            <w:r>
-              <w:rPr>
-                <w:rFonts w:ascii="Arial" w:hAnsi="Arial" w:cs="Arial"/>
-                <w:sz w:val="16"/>
-                <w:szCs w:val="16"/>
-              </w:rPr>
-              <w:t>}}</w:t>
+              <w:t>{{Poblacion_Techo_F}}</w:t>
             </w:r>
             <w:r>
               <w:rPr>
@@ -4994,7 +4780,6 @@
         </w:rPr>
         <w:t>{{</w:t>
       </w:r>
-      <w:proofErr w:type="spellStart"/>
       <w:r>
         <w:rPr>
           <w:rFonts w:ascii="Arial" w:hAnsi="Arial" w:cs="Arial"/>
@@ -5004,7 +4789,6 @@
         </w:rPr>
         <w:t>No_Prel</w:t>
       </w:r>
-      <w:proofErr w:type="spellEnd"/>
       <w:r>
         <w:rPr>
           <w:rFonts w:ascii="Arial" w:hAnsi="Arial" w:cs="Arial"/>
@@ -5069,7 +4853,6 @@
         </w:rPr>
         <w:t>{{</w:t>
       </w:r>
-      <w:proofErr w:type="spellStart"/>
       <w:r>
         <w:rPr>
           <w:rFonts w:ascii="Arial" w:hAnsi="Arial" w:cs="Arial"/>
@@ -5079,7 +4862,6 @@
         </w:rPr>
         <w:t>Folio_Prel</w:t>
       </w:r>
-      <w:proofErr w:type="spellEnd"/>
       <w:r>
         <w:rPr>
           <w:rFonts w:ascii="Arial" w:hAnsi="Arial" w:cs="Arial"/>
@@ -5126,7 +4908,6 @@
         </w:rPr>
         <w:t>{{</w:t>
       </w:r>
-      <w:proofErr w:type="spellStart"/>
       <w:r>
         <w:rPr>
           <w:rFonts w:ascii="Calibri" w:hAnsi="Calibri" w:cs="Calibri"/>
@@ -5136,7 +4917,6 @@
         </w:rPr>
         <w:t>Tipo_Val</w:t>
       </w:r>
-      <w:proofErr w:type="spellEnd"/>
       <w:r>
         <w:rPr>
           <w:rFonts w:ascii="Calibri" w:hAnsi="Calibri" w:cs="Calibri"/>
@@ -5202,40 +4982,22 @@
           <w:sz w:val="20"/>
           <w:szCs w:val="20"/>
         </w:rPr>
-        <w:t xml:space="preserve">Victoria de Durango, </w:t>
-      </w:r>
-      <w:proofErr w:type="spellStart"/>
+        <w:t xml:space="preserve">Victoria de Durango, Dgo., a </w:t>
+      </w:r>
       <w:r>
         <w:rPr>
           <w:sz w:val="20"/>
           <w:szCs w:val="20"/>
         </w:rPr>
-        <w:t>Dgo</w:t>
-      </w:r>
-      <w:proofErr w:type="spellEnd"/>
+        <w:t>{{</w:t>
+      </w:r>
       <w:r>
         <w:rPr>
           <w:sz w:val="20"/>
           <w:szCs w:val="20"/>
         </w:rPr>
-        <w:t xml:space="preserve">., a </w:t>
-      </w:r>
-      <w:r>
-        <w:rPr>
-          <w:sz w:val="20"/>
-          <w:szCs w:val="20"/>
-        </w:rPr>
-        <w:t>{{</w:t>
-      </w:r>
-      <w:proofErr w:type="spellStart"/>
-      <w:r>
-        <w:rPr>
-          <w:sz w:val="20"/>
-          <w:szCs w:val="20"/>
-        </w:rPr>
         <w:t>F_Hoy</w:t>
       </w:r>
-      <w:proofErr w:type="spellEnd"/>
       <w:r>
         <w:rPr>
           <w:sz w:val="20"/>
@@ -5336,43 +5098,13 @@
           <w:szCs w:val="16"/>
         </w:rPr>
       </w:pPr>
-      <w:proofErr w:type="spellStart"/>
       <w:r>
         <w:rPr>
           <w:rFonts w:ascii="Arial" w:hAnsi="Arial" w:cs="Arial"/>
           <w:sz w:val="16"/>
           <w:szCs w:val="16"/>
         </w:rPr>
-        <w:t>Vo</w:t>
-      </w:r>
-      <w:proofErr w:type="spellEnd"/>
-      <w:r>
-        <w:rPr>
-          <w:rFonts w:ascii="Arial" w:hAnsi="Arial" w:cs="Arial"/>
-          <w:sz w:val="16"/>
-          <w:szCs w:val="16"/>
-        </w:rPr>
-        <w:t>. Bo. del Nivel Educativo</w:t>
-      </w:r>
-    </w:p>
-    <w:p>
-      <w:pPr>
-        <w:tabs>
-          <w:tab w:val="center" w:pos="4419"/>
-        </w:tabs>
-        <w:rPr>
-          <w:rFonts w:ascii="Calibri" w:hAnsi="Calibri" w:cs="Calibri"/>
-          <w:sz w:val="18"/>
-          <w:szCs w:val="18"/>
-        </w:rPr>
-      </w:pPr>
-      <w:r>
-        <w:rPr>
-          <w:rFonts w:ascii="Arial" w:hAnsi="Arial" w:cs="Arial"/>
-          <w:sz w:val="16"/>
-          <w:szCs w:val="16"/>
-        </w:rPr>
-        <w:br w:type="page"/>
+        <w:t>Vo. Bo. del Nivel Educativo</w:t>
       </w:r>
     </w:p>
     <w:p>
@@ -5406,8 +5138,8 @@
       </w:tblPr>
       <w:tblGrid>
         <w:gridCol w:w="1716"/>
-        <w:gridCol w:w="1865"/>
-        <w:gridCol w:w="1155"/>
+        <w:gridCol w:w="1829"/>
+        <w:gridCol w:w="1191"/>
         <w:gridCol w:w="1360"/>
         <w:gridCol w:w="2127"/>
         <w:gridCol w:w="874"/>
@@ -5513,7 +5245,7 @@
         </w:tc>
         <w:tc>
           <w:tcPr>
-            <w:tcW w:w="1865" w:type="dxa"/>
+            <w:tcW w:w="1829" w:type="dxa"/>
             <w:tcBorders>
               <w:top w:val="nil"/>
               <w:left w:val="nil"/>
@@ -5551,7 +5283,7 @@
         </w:tc>
         <w:tc>
           <w:tcPr>
-            <w:tcW w:w="1155" w:type="dxa"/>
+            <w:tcW w:w="1191" w:type="dxa"/>
             <w:tcBorders>
               <w:top w:val="nil"/>
               <w:left w:val="nil"/>
@@ -5659,31 +5391,7 @@
                 <w:sz w:val="16"/>
                 <w:szCs w:val="16"/>
               </w:rPr>
-              <w:t xml:space="preserve">CATEGORIA HORAS </w:t>
-            </w:r>
-            <w:proofErr w:type="spellStart"/>
-            <w:r>
-              <w:rPr>
-                <w:rFonts w:ascii="Calibri" w:hAnsi="Calibri" w:cs="Calibri"/>
-                <w:b/>
-                <w:bCs/>
-                <w:color w:val="000000"/>
-                <w:sz w:val="16"/>
-                <w:szCs w:val="16"/>
-              </w:rPr>
-              <w:t>ó</w:t>
-            </w:r>
-            <w:proofErr w:type="spellEnd"/>
-            <w:r>
-              <w:rPr>
-                <w:rFonts w:ascii="Calibri" w:hAnsi="Calibri" w:cs="Calibri"/>
-                <w:b/>
-                <w:bCs/>
-                <w:color w:val="000000"/>
-                <w:sz w:val="16"/>
-                <w:szCs w:val="16"/>
-              </w:rPr>
-              <w:t xml:space="preserve"> PLAZA</w:t>
+              <w:t>CATEGORIA HORAS ó PLAZA</w:t>
             </w:r>
           </w:p>
         </w:tc>
@@ -5879,7 +5587,6 @@
               </w:rPr>
               <w:t>{{</w:t>
             </w:r>
-            <w:proofErr w:type="spellStart"/>
             <w:r>
               <w:rPr>
                 <w:rFonts w:ascii="Arial" w:hAnsi="Arial" w:cs="Arial"/>
@@ -5889,7 +5596,6 @@
               </w:rPr>
               <w:t>Nombre_Titular</w:t>
             </w:r>
-            <w:proofErr w:type="spellEnd"/>
             <w:r>
               <w:rPr>
                 <w:rFonts w:ascii="Arial" w:hAnsi="Arial" w:cs="Arial"/>
@@ -5903,7 +5609,7 @@
         </w:tc>
         <w:tc>
           <w:tcPr>
-            <w:tcW w:w="1865" w:type="dxa"/>
+            <w:tcW w:w="1829" w:type="dxa"/>
             <w:vMerge w:val="restart"/>
             <w:tcBorders>
               <w:top w:val="nil"/>
@@ -5933,7 +5639,6 @@
               </w:rPr>
               <w:t>{{</w:t>
             </w:r>
-            <w:proofErr w:type="spellStart"/>
             <w:r>
               <w:rPr>
                 <w:rFonts w:ascii="Arial" w:hAnsi="Arial" w:cs="Arial"/>
@@ -5942,7 +5647,6 @@
               </w:rPr>
               <w:t>T_Movimiento</w:t>
             </w:r>
-            <w:proofErr w:type="spellEnd"/>
             <w:r>
               <w:rPr>
                 <w:rFonts w:ascii="Arial" w:hAnsi="Arial" w:cs="Arial"/>
@@ -5955,7 +5659,7 @@
         </w:tc>
         <w:tc>
           <w:tcPr>
-            <w:tcW w:w="1155" w:type="dxa"/>
+            <w:tcW w:w="1191" w:type="dxa"/>
             <w:vMerge w:val="restart"/>
             <w:tcBorders>
               <w:top w:val="nil"/>
@@ -5983,25 +5687,7 @@
                 <w:sz w:val="16"/>
                 <w:szCs w:val="16"/>
               </w:rPr>
-              <w:t>{{</w:t>
-            </w:r>
-            <w:proofErr w:type="spellStart"/>
-            <w:r>
-              <w:rPr>
-                <w:rFonts w:ascii="Arial" w:hAnsi="Arial" w:cs="Arial"/>
-                <w:sz w:val="16"/>
-                <w:szCs w:val="16"/>
-              </w:rPr>
-              <w:t>Clave_CT</w:t>
-            </w:r>
-            <w:proofErr w:type="spellEnd"/>
-            <w:r>
-              <w:rPr>
-                <w:rFonts w:ascii="Arial" w:hAnsi="Arial" w:cs="Arial"/>
-                <w:sz w:val="16"/>
-                <w:szCs w:val="16"/>
-              </w:rPr>
-              <w:t>}}</w:t>
+              <w:t>{{Clave_CT_Techo_F}}</w:t>
             </w:r>
           </w:p>
         </w:tc>
@@ -6037,7 +5723,6 @@
               </w:rPr>
               <w:t>{{</w:t>
             </w:r>
-            <w:proofErr w:type="spellStart"/>
             <w:r>
               <w:rPr>
                 <w:rFonts w:ascii="Arial" w:hAnsi="Arial" w:cs="Arial"/>
@@ -6047,7 +5732,6 @@
               </w:rPr>
               <w:t>Funcion_Interino</w:t>
             </w:r>
-            <w:proofErr w:type="spellEnd"/>
             <w:r>
               <w:rPr>
                 <w:rFonts w:ascii="Arial" w:hAnsi="Arial" w:cs="Arial"/>
@@ -6092,7 +5776,6 @@
               </w:rPr>
               <w:t>{{</w:t>
             </w:r>
-            <w:proofErr w:type="spellStart"/>
             <w:r>
               <w:rPr>
                 <w:rFonts w:ascii="Arial" w:hAnsi="Arial" w:cs="Arial"/>
@@ -6102,7 +5785,6 @@
               </w:rPr>
               <w:t>Categoria_Titular</w:t>
             </w:r>
-            <w:proofErr w:type="spellEnd"/>
             <w:r>
               <w:rPr>
                 <w:rFonts w:ascii="Arial" w:hAnsi="Arial" w:cs="Arial"/>
@@ -6143,7 +5825,6 @@
               </w:rPr>
               <w:t>{{</w:t>
             </w:r>
-            <w:proofErr w:type="spellStart"/>
             <w:r>
               <w:rPr>
                 <w:rFonts w:ascii="Arial" w:hAnsi="Arial" w:cs="Arial"/>
@@ -6153,7 +5834,6 @@
               </w:rPr>
               <w:t>Presupuestal_Titular</w:t>
             </w:r>
-            <w:proofErr w:type="spellEnd"/>
             <w:r>
               <w:rPr>
                 <w:rFonts w:ascii="Arial" w:hAnsi="Arial" w:cs="Arial"/>
@@ -6405,7 +6085,7 @@
         </w:tc>
         <w:tc>
           <w:tcPr>
-            <w:tcW w:w="1865" w:type="dxa"/>
+            <w:tcW w:w="1829" w:type="dxa"/>
             <w:vMerge/>
             <w:tcBorders>
               <w:top w:val="nil"/>
@@ -6429,7 +6109,7 @@
         </w:tc>
         <w:tc>
           <w:tcPr>
-            <w:tcW w:w="1155" w:type="dxa"/>
+            <w:tcW w:w="1191" w:type="dxa"/>
             <w:vMerge/>
             <w:tcBorders>
               <w:top w:val="nil"/>
@@ -6654,7 +6334,7 @@
         </w:tc>
         <w:tc>
           <w:tcPr>
-            <w:tcW w:w="1865" w:type="dxa"/>
+            <w:tcW w:w="1829" w:type="dxa"/>
             <w:vMerge/>
             <w:tcBorders>
               <w:top w:val="nil"/>
@@ -6678,7 +6358,7 @@
         </w:tc>
         <w:tc>
           <w:tcPr>
-            <w:tcW w:w="1155" w:type="dxa"/>
+            <w:tcW w:w="1191" w:type="dxa"/>
             <w:vMerge/>
             <w:tcBorders>
               <w:top w:val="nil"/>
@@ -6900,7 +6580,7 @@
         </w:tc>
         <w:tc>
           <w:tcPr>
-            <w:tcW w:w="1865" w:type="dxa"/>
+            <w:tcW w:w="1829" w:type="dxa"/>
             <w:vMerge/>
             <w:tcBorders>
               <w:top w:val="nil"/>
@@ -6924,7 +6604,7 @@
         </w:tc>
         <w:tc>
           <w:tcPr>
-            <w:tcW w:w="1155" w:type="dxa"/>
+            <w:tcW w:w="1191" w:type="dxa"/>
             <w:vMerge/>
             <w:tcBorders>
               <w:top w:val="nil"/>
@@ -7146,7 +6826,7 @@
         </w:tc>
         <w:tc>
           <w:tcPr>
-            <w:tcW w:w="1865" w:type="dxa"/>
+            <w:tcW w:w="1829" w:type="dxa"/>
             <w:vMerge/>
             <w:tcBorders>
               <w:top w:val="nil"/>
@@ -7170,7 +6850,7 @@
         </w:tc>
         <w:tc>
           <w:tcPr>
-            <w:tcW w:w="1155" w:type="dxa"/>
+            <w:tcW w:w="1191" w:type="dxa"/>
             <w:vMerge/>
             <w:tcBorders>
               <w:top w:val="nil"/>
@@ -7392,7 +7072,7 @@
         </w:tc>
         <w:tc>
           <w:tcPr>
-            <w:tcW w:w="1865" w:type="dxa"/>
+            <w:tcW w:w="1829" w:type="dxa"/>
             <w:vMerge/>
             <w:tcBorders>
               <w:top w:val="nil"/>
@@ -7416,7 +7096,7 @@
         </w:tc>
         <w:tc>
           <w:tcPr>
-            <w:tcW w:w="1155" w:type="dxa"/>
+            <w:tcW w:w="1191" w:type="dxa"/>
             <w:vMerge/>
             <w:tcBorders>
               <w:top w:val="nil"/>
@@ -7638,7 +7318,7 @@
         </w:tc>
         <w:tc>
           <w:tcPr>
-            <w:tcW w:w="1865" w:type="dxa"/>
+            <w:tcW w:w="1829" w:type="dxa"/>
             <w:vMerge/>
             <w:tcBorders>
               <w:top w:val="nil"/>
@@ -7662,7 +7342,7 @@
         </w:tc>
         <w:tc>
           <w:tcPr>
-            <w:tcW w:w="1155" w:type="dxa"/>
+            <w:tcW w:w="1191" w:type="dxa"/>
             <w:vMerge/>
             <w:tcBorders>
               <w:top w:val="nil"/>
@@ -7884,7 +7564,7 @@
         </w:tc>
         <w:tc>
           <w:tcPr>
-            <w:tcW w:w="1865" w:type="dxa"/>
+            <w:tcW w:w="1829" w:type="dxa"/>
             <w:vMerge/>
             <w:tcBorders>
               <w:top w:val="nil"/>
@@ -7908,7 +7588,7 @@
         </w:tc>
         <w:tc>
           <w:tcPr>
-            <w:tcW w:w="1155" w:type="dxa"/>
+            <w:tcW w:w="1191" w:type="dxa"/>
             <w:vMerge/>
             <w:tcBorders>
               <w:top w:val="nil"/>
@@ -8204,7 +7884,7 @@
         </w:tc>
         <w:tc>
           <w:tcPr>
-            <w:tcW w:w="1865" w:type="dxa"/>
+            <w:tcW w:w="1829" w:type="dxa"/>
             <w:tcBorders>
               <w:top w:val="nil"/>
               <w:left w:val="nil"/>
@@ -8242,7 +7922,7 @@
         </w:tc>
         <w:tc>
           <w:tcPr>
-            <w:tcW w:w="1155" w:type="dxa"/>
+            <w:tcW w:w="1191" w:type="dxa"/>
             <w:tcBorders>
               <w:top w:val="nil"/>
               <w:left w:val="nil"/>
@@ -8350,31 +8030,7 @@
                 <w:sz w:val="16"/>
                 <w:szCs w:val="16"/>
               </w:rPr>
-              <w:t xml:space="preserve">CATEGORIA HORAS. </w:t>
-            </w:r>
-            <w:proofErr w:type="spellStart"/>
-            <w:r>
-              <w:rPr>
-                <w:rFonts w:asciiTheme="minorHAnsi" w:hAnsiTheme="minorHAnsi" w:cstheme="minorHAnsi"/>
-                <w:b/>
-                <w:bCs/>
-                <w:color w:val="000000"/>
-                <w:sz w:val="16"/>
-                <w:szCs w:val="16"/>
-              </w:rPr>
-              <w:t>ó</w:t>
-            </w:r>
-            <w:proofErr w:type="spellEnd"/>
-            <w:r>
-              <w:rPr>
-                <w:rFonts w:asciiTheme="minorHAnsi" w:hAnsiTheme="minorHAnsi" w:cstheme="minorHAnsi"/>
-                <w:b/>
-                <w:bCs/>
-                <w:color w:val="000000"/>
-                <w:sz w:val="16"/>
-                <w:szCs w:val="16"/>
-              </w:rPr>
-              <w:t xml:space="preserve"> PLAZA</w:t>
+              <w:t>CATEGORIA HORAS. ó PLAZA</w:t>
             </w:r>
           </w:p>
         </w:tc>
@@ -8584,7 +8240,6 @@
               </w:rPr>
               <w:t>{{</w:t>
             </w:r>
-            <w:proofErr w:type="spellStart"/>
             <w:r>
               <w:rPr>
                 <w:rFonts w:ascii="Arial" w:hAnsi="Arial" w:cs="Arial"/>
@@ -8593,7 +8248,6 @@
               </w:rPr>
               <w:t>Nombre_Interino</w:t>
             </w:r>
-            <w:proofErr w:type="spellEnd"/>
             <w:r>
               <w:rPr>
                 <w:rFonts w:ascii="Arial" w:hAnsi="Arial" w:cs="Arial"/>
@@ -8606,7 +8260,7 @@
         </w:tc>
         <w:tc>
           <w:tcPr>
-            <w:tcW w:w="1865" w:type="dxa"/>
+            <w:tcW w:w="1829" w:type="dxa"/>
             <w:vMerge w:val="restart"/>
             <w:tcBorders>
               <w:top w:val="nil"/>
@@ -8635,7 +8289,6 @@
               </w:rPr>
               <w:t>{{</w:t>
             </w:r>
-            <w:proofErr w:type="spellStart"/>
             <w:r>
               <w:rPr>
                 <w:rFonts w:ascii="Arial" w:hAnsi="Arial" w:cs="Arial"/>
@@ -8644,7 +8297,6 @@
               </w:rPr>
               <w:t>Resultado_Alta</w:t>
             </w:r>
-            <w:proofErr w:type="spellEnd"/>
             <w:r>
               <w:rPr>
                 <w:rFonts w:ascii="Arial" w:hAnsi="Arial" w:cs="Arial"/>
@@ -8657,7 +8309,7 @@
         </w:tc>
         <w:tc>
           <w:tcPr>
-            <w:tcW w:w="1155" w:type="dxa"/>
+            <w:tcW w:w="1191" w:type="dxa"/>
             <w:vMerge w:val="restart"/>
             <w:tcBorders>
               <w:top w:val="nil"/>
@@ -8687,33 +8339,7 @@
                 <w:sz w:val="16"/>
                 <w:szCs w:val="16"/>
               </w:rPr>
-              <w:t> </w:t>
-            </w:r>
-            <w:r>
-              <w:rPr>
-                <w:rFonts w:ascii="Arial" w:hAnsi="Arial" w:cs="Arial"/>
-                <w:sz w:val="16"/>
-                <w:szCs w:val="16"/>
-              </w:rPr>
-              <w:t>{{</w:t>
-            </w:r>
-            <w:proofErr w:type="spellStart"/>
-            <w:r>
-              <w:rPr>
-                <w:rFonts w:ascii="Arial" w:hAnsi="Arial" w:cs="Arial"/>
-                <w:sz w:val="16"/>
-                <w:szCs w:val="16"/>
-              </w:rPr>
-              <w:t>Clave_CT</w:t>
-            </w:r>
-            <w:proofErr w:type="spellEnd"/>
-            <w:r>
-              <w:rPr>
-                <w:rFonts w:ascii="Arial" w:hAnsi="Arial" w:cs="Arial"/>
-                <w:sz w:val="16"/>
-                <w:szCs w:val="16"/>
-              </w:rPr>
-              <w:t>}}</w:t>
+              <w:t>{{Clave_CT_Techo_F}}</w:t>
             </w:r>
           </w:p>
         </w:tc>
@@ -8749,7 +8375,6 @@
               </w:rPr>
               <w:t>{{</w:t>
             </w:r>
-            <w:proofErr w:type="spellStart"/>
             <w:r>
               <w:rPr>
                 <w:rFonts w:ascii="Arial" w:hAnsi="Arial" w:cs="Arial"/>
@@ -8759,7 +8384,6 @@
               </w:rPr>
               <w:t>Funcion_Interino</w:t>
             </w:r>
-            <w:proofErr w:type="spellEnd"/>
             <w:r>
               <w:rPr>
                 <w:rFonts w:ascii="Arial" w:hAnsi="Arial" w:cs="Arial"/>
@@ -8804,7 +8428,6 @@
               </w:rPr>
               <w:t>{{</w:t>
             </w:r>
-            <w:proofErr w:type="spellStart"/>
             <w:r>
               <w:rPr>
                 <w:rFonts w:ascii="Arial" w:hAnsi="Arial" w:cs="Arial"/>
@@ -8814,7 +8437,6 @@
               </w:rPr>
               <w:t>Categoria_Titular</w:t>
             </w:r>
-            <w:proofErr w:type="spellEnd"/>
             <w:r>
               <w:rPr>
                 <w:rFonts w:ascii="Arial" w:hAnsi="Arial" w:cs="Arial"/>
@@ -8855,7 +8477,6 @@
               </w:rPr>
               <w:t>{{</w:t>
             </w:r>
-            <w:proofErr w:type="spellStart"/>
             <w:r>
               <w:rPr>
                 <w:rFonts w:ascii="Arial" w:hAnsi="Arial" w:cs="Arial"/>
@@ -8865,7 +8486,6 @@
               </w:rPr>
               <w:t>Presupuestal_Interino</w:t>
             </w:r>
-            <w:proofErr w:type="spellEnd"/>
             <w:r>
               <w:rPr>
                 <w:rFonts w:ascii="Arial" w:hAnsi="Arial" w:cs="Arial"/>
@@ -9065,7 +8685,6 @@
               </w:rPr>
               <w:t>{{</w:t>
             </w:r>
-            <w:proofErr w:type="spellStart"/>
             <w:r>
               <w:rPr>
                 <w:rFonts w:ascii="Arial" w:hAnsi="Arial" w:cs="Arial"/>
@@ -9075,7 +8694,6 @@
               </w:rPr>
               <w:t>No_Prel</w:t>
             </w:r>
-            <w:proofErr w:type="spellEnd"/>
             <w:r>
               <w:rPr>
                 <w:rFonts w:ascii="Arial" w:hAnsi="Arial" w:cs="Arial"/>
@@ -9128,7 +8746,6 @@
               </w:rPr>
               <w:t>{{</w:t>
             </w:r>
-            <w:proofErr w:type="spellStart"/>
             <w:r>
               <w:rPr>
                 <w:rFonts w:ascii="Arial" w:hAnsi="Arial" w:cs="Arial"/>
@@ -9138,7 +8755,6 @@
               </w:rPr>
               <w:t>Folio_Prel</w:t>
             </w:r>
-            <w:proofErr w:type="spellEnd"/>
             <w:r>
               <w:rPr>
                 <w:rFonts w:ascii="Arial" w:hAnsi="Arial" w:cs="Arial"/>
@@ -9177,7 +8793,6 @@
               </w:rPr>
               <w:t>{{</w:t>
             </w:r>
-            <w:proofErr w:type="spellStart"/>
             <w:r>
               <w:rPr>
                 <w:rFonts w:ascii="Arial" w:hAnsi="Arial" w:cs="Arial"/>
@@ -9187,7 +8802,6 @@
               </w:rPr>
               <w:t>Tipo_Val</w:t>
             </w:r>
-            <w:proofErr w:type="spellEnd"/>
             <w:r>
               <w:rPr>
                 <w:rFonts w:ascii="Arial" w:hAnsi="Arial" w:cs="Arial"/>
@@ -9247,7 +8861,7 @@
         </w:tc>
         <w:tc>
           <w:tcPr>
-            <w:tcW w:w="1865" w:type="dxa"/>
+            <w:tcW w:w="1829" w:type="dxa"/>
             <w:vMerge/>
             <w:tcBorders>
               <w:top w:val="nil"/>
@@ -9271,7 +8885,7 @@
         </w:tc>
         <w:tc>
           <w:tcPr>
-            <w:tcW w:w="1155" w:type="dxa"/>
+            <w:tcW w:w="1191" w:type="dxa"/>
             <w:vMerge/>
             <w:tcBorders>
               <w:top w:val="nil"/>
@@ -9496,7 +9110,7 @@
         </w:tc>
         <w:tc>
           <w:tcPr>
-            <w:tcW w:w="1865" w:type="dxa"/>
+            <w:tcW w:w="1829" w:type="dxa"/>
             <w:vMerge/>
             <w:tcBorders>
               <w:top w:val="nil"/>
@@ -9520,7 +9134,7 @@
         </w:tc>
         <w:tc>
           <w:tcPr>
-            <w:tcW w:w="1155" w:type="dxa"/>
+            <w:tcW w:w="1191" w:type="dxa"/>
             <w:vMerge/>
             <w:tcBorders>
               <w:top w:val="nil"/>
@@ -9742,7 +9356,7 @@
         </w:tc>
         <w:tc>
           <w:tcPr>
-            <w:tcW w:w="1865" w:type="dxa"/>
+            <w:tcW w:w="1829" w:type="dxa"/>
             <w:vMerge/>
             <w:tcBorders>
               <w:top w:val="nil"/>
@@ -9766,7 +9380,7 @@
         </w:tc>
         <w:tc>
           <w:tcPr>
-            <w:tcW w:w="1155" w:type="dxa"/>
+            <w:tcW w:w="1191" w:type="dxa"/>
             <w:vMerge/>
             <w:tcBorders>
               <w:top w:val="nil"/>
@@ -9988,7 +9602,7 @@
         </w:tc>
         <w:tc>
           <w:tcPr>
-            <w:tcW w:w="1865" w:type="dxa"/>
+            <w:tcW w:w="1829" w:type="dxa"/>
             <w:vMerge/>
             <w:tcBorders>
               <w:top w:val="nil"/>
@@ -10012,7 +9626,7 @@
         </w:tc>
         <w:tc>
           <w:tcPr>
-            <w:tcW w:w="1155" w:type="dxa"/>
+            <w:tcW w:w="1191" w:type="dxa"/>
             <w:vMerge/>
             <w:tcBorders>
               <w:top w:val="nil"/>
@@ -10234,7 +9848,7 @@
         </w:tc>
         <w:tc>
           <w:tcPr>
-            <w:tcW w:w="1865" w:type="dxa"/>
+            <w:tcW w:w="1829" w:type="dxa"/>
             <w:vMerge/>
             <w:tcBorders>
               <w:top w:val="nil"/>
@@ -10258,7 +9872,7 @@
         </w:tc>
         <w:tc>
           <w:tcPr>
-            <w:tcW w:w="1155" w:type="dxa"/>
+            <w:tcW w:w="1191" w:type="dxa"/>
             <w:vMerge/>
             <w:tcBorders>
               <w:top w:val="nil"/>
@@ -10480,7 +10094,7 @@
         </w:tc>
         <w:tc>
           <w:tcPr>
-            <w:tcW w:w="1865" w:type="dxa"/>
+            <w:tcW w:w="1829" w:type="dxa"/>
             <w:vMerge/>
             <w:tcBorders>
               <w:top w:val="nil"/>
@@ -10504,7 +10118,7 @@
         </w:tc>
         <w:tc>
           <w:tcPr>
-            <w:tcW w:w="1155" w:type="dxa"/>
+            <w:tcW w:w="1191" w:type="dxa"/>
             <w:vMerge/>
             <w:tcBorders>
               <w:top w:val="nil"/>
@@ -10726,7 +10340,7 @@
         </w:tc>
         <w:tc>
           <w:tcPr>
-            <w:tcW w:w="1865" w:type="dxa"/>
+            <w:tcW w:w="1829" w:type="dxa"/>
             <w:vMerge/>
             <w:tcBorders>
               <w:top w:val="nil"/>
@@ -10750,7 +10364,7 @@
         </w:tc>
         <w:tc>
           <w:tcPr>
-            <w:tcW w:w="1155" w:type="dxa"/>
+            <w:tcW w:w="1191" w:type="dxa"/>
             <w:vMerge/>
             <w:tcBorders>
               <w:top w:val="nil"/>
@@ -11039,6 +10653,69 @@
               </w:rPr>
               <w:fldChar w:fldCharType="end"/>
             </w:r>
+            <w:r>
+              <w:rPr>
+                <w:rFonts w:ascii="Calibri" w:hAnsi="Calibri" w:cs="Calibri"/>
+                <w:color w:val="000000"/>
+                <w:sz w:val="16"/>
+                <w:szCs w:val="16"/>
+              </w:rPr>
+              <w:t xml:space="preserve"> SE DESEMPEÑARA EN </w:t>
+            </w:r>
+            <w:r>
+              <w:rPr>
+                <w:rFonts w:ascii="Calibri" w:hAnsi="Calibri" w:cs="Calibri"/>
+                <w:color w:val="000000"/>
+                <w:sz w:val="16"/>
+                <w:szCs w:val="16"/>
+              </w:rPr>
+              <w:t>{{Clave_CT}}</w:t>
+            </w:r>
+            <w:r>
+              <w:rPr>
+                <w:rFonts w:ascii="Calibri" w:hAnsi="Calibri" w:cs="Calibri"/>
+                <w:color w:val="000000"/>
+                <w:sz w:val="16"/>
+                <w:szCs w:val="16"/>
+              </w:rPr>
+              <w:t xml:space="preserve">  Y PARA EFECTOS DE PAGO EN LA C.T. </w:t>
+            </w:r>
+            <w:r>
+              <w:rPr>
+                <w:rFonts w:ascii="Arial" w:hAnsi="Arial" w:cs="Arial"/>
+                <w:sz w:val="20"/>
+                <w:szCs w:val="20"/>
+              </w:rPr>
+              <w:t xml:space="preserve"> </w:t>
+            </w:r>
+            <w:r>
+              <w:rPr>
+                <w:rFonts w:ascii="Arial" w:hAnsi="Arial" w:cs="Arial"/>
+                <w:sz w:val="20"/>
+                <w:szCs w:val="20"/>
+              </w:rPr>
+              <w:t>{{Clave_CT_Techo_F}}</w:t>
+            </w:r>
+            <w:r>
+              <w:rPr>
+                <w:rFonts w:ascii="Arial" w:hAnsi="Arial" w:cs="Arial"/>
+                <w:sz w:val="20"/>
+                <w:szCs w:val="20"/>
+              </w:rPr>
+              <w:t>.</w:t>
+            </w:r>
+          </w:p>
+          <w:p>
+            <w:pPr>
+              <w:rPr>
+                <w:rFonts w:ascii="Calibri" w:hAnsi="Calibri" w:cs="Calibri"/>
+                <w:color w:val="000000"/>
+                <w:sz w:val="16"/>
+                <w:szCs w:val="16"/>
+              </w:rPr>
+            </w:pPr>
+            <w:bookmarkStart w:id="6" w:name="_GoBack"/>
+            <w:bookmarkEnd w:id="6"/>
           </w:p>
           <w:p>
             <w:pPr>
@@ -11233,40 +10910,22 @@
           <w:sz w:val="20"/>
           <w:szCs w:val="20"/>
         </w:rPr>
-        <w:t xml:space="preserve">Victoria de Durango, </w:t>
-      </w:r>
-      <w:proofErr w:type="spellStart"/>
+        <w:t xml:space="preserve">Victoria de Durango, Dgo., a </w:t>
+      </w:r>
       <w:r>
         <w:rPr>
           <w:sz w:val="20"/>
           <w:szCs w:val="20"/>
         </w:rPr>
-        <w:t>Dgo</w:t>
-      </w:r>
-      <w:proofErr w:type="spellEnd"/>
+        <w:t>{{</w:t>
+      </w:r>
       <w:r>
         <w:rPr>
           <w:sz w:val="20"/>
           <w:szCs w:val="20"/>
         </w:rPr>
-        <w:t xml:space="preserve">., a </w:t>
-      </w:r>
-      <w:r>
-        <w:rPr>
-          <w:sz w:val="20"/>
-          <w:szCs w:val="20"/>
-        </w:rPr>
-        <w:t>{{</w:t>
-      </w:r>
-      <w:proofErr w:type="spellStart"/>
-      <w:r>
-        <w:rPr>
-          <w:sz w:val="20"/>
-          <w:szCs w:val="20"/>
-        </w:rPr>
         <w:t>F_Hoy</w:t>
       </w:r>
-      <w:proofErr w:type="spellEnd"/>
       <w:r>
         <w:rPr>
           <w:sz w:val="20"/>
@@ -11539,7 +11198,7 @@
               </wp:anchor>
             </w:drawing>
           </mc:Choice>
-          <mc:Fallback xmlns:cx1="http://schemas.microsoft.com/office/drawing/2015/9/8/chartex" xmlns:cx2="http://schemas.microsoft.com/office/drawing/2015/10/21/chartex" xmlns:cx3="http://schemas.microsoft.com/office/drawing/2016/5/9/chartex" xmlns:cx4="http://schemas.microsoft.com/office/drawing/2016/5/10/chartex" xmlns:cx5="http://schemas.microsoft.com/office/drawing/2016/5/11/chartex" xmlns:cx6="http://schemas.microsoft.com/office/drawing/2016/5/12/chartex" xmlns:cx7="http://schemas.microsoft.com/office/drawing/2016/5/13/chartex" xmlns:cx8="http://schemas.microsoft.com/office/drawing/2016/5/14/chartex" xmlns:aink="http://schemas.microsoft.com/office/drawing/2016/ink" xmlns:am3d="http://schemas.microsoft.com/office/drawing/2017/model3d" xmlns:oel="http://schemas.microsoft.com/office/2019/extlst" xmlns:w16cex="http://schemas.microsoft.com/office/word/2018/wordml/cex" xmlns:w16cid="http://schemas.microsoft.com/office/word/2016/wordml/cid" xmlns:w16="http://schemas.microsoft.com/office/word/2018/wordml" xmlns:w16du="http://schemas.microsoft.com/office/word/2023/wordml/word16du" xmlns:w16sdtdh="http://schemas.microsoft.com/office/word/2020/wordml/sdtdatahash">
+          <mc:Fallback xmlns:w16sdtdh="http://schemas.microsoft.com/office/word/2020/wordml/sdtdatahash" xmlns:w16du="http://schemas.microsoft.com/office/word/2023/wordml/word16du" xmlns:w16="http://schemas.microsoft.com/office/word/2018/wordml" xmlns:w16cid="http://schemas.microsoft.com/office/word/2016/wordml/cid" xmlns:w16cex="http://schemas.microsoft.com/office/word/2018/wordml/cex" xmlns:oel="http://schemas.microsoft.com/office/2019/extlst" xmlns:am3d="http://schemas.microsoft.com/office/drawing/2017/model3d" xmlns:aink="http://schemas.microsoft.com/office/drawing/2016/ink" xmlns:cx8="http://schemas.microsoft.com/office/drawing/2016/5/14/chartex" xmlns:cx7="http://schemas.microsoft.com/office/drawing/2016/5/13/chartex" xmlns:cx6="http://schemas.microsoft.com/office/drawing/2016/5/12/chartex" xmlns:cx5="http://schemas.microsoft.com/office/drawing/2016/5/11/chartex" xmlns:cx4="http://schemas.microsoft.com/office/drawing/2016/5/10/chartex" xmlns:cx3="http://schemas.microsoft.com/office/drawing/2016/5/9/chartex" xmlns:cx2="http://schemas.microsoft.com/office/drawing/2015/10/21/chartex" xmlns:cx1="http://schemas.microsoft.com/office/drawing/2015/9/8/chartex">
             <w:pict>
               <v:line w14:anchorId="735A7923" id="Conector recto 66" o:spid="_x0000_s1026" style="position:absolute;flip:y;z-index:251675648;visibility:visible;mso-wrap-style:square;mso-width-percent:0;mso-height-percent:0;mso-wrap-distance-left:9pt;mso-wrap-distance-top:0;mso-wrap-distance-right:9pt;mso-wrap-distance-bottom:0;mso-position-horizontal:absolute;mso-position-horizontal-relative:text;mso-position-vertical:absolute;mso-position-vertical-relative:text;mso-width-percent:0;mso-height-percent:0;mso-width-relative:margin;mso-height-relative:margin" from="-2.65pt,32.25pt" to="260.6pt,32.25pt" o:gfxdata="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" strokecolor="black [3200]" strokeweight=".5pt">
                 <v:stroke joinstyle="miter"/>
@@ -11642,7 +11301,7 @@
               </wp:anchor>
             </w:drawing>
           </mc:Choice>
-          <mc:Fallback xmlns:cx1="http://schemas.microsoft.com/office/drawing/2015/9/8/chartex" xmlns:cx2="http://schemas.microsoft.com/office/drawing/2015/10/21/chartex" xmlns:cx3="http://schemas.microsoft.com/office/drawing/2016/5/9/chartex" xmlns:cx4="http://schemas.microsoft.com/office/drawing/2016/5/10/chartex" xmlns:cx5="http://schemas.microsoft.com/office/drawing/2016/5/11/chartex" xmlns:cx6="http://schemas.microsoft.com/office/drawing/2016/5/12/chartex" xmlns:cx7="http://schemas.microsoft.com/office/drawing/2016/5/13/chartex" xmlns:cx8="http://schemas.microsoft.com/office/drawing/2016/5/14/chartex" xmlns:aink="http://schemas.microsoft.com/office/drawing/2016/ink" xmlns:am3d="http://schemas.microsoft.com/office/drawing/2017/model3d" xmlns:oel="http://schemas.microsoft.com/office/2019/extlst" xmlns:w16cex="http://schemas.microsoft.com/office/word/2018/wordml/cex" xmlns:w16cid="http://schemas.microsoft.com/office/word/2016/wordml/cid" xmlns:w16="http://schemas.microsoft.com/office/word/2018/wordml" xmlns:w16du="http://schemas.microsoft.com/office/word/2023/wordml/word16du" xmlns:w16sdtdh="http://schemas.microsoft.com/office/word/2020/wordml/sdtdatahash">
+          <mc:Fallback xmlns:w16sdtdh="http://schemas.microsoft.com/office/word/2020/wordml/sdtdatahash" xmlns:w16du="http://schemas.microsoft.com/office/word/2023/wordml/word16du" xmlns:w16="http://schemas.microsoft.com/office/word/2018/wordml" xmlns:w16cid="http://schemas.microsoft.com/office/word/2016/wordml/cid" xmlns:w16cex="http://schemas.microsoft.com/office/word/2018/wordml/cex" xmlns:oel="http://schemas.microsoft.com/office/2019/extlst" xmlns:am3d="http://schemas.microsoft.com/office/drawing/2017/model3d" xmlns:aink="http://schemas.microsoft.com/office/drawing/2016/ink" xmlns:cx8="http://schemas.microsoft.com/office/drawing/2016/5/14/chartex" xmlns:cx7="http://schemas.microsoft.com/office/drawing/2016/5/13/chartex" xmlns:cx6="http://schemas.microsoft.com/office/drawing/2016/5/12/chartex" xmlns:cx5="http://schemas.microsoft.com/office/drawing/2016/5/11/chartex" xmlns:cx4="http://schemas.microsoft.com/office/drawing/2016/5/10/chartex" xmlns:cx3="http://schemas.microsoft.com/office/drawing/2016/5/9/chartex" xmlns:cx2="http://schemas.microsoft.com/office/drawing/2015/10/21/chartex" xmlns:cx1="http://schemas.microsoft.com/office/drawing/2015/9/8/chartex">
             <w:pict>
               <v:line w14:anchorId="59822A56" id="Conector recto 67" o:spid="_x0000_s1026" style="position:absolute;z-index:251677696;visibility:visible;mso-wrap-style:square;mso-width-percent:0;mso-height-percent:0;mso-wrap-distance-left:9pt;mso-wrap-distance-top:0;mso-wrap-distance-right:9pt;mso-wrap-distance-bottom:0;mso-position-horizontal:absolute;mso-position-horizontal-relative:text;mso-position-vertical:absolute;mso-position-vertical-relative:text;mso-width-percent:0;mso-height-percent:0;mso-width-relative:margin;mso-height-relative:margin" from="443.15pt,23.4pt" to="656.9pt,24.15pt" o:gfxdata="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" strokecolor="black [3200]" strokeweight=".5pt">
                 <v:stroke joinstyle="miter"/>
@@ -11775,7 +11434,7 @@
           <w:szCs w:val="20"/>
         </w:rPr>
       </w:pPr>
-      <w:bookmarkStart w:id="6" w:name="_Hlk180229141"/>
+      <w:bookmarkStart w:id="7" w:name="_Hlk180229141"/>
       <w:r>
         <w:rPr>
           <w:rFonts w:ascii="Arial" w:hAnsi="Arial" w:cs="Arial"/>
@@ -11865,8 +11524,8 @@
         </w:rPr>
         <w:t>OFICIO DEE</w:t>
       </w:r>
-      <w:bookmarkStart w:id="7" w:name="FOLIO"/>
-      <w:bookmarkEnd w:id="7"/>
+      <w:bookmarkStart w:id="8" w:name="FOLIO"/>
+      <w:bookmarkEnd w:id="8"/>
       <w:r>
         <w:rPr>
           <w:rFonts w:ascii="Arial" w:hAnsi="Arial" w:cs="Arial"/>
@@ -11885,7 +11544,6 @@
         </w:rPr>
         <w:t>{{</w:t>
       </w:r>
-      <w:proofErr w:type="spellStart"/>
       <w:r>
         <w:rPr>
           <w:rFonts w:ascii="Arial" w:hAnsi="Arial" w:cs="Arial"/>
@@ -11895,7 +11553,6 @@
         </w:rPr>
         <w:t>F_OfPres</w:t>
       </w:r>
-      <w:proofErr w:type="spellEnd"/>
       <w:r>
         <w:rPr>
           <w:rFonts w:ascii="Arial" w:hAnsi="Arial" w:cs="Arial"/>
@@ -12138,40 +11795,22 @@
           <w:sz w:val="20"/>
           <w:szCs w:val="20"/>
         </w:rPr>
-        <w:t xml:space="preserve">Victoria de Durango, </w:t>
-      </w:r>
-      <w:proofErr w:type="spellStart"/>
+        <w:t xml:space="preserve">Victoria de Durango, Dgo., a </w:t>
+      </w:r>
       <w:r>
         <w:rPr>
           <w:sz w:val="20"/>
           <w:szCs w:val="20"/>
         </w:rPr>
-        <w:t>Dgo</w:t>
-      </w:r>
-      <w:proofErr w:type="spellEnd"/>
+        <w:t>{{</w:t>
+      </w:r>
       <w:r>
         <w:rPr>
           <w:sz w:val="20"/>
           <w:szCs w:val="20"/>
         </w:rPr>
-        <w:t xml:space="preserve">., a </w:t>
-      </w:r>
-      <w:r>
-        <w:rPr>
-          <w:sz w:val="20"/>
-          <w:szCs w:val="20"/>
-        </w:rPr>
-        <w:t>{{</w:t>
-      </w:r>
-      <w:proofErr w:type="spellStart"/>
-      <w:r>
-        <w:rPr>
-          <w:sz w:val="20"/>
-          <w:szCs w:val="20"/>
-        </w:rPr>
         <w:t>F_Hoy</w:t>
       </w:r>
-      <w:proofErr w:type="spellEnd"/>
       <w:r>
         <w:rPr>
           <w:sz w:val="20"/>
@@ -12222,7 +11861,6 @@
         </w:rPr>
         <w:t>{{</w:t>
       </w:r>
-      <w:proofErr w:type="spellStart"/>
       <w:r>
         <w:rPr>
           <w:rFonts w:ascii="Arial" w:hAnsi="Arial" w:cs="Arial"/>
@@ -12232,7 +11870,6 @@
         </w:rPr>
         <w:t>Nombre_Interino</w:t>
       </w:r>
-      <w:proofErr w:type="spellEnd"/>
       <w:r>
         <w:rPr>
           <w:rFonts w:ascii="Arial" w:hAnsi="Arial" w:cs="Arial"/>
@@ -12297,7 +11934,6 @@
         </w:rPr>
         <w:t>{{</w:t>
       </w:r>
-      <w:proofErr w:type="spellStart"/>
       <w:r>
         <w:rPr>
           <w:rFonts w:ascii="Arial" w:hAnsi="Arial" w:cs="Arial"/>
@@ -12307,7 +11943,6 @@
         </w:rPr>
         <w:t>RFC_Interino</w:t>
       </w:r>
-      <w:proofErr w:type="spellEnd"/>
       <w:r>
         <w:rPr>
           <w:rFonts w:ascii="Arial" w:hAnsi="Arial" w:cs="Arial"/>
@@ -12379,7 +12014,6 @@
         </w:rPr>
         <w:t>{{</w:t>
       </w:r>
-      <w:proofErr w:type="spellStart"/>
       <w:r>
         <w:rPr>
           <w:rFonts w:ascii="Arial" w:hAnsi="Arial" w:cs="Arial"/>
@@ -12389,7 +12023,6 @@
         </w:rPr>
         <w:t>Presupuestal_Interino</w:t>
       </w:r>
-      <w:proofErr w:type="spellEnd"/>
       <w:r>
         <w:rPr>
           <w:rFonts w:ascii="Arial" w:hAnsi="Arial" w:cs="Arial"/>
@@ -12487,144 +12120,64 @@
           <w:sz w:val="20"/>
           <w:szCs w:val="20"/>
         </w:rPr>
-        <w:t>Con la categoría de {{</w:t>
-      </w:r>
-      <w:proofErr w:type="spellStart"/>
+        <w:t>Con la categoría de {{Categoria_Titular}}, le notifico que a partir de esta fecha deberá presentarse</w:t>
+      </w:r>
       <w:r>
         <w:rPr>
           <w:rFonts w:ascii="Arial" w:hAnsi="Arial" w:cs="Arial"/>
           <w:sz w:val="20"/>
           <w:szCs w:val="20"/>
         </w:rPr>
-        <w:t>Categoria_Titular</w:t>
-      </w:r>
-      <w:proofErr w:type="spellEnd"/>
+        <w:t xml:space="preserve"> en el {{Nom_CT</w:t>
+      </w:r>
       <w:r>
         <w:rPr>
           <w:rFonts w:ascii="Arial" w:hAnsi="Arial" w:cs="Arial"/>
           <w:sz w:val="20"/>
           <w:szCs w:val="20"/>
         </w:rPr>
-        <w:t>}}, le notifico que a partir de esta fecha deberá presentarse en el {{</w:t>
-      </w:r>
-      <w:proofErr w:type="spellStart"/>
+        <w:t>}} con clave de centro</w:t>
+      </w:r>
       <w:r>
         <w:rPr>
           <w:rFonts w:ascii="Arial" w:hAnsi="Arial" w:cs="Arial"/>
           <w:sz w:val="20"/>
           <w:szCs w:val="20"/>
         </w:rPr>
-        <w:t>Nom_CT_Techo_F_Completo</w:t>
-      </w:r>
-      <w:proofErr w:type="spellEnd"/>
+        <w:t xml:space="preserve"> de trabajo {{Clave_CT}}, turno {{Turno</w:t>
+      </w:r>
       <w:r>
         <w:rPr>
           <w:rFonts w:ascii="Arial" w:hAnsi="Arial" w:cs="Arial"/>
           <w:sz w:val="20"/>
           <w:szCs w:val="20"/>
         </w:rPr>
-        <w:t>}} con clave de centro de trabajo {{</w:t>
-      </w:r>
-      <w:proofErr w:type="spellStart"/>
+        <w:t>}} co</w:t>
+      </w:r>
       <w:r>
         <w:rPr>
           <w:rFonts w:ascii="Arial" w:hAnsi="Arial" w:cs="Arial"/>
           <w:sz w:val="20"/>
           <w:szCs w:val="20"/>
         </w:rPr>
-        <w:t>Clave_CT_Techo_F</w:t>
-      </w:r>
-      <w:proofErr w:type="spellEnd"/>
+        <w:t>n sede en {{Domicilio_CT}}, {{Poblacion</w:t>
+      </w:r>
       <w:r>
         <w:rPr>
           <w:rFonts w:ascii="Arial" w:hAnsi="Arial" w:cs="Arial"/>
           <w:sz w:val="20"/>
           <w:szCs w:val="20"/>
         </w:rPr>
-        <w:t>}}, turno {{</w:t>
-      </w:r>
-      <w:proofErr w:type="spellStart"/>
+        <w:t>}}, DGO., donde desempeñará las funciones de {{Funcion_Interino}}. Y para efectos de pago {{Clave_CT</w:t>
+      </w:r>
       <w:r>
         <w:rPr>
           <w:rFonts w:ascii="Arial" w:hAnsi="Arial" w:cs="Arial"/>
           <w:sz w:val="20"/>
           <w:szCs w:val="20"/>
         </w:rPr>
-        <w:t>Turno_Techo_F</w:t>
-      </w:r>
-      <w:proofErr w:type="spellEnd"/>
-      <w:r>
-        <w:rPr>
-          <w:rFonts w:ascii="Arial" w:hAnsi="Arial" w:cs="Arial"/>
-          <w:sz w:val="20"/>
-          <w:szCs w:val="20"/>
-        </w:rPr>
-        <w:t>}} con sede en {{</w:t>
-      </w:r>
-      <w:proofErr w:type="spellStart"/>
-      <w:r>
-        <w:rPr>
-          <w:rFonts w:ascii="Arial" w:hAnsi="Arial" w:cs="Arial"/>
-          <w:sz w:val="20"/>
-          <w:szCs w:val="20"/>
-        </w:rPr>
-        <w:t>Domicilio_CT_Techo_F</w:t>
-      </w:r>
-      <w:proofErr w:type="spellEnd"/>
-      <w:r>
-        <w:rPr>
-          <w:rFonts w:ascii="Arial" w:hAnsi="Arial" w:cs="Arial"/>
-          <w:sz w:val="20"/>
-          <w:szCs w:val="20"/>
-        </w:rPr>
-        <w:t>}}, {{</w:t>
-      </w:r>
-      <w:proofErr w:type="spellStart"/>
-      <w:r>
-        <w:rPr>
-          <w:rFonts w:ascii="Arial" w:hAnsi="Arial" w:cs="Arial"/>
-          <w:sz w:val="20"/>
-          <w:szCs w:val="20"/>
-        </w:rPr>
-        <w:t>Poblacion_Techo_F</w:t>
-      </w:r>
-      <w:proofErr w:type="spellEnd"/>
-      <w:r>
-        <w:rPr>
-          <w:rFonts w:ascii="Arial" w:hAnsi="Arial" w:cs="Arial"/>
-          <w:sz w:val="20"/>
-          <w:szCs w:val="20"/>
-        </w:rPr>
-        <w:t>}}, DGO., donde desempeñará las funciones de {{</w:t>
-      </w:r>
-      <w:proofErr w:type="spellStart"/>
-      <w:r>
-        <w:rPr>
-          <w:rFonts w:ascii="Arial" w:hAnsi="Arial" w:cs="Arial"/>
-          <w:sz w:val="20"/>
-          <w:szCs w:val="20"/>
-        </w:rPr>
-        <w:t>Funcion_Interino</w:t>
-      </w:r>
-      <w:proofErr w:type="spellEnd"/>
-      <w:r>
-        <w:rPr>
-          <w:rFonts w:ascii="Arial" w:hAnsi="Arial" w:cs="Arial"/>
-          <w:sz w:val="20"/>
-          <w:szCs w:val="20"/>
-        </w:rPr>
-        <w:t>}}. Y para efectos de pago {{</w:t>
-      </w:r>
-      <w:proofErr w:type="spellStart"/>
-      <w:r>
-        <w:rPr>
-          <w:rFonts w:ascii="Arial" w:hAnsi="Arial" w:cs="Arial"/>
-          <w:sz w:val="20"/>
-          <w:szCs w:val="20"/>
-        </w:rPr>
-        <w:t>Clave_CT</w:t>
-      </w:r>
-      <w:proofErr w:type="spellEnd"/>
+        <w:t>_Techo_F</w:t>
+      </w:r>
       <w:r>
         <w:rPr>
           <w:rFonts w:ascii="Arial" w:hAnsi="Arial" w:cs="Arial"/>
@@ -12660,25 +12213,7 @@
           <w:sz w:val="20"/>
           <w:szCs w:val="20"/>
         </w:rPr>
-        <w:t xml:space="preserve">Exhortándole para que en esta responsabilidad se desempeñe con entusiasmo y dedicación   y al tomar posesión del cargo, deberá notificarlo por escrito a estas oficinas no excediendo de 72 </w:t>
-      </w:r>
-      <w:proofErr w:type="spellStart"/>
-      <w:r>
-        <w:rPr>
-          <w:rFonts w:ascii="Arial" w:hAnsi="Arial" w:cs="Arial"/>
-          <w:sz w:val="20"/>
-          <w:szCs w:val="20"/>
-        </w:rPr>
-        <w:t>Hrs</w:t>
-      </w:r>
-      <w:proofErr w:type="spellEnd"/>
-      <w:r>
-        <w:rPr>
-          <w:rFonts w:ascii="Arial" w:hAnsi="Arial" w:cs="Arial"/>
-          <w:sz w:val="20"/>
-          <w:szCs w:val="20"/>
-        </w:rPr>
-        <w:t>., con el visto bueno de la autoridad inmediata superior.</w:t>
+        <w:t>Exhortándole para que en esta responsabilidad se desempeñe con entusiasmo y dedicación   y al tomar posesión del cargo, deberá notificarlo por escrito a estas oficinas no excediendo de 72 Hrs., con el visto bueno de la autoridad inmediata superior.</w:t>
       </w:r>
     </w:p>
     <w:p>
@@ -12733,7 +12268,6 @@
         </w:rPr>
         <w:t>{{</w:t>
       </w:r>
-      <w:proofErr w:type="spellStart"/>
       <w:r>
         <w:rPr>
           <w:rFonts w:ascii="Arial" w:hAnsi="Arial" w:cs="Arial"/>
@@ -12742,7 +12276,6 @@
         </w:rPr>
         <w:t>T_Movimiento</w:t>
       </w:r>
-      <w:proofErr w:type="spellEnd"/>
       <w:r>
         <w:rPr>
           <w:rFonts w:ascii="Arial" w:hAnsi="Arial" w:cs="Arial"/>
@@ -12791,7 +12324,6 @@
         </w:rPr>
         <w:t>{{</w:t>
       </w:r>
-      <w:proofErr w:type="spellStart"/>
       <w:r>
         <w:rPr>
           <w:rFonts w:ascii="Arial" w:hAnsi="Arial" w:cs="Arial"/>
@@ -12800,7 +12332,6 @@
         </w:rPr>
         <w:t>Nombre_Titular</w:t>
       </w:r>
-      <w:proofErr w:type="spellEnd"/>
       <w:r>
         <w:rPr>
           <w:rFonts w:ascii="Arial" w:hAnsi="Arial" w:cs="Arial"/>
@@ -12927,26 +12458,16 @@
           <w:sz w:val="20"/>
           <w:szCs w:val="20"/>
         </w:rPr>
-        <w:t xml:space="preserve">A T E N T A M E N T </w:t>
-      </w:r>
-      <w:proofErr w:type="gramStart"/>
+        <w:t xml:space="preserve">A T E N T A M E N T E  </w:t>
+      </w:r>
       <w:r>
         <w:rPr>
           <w:rFonts w:ascii="Arial" w:hAnsi="Arial" w:cs="Arial"/>
           <w:sz w:val="20"/>
           <w:szCs w:val="20"/>
         </w:rPr>
-        <w:t xml:space="preserve">E  </w:t>
-      </w:r>
-      <w:r>
-        <w:rPr>
-          <w:rFonts w:ascii="Arial" w:hAnsi="Arial" w:cs="Arial"/>
-          <w:sz w:val="20"/>
-          <w:szCs w:val="20"/>
-        </w:rPr>
         <w:t>,</w:t>
       </w:r>
-      <w:proofErr w:type="gramEnd"/>
       <w:r>
         <w:rPr>
           <w:rFonts w:ascii="Arial" w:hAnsi="Arial" w:cs="Arial"/>
@@ -12973,79 +12494,6 @@
           <w:szCs w:val="20"/>
         </w:rPr>
       </w:pPr>
-    </w:p>
-    <w:p>
-      <w:pPr>
-        <w:jc w:val="both"/>
-        <w:rPr>
-          <w:sz w:val="20"/>
-          <w:szCs w:val="20"/>
-        </w:rPr>
-      </w:pPr>
-      <w:r>
-        <w:rPr>
-          <w:sz w:val="20"/>
-          <w:szCs w:val="20"/>
-        </w:rPr>
-        <w:t>...presentarse en el {{</w:t>
-      </w:r>
-      <w:proofErr w:type="spellStart"/>
-      <w:r>
-        <w:rPr>
-          <w:sz w:val="20"/>
-          <w:szCs w:val="20"/>
-        </w:rPr>
-        <w:t>Nombre_CT</w:t>
-      </w:r>
-      <w:proofErr w:type="spellEnd"/>
-      <w:r>
-        <w:rPr>
-          <w:sz w:val="20"/>
-          <w:szCs w:val="20"/>
-        </w:rPr>
-        <w:t>}} con clave de centro de trabajo {{</w:t>
-      </w:r>
-      <w:proofErr w:type="spellStart"/>
-      <w:r>
-        <w:rPr>
-          <w:sz w:val="20"/>
-          <w:szCs w:val="20"/>
-        </w:rPr>
-        <w:t>Clave_CT</w:t>
-      </w:r>
-      <w:proofErr w:type="spellEnd"/>
-      <w:proofErr w:type="gramStart"/>
-      <w:r>
-        <w:rPr>
-          <w:sz w:val="20"/>
-          <w:szCs w:val="20"/>
-        </w:rPr>
-        <w:t>}}...</w:t>
-      </w:r>
-      <w:proofErr w:type="gramEnd"/>
-      <w:r>
-        <w:rPr>
-          <w:sz w:val="20"/>
-          <w:szCs w:val="20"/>
-        </w:rPr>
-        <w:t xml:space="preserve"> Y para efectos de pago {{</w:t>
-      </w:r>
-      <w:proofErr w:type="spellStart"/>
-      <w:r>
-        <w:rPr>
-          <w:sz w:val="20"/>
-          <w:szCs w:val="20"/>
-        </w:rPr>
-        <w:t>Clave_CT_Techo_F</w:t>
-      </w:r>
-      <w:proofErr w:type="spellEnd"/>
-      <w:r>
-        <w:rPr>
-          <w:sz w:val="20"/>
-          <w:szCs w:val="20"/>
-        </w:rPr>
-        <w:t>}}.</w:t>
-      </w:r>
     </w:p>
     <w:p>
       <w:pPr>
@@ -13150,25 +12598,13 @@
           <w:szCs w:val="16"/>
         </w:rPr>
       </w:pPr>
-      <w:bookmarkStart w:id="8" w:name="_GoBack"/>
-      <w:proofErr w:type="spellStart"/>
-      <w:proofErr w:type="gramStart"/>
       <w:r>
         <w:rPr>
           <w:sz w:val="16"/>
           <w:szCs w:val="16"/>
         </w:rPr>
-        <w:t>c.c.p.:C</w:t>
-      </w:r>
-      <w:proofErr w:type="spellEnd"/>
-      <w:r>
-        <w:rPr>
-          <w:sz w:val="16"/>
-          <w:szCs w:val="16"/>
-        </w:rPr>
-        <w:t>.</w:t>
-      </w:r>
-      <w:proofErr w:type="gramEnd"/>
+        <w:t>c.c.p.:C.</w:t>
+      </w:r>
       <w:r>
         <w:rPr>
           <w:sz w:val="16"/>
@@ -13212,139 +12648,80 @@
           <w:szCs w:val="16"/>
         </w:rPr>
       </w:pPr>
-      <w:proofErr w:type="spellStart"/>
       <w:r>
         <w:rPr>
           <w:sz w:val="16"/>
           <w:szCs w:val="16"/>
-          <w:lang w:val="en-US"/>
-        </w:rPr>
-        <w:t>c.c.p</w:t>
-      </w:r>
-      <w:proofErr w:type="spellEnd"/>
+        </w:rPr>
+        <w:t xml:space="preserve">c.c.p. </w:t>
+      </w:r>
       <w:r>
         <w:rPr>
           <w:sz w:val="16"/>
           <w:szCs w:val="16"/>
-          <w:lang w:val="en-US"/>
-        </w:rPr>
-        <w:t xml:space="preserve">. </w:t>
+        </w:rPr>
+        <w:t>C.</w:t>
       </w:r>
       <w:r>
         <w:rPr>
           <w:sz w:val="16"/>
           <w:szCs w:val="16"/>
-          <w:lang w:val="en-US"/>
-        </w:rPr>
-        <w:t>C.</w:t>
+        </w:rPr>
+        <w:t>{{</w:t>
       </w:r>
       <w:r>
         <w:rPr>
           <w:sz w:val="16"/>
           <w:szCs w:val="16"/>
-          <w:lang w:val="en-US"/>
-        </w:rPr>
-        <w:t>{{</w:t>
-      </w:r>
-      <w:proofErr w:type="spellStart"/>
+        </w:rPr>
+        <w:t>P_Sup</w:t>
+      </w:r>
       <w:r>
         <w:rPr>
           <w:sz w:val="16"/>
           <w:szCs w:val="16"/>
-          <w:lang w:val="en-US"/>
-        </w:rPr>
-        <w:t>P_Sup</w:t>
+        </w:rPr>
+        <w:t>}}</w:t>
       </w:r>
       <w:r>
         <w:rPr>
           <w:sz w:val="16"/>
           <w:szCs w:val="16"/>
-          <w:lang w:val="en-US"/>
-        </w:rPr>
-        <w:t>_Techo_F</w:t>
-      </w:r>
-      <w:proofErr w:type="spellEnd"/>
-      <w:proofErr w:type="gramStart"/>
+        </w:rPr>
+        <w:t xml:space="preserve"> </w:t>
+      </w:r>
       <w:r>
         <w:rPr>
           <w:sz w:val="16"/>
           <w:szCs w:val="16"/>
-          <w:lang w:val="en-US"/>
-        </w:rPr>
-        <w:t>}}</w:t>
+        </w:rPr>
+        <w:t xml:space="preserve"> </w:t>
       </w:r>
       <w:r>
         <w:rPr>
           <w:sz w:val="16"/>
           <w:szCs w:val="16"/>
-          <w:lang w:val="en-US"/>
-        </w:rPr>
-        <w:t xml:space="preserve"> </w:t>
+        </w:rPr>
+        <w:t>{{</w:t>
       </w:r>
       <w:r>
         <w:rPr>
           <w:sz w:val="16"/>
           <w:szCs w:val="16"/>
-          <w:lang w:val="en-US"/>
-        </w:rPr>
-        <w:t xml:space="preserve"> </w:t>
+        </w:rPr>
+        <w:t>Supervisor</w:t>
       </w:r>
       <w:r>
         <w:rPr>
           <w:sz w:val="16"/>
           <w:szCs w:val="16"/>
-          <w:lang w:val="en-US"/>
-        </w:rPr>
-        <w:t>{</w:t>
-      </w:r>
-      <w:proofErr w:type="gramEnd"/>
+        </w:rPr>
+        <w:t>}}</w:t>
+      </w:r>
       <w:r>
         <w:rPr>
           <w:sz w:val="16"/>
           <w:szCs w:val="16"/>
-          <w:lang w:val="en-US"/>
-        </w:rPr>
-        <w:t>{</w:t>
-      </w:r>
-      <w:proofErr w:type="spellStart"/>
-      <w:r>
-        <w:rPr>
-          <w:sz w:val="16"/>
-          <w:szCs w:val="16"/>
-          <w:lang w:val="en-US"/>
-        </w:rPr>
-        <w:t>Supervisor</w:t>
-      </w:r>
-      <w:r>
-        <w:rPr>
-          <w:sz w:val="16"/>
-          <w:szCs w:val="16"/>
-          <w:lang w:val="en-US"/>
-        </w:rPr>
-        <w:t>_Te</w:t>
-      </w:r>
-      <w:r>
-        <w:rPr>
-          <w:sz w:val="16"/>
-          <w:szCs w:val="16"/>
-          <w:lang w:val="en-US"/>
-        </w:rPr>
-        <w:t>cho_F</w:t>
-      </w:r>
-      <w:proofErr w:type="spellEnd"/>
-      <w:r>
-        <w:rPr>
-          <w:sz w:val="16"/>
-          <w:szCs w:val="16"/>
-          <w:lang w:val="en-US"/>
-        </w:rPr>
-        <w:t>}}</w:t>
-      </w:r>
-      <w:r>
-        <w:rPr>
-          <w:sz w:val="16"/>
-          <w:szCs w:val="16"/>
-          <w:lang w:val="en-US"/>
         </w:rPr>
         <w:t xml:space="preserve">.- </w:t>
       </w:r>
@@ -13377,8 +12754,6 @@
           <w:szCs w:val="16"/>
         </w:rPr>
       </w:pPr>
-      <w:proofErr w:type="spellStart"/>
-      <w:proofErr w:type="gramStart"/>
       <w:r>
         <w:rPr>
           <w:sz w:val="16"/>
@@ -13391,105 +12766,80 @@
           <w:sz w:val="16"/>
           <w:szCs w:val="16"/>
         </w:rPr>
-        <w:t>C</w:t>
-      </w:r>
-      <w:proofErr w:type="spellEnd"/>
+        <w:t>C.</w:t>
+      </w:r>
       <w:r>
         <w:rPr>
           <w:sz w:val="16"/>
           <w:szCs w:val="16"/>
         </w:rPr>
-        <w:t>.</w:t>
-      </w:r>
-      <w:proofErr w:type="gramEnd"/>
+        <w:t xml:space="preserve"> .</w:t>
+      </w:r>
       <w:r>
         <w:rPr>
           <w:sz w:val="16"/>
           <w:szCs w:val="16"/>
-          <w:lang w:val="es-MX"/>
-        </w:rPr>
-        <w:t xml:space="preserve"> .</w:t>
+        </w:rPr>
+        <w:t>{{</w:t>
       </w:r>
       <w:r>
         <w:rPr>
           <w:sz w:val="16"/>
           <w:szCs w:val="16"/>
-          <w:lang w:val="es-MX"/>
-        </w:rPr>
-        <w:t>{{</w:t>
-      </w:r>
-      <w:proofErr w:type="spellStart"/>
+        </w:rPr>
+        <w:t>P_Dir</w:t>
+      </w:r>
       <w:r>
         <w:rPr>
           <w:sz w:val="16"/>
           <w:szCs w:val="16"/>
-          <w:lang w:val="es-MX"/>
-        </w:rPr>
-        <w:t>P_Dir</w:t>
+        </w:rPr>
+        <w:t>}}</w:t>
+      </w:r>
+      <w:r>
+        <w:t xml:space="preserve"> </w:t>
       </w:r>
       <w:r>
         <w:rPr>
           <w:sz w:val="16"/>
           <w:szCs w:val="16"/>
-          <w:lang w:val="es-MX"/>
-        </w:rPr>
-        <w:t>_Techo_F</w:t>
-      </w:r>
-      <w:proofErr w:type="spellEnd"/>
+        </w:rPr>
+        <w:t>{{</w:t>
+      </w:r>
       <w:r>
         <w:rPr>
           <w:sz w:val="16"/>
           <w:szCs w:val="16"/>
-          <w:lang w:val="es-MX"/>
-        </w:rPr>
-        <w:t>}}</w:t>
-      </w:r>
-      <w:r>
-        <w:t xml:space="preserve"> </w:t>
+        </w:rPr>
+        <w:t>Director</w:t>
       </w:r>
       <w:r>
         <w:rPr>
           <w:sz w:val="16"/>
           <w:szCs w:val="16"/>
         </w:rPr>
-        <w:t>{{</w:t>
-      </w:r>
-      <w:proofErr w:type="spellStart"/>
+        <w:t>}}</w:t>
+      </w:r>
       <w:r>
         <w:rPr>
           <w:sz w:val="16"/>
           <w:szCs w:val="16"/>
         </w:rPr>
-        <w:t>Director</w:t>
+        <w:t>.</w:t>
       </w:r>
       <w:r>
         <w:rPr>
           <w:sz w:val="16"/>
           <w:szCs w:val="16"/>
         </w:rPr>
-        <w:t>_Techo_F</w:t>
-      </w:r>
-      <w:proofErr w:type="spellEnd"/>
+        <w:t xml:space="preserve">- </w:t>
+      </w:r>
       <w:r>
         <w:rPr>
           <w:sz w:val="16"/>
           <w:szCs w:val="16"/>
         </w:rPr>
-        <w:t>}}</w:t>
-      </w:r>
-      <w:r>
-        <w:rPr>
-          <w:sz w:val="16"/>
-          <w:szCs w:val="16"/>
-        </w:rPr>
-        <w:t>.</w:t>
-      </w:r>
-      <w:r>
-        <w:rPr>
-          <w:sz w:val="16"/>
-          <w:szCs w:val="16"/>
-        </w:rPr>
-        <w:t>- Director(a) del C.T.</w:t>
+        <w:t>Director(a) del C.T.</w:t>
       </w:r>
     </w:p>
     <w:p>
@@ -13500,21 +12850,12 @@
           <w:szCs w:val="16"/>
         </w:rPr>
       </w:pPr>
-      <w:proofErr w:type="spellStart"/>
       <w:r>
         <w:rPr>
           <w:sz w:val="16"/>
           <w:szCs w:val="16"/>
         </w:rPr>
-        <w:t>c.c.p</w:t>
-      </w:r>
-      <w:proofErr w:type="spellEnd"/>
-      <w:r>
-        <w:rPr>
-          <w:sz w:val="16"/>
-          <w:szCs w:val="16"/>
-        </w:rPr>
-        <w:t>.   MINUTARIO.</w:t>
+        <w:t>c.c.p.   MINUTARIO.</w:t>
       </w:r>
     </w:p>
     <w:p>
@@ -13554,26 +12895,9 @@
           <w:sz w:val="16"/>
           <w:szCs w:val="16"/>
         </w:rPr>
-        <w:t>{{</w:t>
-      </w:r>
-      <w:proofErr w:type="spellStart"/>
-      <w:r>
-        <w:rPr>
-          <w:sz w:val="16"/>
-          <w:szCs w:val="16"/>
-        </w:rPr>
-        <w:t>quienlohizo</w:t>
-      </w:r>
-      <w:proofErr w:type="spellEnd"/>
-      <w:r>
-        <w:rPr>
-          <w:sz w:val="16"/>
-          <w:szCs w:val="16"/>
-        </w:rPr>
-        <w:t>}}</w:t>
+        <w:t>{{quienlohizo}}</w:t>
       </w:r>
     </w:p>
-    <w:bookmarkEnd w:id="8"/>
     <w:p>
       <w:pPr>
         <w:jc w:val="both"/>
@@ -13583,7 +12907,7 @@
         </w:rPr>
       </w:pPr>
     </w:p>
-    <w:bookmarkEnd w:id="6"/>
+    <w:bookmarkEnd w:id="7"/>
     <w:p/>
     <w:p>
       <w:pPr>
@@ -13859,7 +13183,6 @@
               </w:rPr>
               <w:t>{{</w:t>
             </w:r>
-            <w:proofErr w:type="spellStart"/>
             <w:r>
               <w:rPr>
                 <w:rFonts w:ascii="Arial" w:hAnsi="Arial" w:cs="Arial"/>
@@ -13868,7 +13191,6 @@
               </w:rPr>
               <w:t>Nombre_Interino</w:t>
             </w:r>
-            <w:proofErr w:type="spellEnd"/>
             <w:r>
               <w:rPr>
                 <w:rFonts w:ascii="Arial" w:hAnsi="Arial" w:cs="Arial"/>
@@ -13910,7 +13232,6 @@
               </w:rPr>
               <w:t>{{</w:t>
             </w:r>
-            <w:proofErr w:type="spellStart"/>
             <w:r>
               <w:rPr>
                 <w:rFonts w:ascii="Arial" w:hAnsi="Arial" w:cs="Arial"/>
@@ -13920,7 +13241,6 @@
               </w:rPr>
               <w:t>Nombre_Titular</w:t>
             </w:r>
-            <w:proofErr w:type="spellEnd"/>
             <w:r>
               <w:rPr>
                 <w:rFonts w:ascii="Arial" w:hAnsi="Arial" w:cs="Arial"/>
@@ -13961,7 +13281,6 @@
               </w:rPr>
               <w:t>{{</w:t>
             </w:r>
-            <w:proofErr w:type="spellStart"/>
             <w:r>
               <w:rPr>
                 <w:rFonts w:ascii="Arial" w:hAnsi="Arial" w:cs="Arial"/>
@@ -13970,7 +13289,6 @@
               </w:rPr>
               <w:t>T_Movimiento</w:t>
             </w:r>
-            <w:proofErr w:type="spellEnd"/>
             <w:r>
               <w:rPr>
                 <w:rFonts w:ascii="Arial" w:hAnsi="Arial" w:cs="Arial"/>
@@ -14791,7 +14109,7 @@
               </wp:anchor>
             </w:drawing>
           </mc:Choice>
-          <mc:Fallback xmlns:cx1="http://schemas.microsoft.com/office/drawing/2015/9/8/chartex" xmlns:cx2="http://schemas.microsoft.com/office/drawing/2015/10/21/chartex" xmlns:cx3="http://schemas.microsoft.com/office/drawing/2016/5/9/chartex" xmlns:cx4="http://schemas.microsoft.com/office/drawing/2016/5/10/chartex" xmlns:cx5="http://schemas.microsoft.com/office/drawing/2016/5/11/chartex" xmlns:cx6="http://schemas.microsoft.com/office/drawing/2016/5/12/chartex" xmlns:cx7="http://schemas.microsoft.com/office/drawing/2016/5/13/chartex" xmlns:cx8="http://schemas.microsoft.com/office/drawing/2016/5/14/chartex" xmlns:aink="http://schemas.microsoft.com/office/drawing/2016/ink" xmlns:am3d="http://schemas.microsoft.com/office/drawing/2017/model3d" xmlns:oel="http://schemas.microsoft.com/office/2019/extlst" xmlns:w16cex="http://schemas.microsoft.com/office/word/2018/wordml/cex" xmlns:w16cid="http://schemas.microsoft.com/office/word/2016/wordml/cid" xmlns:w16="http://schemas.microsoft.com/office/word/2018/wordml" xmlns:w16du="http://schemas.microsoft.com/office/word/2023/wordml/word16du" xmlns:w16sdtdh="http://schemas.microsoft.com/office/word/2020/wordml/sdtdatahash">
+          <mc:Fallback xmlns:w16sdtdh="http://schemas.microsoft.com/office/word/2020/wordml/sdtdatahash" xmlns:w16du="http://schemas.microsoft.com/office/word/2023/wordml/word16du" xmlns:w16="http://schemas.microsoft.com/office/word/2018/wordml" xmlns:w16cid="http://schemas.microsoft.com/office/word/2016/wordml/cid" xmlns:w16cex="http://schemas.microsoft.com/office/word/2018/wordml/cex" xmlns:oel="http://schemas.microsoft.com/office/2019/extlst" xmlns:am3d="http://schemas.microsoft.com/office/drawing/2017/model3d" xmlns:aink="http://schemas.microsoft.com/office/drawing/2016/ink" xmlns:cx8="http://schemas.microsoft.com/office/drawing/2016/5/14/chartex" xmlns:cx7="http://schemas.microsoft.com/office/drawing/2016/5/13/chartex" xmlns:cx6="http://schemas.microsoft.com/office/drawing/2016/5/12/chartex" xmlns:cx5="http://schemas.microsoft.com/office/drawing/2016/5/11/chartex" xmlns:cx4="http://schemas.microsoft.com/office/drawing/2016/5/10/chartex" xmlns:cx3="http://schemas.microsoft.com/office/drawing/2016/5/9/chartex" xmlns:cx2="http://schemas.microsoft.com/office/drawing/2015/10/21/chartex" xmlns:cx1="http://schemas.microsoft.com/office/drawing/2015/9/8/chartex">
             <w:pict>
               <v:line w14:anchorId="3DB20B95" id="Conector recto 9" o:spid="_x0000_s1026" style="position:absolute;flip:y;z-index:251678720;visibility:visible;mso-wrap-style:square;mso-wrap-distance-left:9pt;mso-wrap-distance-top:0;mso-wrap-distance-right:9pt;mso-wrap-distance-bottom:0;mso-position-horizontal:absolute;mso-position-horizontal-relative:text;mso-position-vertical:absolute;mso-position-vertical-relative:text" from="504.35pt,11.2pt" to="618.35pt,11.95pt" o:gfxdata="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" strokecolor="black [3200]" strokeweight=".5pt">
                 <v:stroke joinstyle="miter"/>
@@ -14869,7 +14187,6 @@
         </w:rPr>
         <w:t>{{</w:t>
       </w:r>
-      <w:proofErr w:type="spellStart"/>
       <w:r>
         <w:rPr>
           <w:rFonts w:ascii="Tahoma" w:hAnsi="Tahoma" w:cs="Tahoma"/>
@@ -14880,7 +14197,6 @@
         </w:rPr>
         <w:t>F_Hoy</w:t>
       </w:r>
-      <w:proofErr w:type="spellEnd"/>
       <w:r>
         <w:rPr>
           <w:rFonts w:ascii="Tahoma" w:hAnsi="Tahoma" w:cs="Tahoma"/>
@@ -15048,7 +14364,7 @@
               <v:shape id="_x0000_i1025" type="#_x0000_t75" style="width:82.5pt;height:56.25pt">
                 <v:imagedata r:id="rId1" o:title=""/>
               </v:shape>
-              <o:OLEObject Type="Embed" ProgID="PBrush" ShapeID="_x0000_i1025" DrawAspect="Content" ObjectID="_1823253300" r:id="rId2"/>
+              <o:OLEObject Type="Embed" ProgID="PBrush" ShapeID="_x0000_i1025" DrawAspect="Content" ObjectID="_1834813761" r:id="rId2"/>
             </w:object>
           </w:r>
         </w:p>
@@ -15256,21 +14572,23 @@
     <w:r>
       <w:rPr>
         <w:noProof/>
+        <w:sz w:val="16"/>
+        <w:szCs w:val="16"/>
         <w:lang w:val="en-US" w:eastAsia="en-US"/>
       </w:rPr>
       <w:drawing>
-        <wp:anchor distT="0" distB="0" distL="114300" distR="114300" simplePos="0" relativeHeight="251670528" behindDoc="1" locked="0" layoutInCell="1" allowOverlap="1" wp14:anchorId="0943904C" wp14:editId="6043DE05">
+        <wp:anchor distT="0" distB="0" distL="114300" distR="114300" simplePos="0" relativeHeight="251670528" behindDoc="1" locked="0" layoutInCell="1" allowOverlap="1" wp14:anchorId="5E944BA4" wp14:editId="3F81528F">
           <wp:simplePos x="0" y="0"/>
-          <wp:positionH relativeFrom="column">
-            <wp:posOffset>-838200</wp:posOffset>
+          <wp:positionH relativeFrom="margin">
+            <wp:align>center</wp:align>
           </wp:positionH>
           <wp:positionV relativeFrom="paragraph">
-            <wp:posOffset>-191135</wp:posOffset>
+            <wp:posOffset>-172085</wp:posOffset>
           </wp:positionV>
-          <wp:extent cx="7353300" cy="9703727"/>
-          <wp:effectExtent l="0" t="0" r="0" b="0"/>
+          <wp:extent cx="7340279" cy="9498842"/>
+          <wp:effectExtent l="0" t="0" r="0" b="7620"/>
           <wp:wrapNone/>
-          <wp:docPr id="29" name="Imagen 29"/>
+          <wp:docPr id="1196353157" name="Imagen 2"/>
           <wp:cNvGraphicFramePr>
             <a:graphicFrameLocks xmlns:a="http://schemas.openxmlformats.org/drawingml/2006/main" noChangeAspect="1"/>
           </wp:cNvGraphicFramePr>
@@ -15278,11 +14596,11 @@
             <a:graphicData uri="http://schemas.openxmlformats.org/drawingml/2006/picture">
               <pic:pic xmlns:pic="http://schemas.openxmlformats.org/drawingml/2006/picture">
                 <pic:nvPicPr>
-                  <pic:cNvPr id="29" name="membretada oficial SEED 2025 (EDUC ESPECIAL).jpg"/>
+                  <pic:cNvPr id="1196353157" name="Imagen 1196353157"/>
                   <pic:cNvPicPr/>
                 </pic:nvPicPr>
                 <pic:blipFill>
-                  <a:blip r:embed="rId1" cstate="print">
+                  <a:blip r:embed="rId1">
                     <a:extLst>
                       <a:ext uri="{28A0092B-C50C-407E-A947-70E740481C1C}">
                         <a14:useLocalDpi xmlns:a14="http://schemas.microsoft.com/office/drawing/2010/main" val="0"/>
@@ -15296,7 +14614,7 @@
                 <pic:spPr>
                   <a:xfrm>
                     <a:off x="0" y="0"/>
-                    <a:ext cx="7353300" cy="9703727"/>
+                    <a:ext cx="7340279" cy="9498842"/>
                   </a:xfrm>
                   <a:prstGeom prst="rect">
                     <a:avLst/>
@@ -15357,7 +14675,7 @@
         <v:shape id="_x0000_s2049" type="#_x0000_t75" style="position:absolute;margin-left:-10.15pt;margin-top:-19.7pt;width:89.25pt;height:63.75pt;z-index:251666432;mso-wrap-style:tight">
           <v:imagedata r:id="rId1" o:title=""/>
         </v:shape>
-        <o:OLEObject Type="Embed" ProgID="PBrush" ShapeID="_x0000_s2049" DrawAspect="Content" ObjectID="_1823253301" r:id="rId2"/>
+        <o:OLEObject Type="Embed" ProgID="PBrush" ShapeID="_x0000_s2049" DrawAspect="Content" ObjectID="_1834813762" r:id="rId2"/>
       </w:object>
     </w:r>
   </w:p>
@@ -16739,7 +16057,7 @@
 </file>
 
 <file path=customXml/itemProps1.xml><?xml version="1.0" encoding="utf-8"?>
-<ds:datastoreItem xmlns:ds="http://schemas.openxmlformats.org/officeDocument/2006/customXml" ds:itemID="{26C8D1FE-708C-4644-B4C7-162299987E65}">
+<ds:datastoreItem xmlns:ds="http://schemas.openxmlformats.org/officeDocument/2006/customXml" ds:itemID="{D7977429-960B-4B39-8A2C-B9A9791CA1E0}">
   <ds:schemaRefs>
     <ds:schemaRef ds:uri="http://schemas.openxmlformats.org/officeDocument/2006/bibliography"/>
   </ds:schemaRefs>

--- a/gestion_escolar/templates/tramites/Plantillas/Word/REINGRESODESUBICADO.docx
+++ b/gestion_escolar/templates/tramites/Plantillas/Word/REINGRESODESUBICADO.docx
@@ -406,7 +406,7 @@
     </w:p>
     <w:tbl>
       <w:tblPr>
-        <w:tblW w:w="9161" w:type="dxa"/>
+        <w:tblW w:w="9333" w:type="dxa"/>
         <w:tblBorders>
           <w:top w:val="single" w:sz="18" w:space="0" w:color="auto"/>
           <w:left w:val="single" w:sz="18" w:space="0" w:color="auto"/>
@@ -438,8 +438,8 @@
         <w:gridCol w:w="359"/>
         <w:gridCol w:w="275"/>
         <w:gridCol w:w="89"/>
-        <w:gridCol w:w="451"/>
-        <w:gridCol w:w="41"/>
+        <w:gridCol w:w="342"/>
+        <w:gridCol w:w="150"/>
         <w:gridCol w:w="10"/>
         <w:gridCol w:w="398"/>
         <w:gridCol w:w="167"/>
@@ -451,11 +451,11 @@
         <w:gridCol w:w="366"/>
         <w:gridCol w:w="187"/>
         <w:gridCol w:w="356"/>
-        <w:gridCol w:w="95"/>
-        <w:gridCol w:w="629"/>
-        <w:gridCol w:w="91"/>
-        <w:gridCol w:w="629"/>
-        <w:gridCol w:w="1171"/>
+        <w:gridCol w:w="235"/>
+        <w:gridCol w:w="489"/>
+        <w:gridCol w:w="362"/>
+        <w:gridCol w:w="358"/>
+        <w:gridCol w:w="1343"/>
       </w:tblGrid>
       <w:tr>
         <w:trPr>
@@ -492,7 +492,7 @@
         </w:tc>
         <w:tc>
           <w:tcPr>
-            <w:tcW w:w="8376" w:type="dxa"/>
+            <w:tcW w:w="8548" w:type="dxa"/>
             <w:gridSpan w:val="34"/>
             <w:tcBorders>
               <w:top w:val="single" w:sz="18" w:space="0" w:color="auto"/>
@@ -521,6 +521,7 @@
               </w:rPr>
               <w:t>{{</w:t>
             </w:r>
+            <w:proofErr w:type="spellStart"/>
             <w:r>
               <w:rPr>
                 <w:rFonts w:ascii="Arial" w:hAnsi="Arial" w:cs="Arial"/>
@@ -530,6 +531,7 @@
               </w:rPr>
               <w:t>Nombre_Titular</w:t>
             </w:r>
+            <w:proofErr w:type="spellEnd"/>
             <w:r>
               <w:rPr>
                 <w:rFonts w:ascii="Arial" w:hAnsi="Arial" w:cs="Arial"/>
@@ -602,6 +604,7 @@
               </w:rPr>
               <w:t>{{</w:t>
             </w:r>
+            <w:proofErr w:type="spellStart"/>
             <w:r>
               <w:rPr>
                 <w:rFonts w:ascii="Arial" w:hAnsi="Arial" w:cs="Arial"/>
@@ -610,6 +613,7 @@
               </w:rPr>
               <w:t>CURP_Titular</w:t>
             </w:r>
+            <w:proofErr w:type="spellEnd"/>
             <w:r>
               <w:rPr>
                 <w:rFonts w:ascii="Arial" w:hAnsi="Arial" w:cs="Arial"/>
@@ -651,7 +655,7 @@
         </w:tc>
         <w:tc>
           <w:tcPr>
-            <w:tcW w:w="4064" w:type="dxa"/>
+            <w:tcW w:w="4236" w:type="dxa"/>
             <w:gridSpan w:val="13"/>
             <w:tcBorders>
               <w:top w:val="single" w:sz="8" w:space="0" w:color="auto"/>
@@ -678,6 +682,7 @@
               </w:rPr>
               <w:t>{{</w:t>
             </w:r>
+            <w:proofErr w:type="spellStart"/>
             <w:r>
               <w:rPr>
                 <w:rFonts w:ascii="Arial" w:hAnsi="Arial" w:cs="Arial"/>
@@ -686,6 +691,7 @@
               </w:rPr>
               <w:t>RFC_Titular</w:t>
             </w:r>
+            <w:proofErr w:type="spellEnd"/>
             <w:r>
               <w:rPr>
                 <w:rFonts w:ascii="Arial" w:hAnsi="Arial" w:cs="Arial"/>
@@ -788,7 +794,7 @@
         </w:tc>
         <w:tc>
           <w:tcPr>
-            <w:tcW w:w="3158" w:type="dxa"/>
+            <w:tcW w:w="3330" w:type="dxa"/>
             <w:gridSpan w:val="7"/>
             <w:tcBorders>
               <w:top w:val="nil"/>
@@ -814,6 +820,32 @@
                 <w:szCs w:val="16"/>
               </w:rPr>
               <w:t xml:space="preserve"> </w:t>
+            </w:r>
+            <w:r>
+              <w:rPr>
+                <w:rFonts w:ascii="Arial" w:hAnsi="Arial" w:cs="Arial"/>
+                <w:sz w:val="16"/>
+                <w:szCs w:val="16"/>
+              </w:rPr>
+              <w:t>{{</w:t>
+            </w:r>
+            <w:proofErr w:type="spellStart"/>
+            <w:r>
+              <w:rPr>
+                <w:rFonts w:ascii="Arial" w:hAnsi="Arial" w:cs="Arial"/>
+                <w:sz w:val="16"/>
+                <w:szCs w:val="16"/>
+              </w:rPr>
+              <w:t>Horas_Categoria</w:t>
+            </w:r>
+            <w:proofErr w:type="spellEnd"/>
+            <w:r>
+              <w:rPr>
+                <w:rFonts w:ascii="Arial" w:hAnsi="Arial" w:cs="Arial"/>
+                <w:sz w:val="16"/>
+                <w:szCs w:val="16"/>
+              </w:rPr>
+              <w:t>}}</w:t>
             </w:r>
           </w:p>
         </w:tc>
@@ -879,6 +911,7 @@
               </w:rPr>
               <w:t>{{</w:t>
             </w:r>
+            <w:proofErr w:type="spellStart"/>
             <w:r>
               <w:rPr>
                 <w:rFonts w:ascii="Arial" w:hAnsi="Arial" w:cs="Arial"/>
@@ -887,6 +920,7 @@
               </w:rPr>
               <w:t>Categoria_Titular</w:t>
             </w:r>
+            <w:proofErr w:type="spellEnd"/>
             <w:r>
               <w:rPr>
                 <w:rFonts w:ascii="Arial" w:hAnsi="Arial" w:cs="Arial"/>
@@ -919,13 +953,13 @@
                 <w:sz w:val="16"/>
                 <w:szCs w:val="16"/>
               </w:rPr>
-              <w:t>Asignatura:</w:t>
-            </w:r>
-          </w:p>
-        </w:tc>
-        <w:tc>
-          <w:tcPr>
-            <w:tcW w:w="3524" w:type="dxa"/>
+              <w:t>Función:</w:t>
+            </w:r>
+          </w:p>
+        </w:tc>
+        <w:tc>
+          <w:tcPr>
+            <w:tcW w:w="3696" w:type="dxa"/>
             <w:gridSpan w:val="8"/>
             <w:tcBorders>
               <w:top w:val="nil"/>
@@ -950,7 +984,25 @@
                 <w:sz w:val="16"/>
                 <w:szCs w:val="16"/>
               </w:rPr>
-              <w:t xml:space="preserve"> </w:t>
+              <w:t>{{</w:t>
+            </w:r>
+            <w:proofErr w:type="spellStart"/>
+            <w:r>
+              <w:rPr>
+                <w:rFonts w:ascii="Arial" w:hAnsi="Arial" w:cs="Arial"/>
+                <w:sz w:val="16"/>
+                <w:szCs w:val="16"/>
+              </w:rPr>
+              <w:t>Funcion_Titular</w:t>
+            </w:r>
+            <w:proofErr w:type="spellEnd"/>
+            <w:r>
+              <w:rPr>
+                <w:rFonts w:ascii="Arial" w:hAnsi="Arial" w:cs="Arial"/>
+                <w:sz w:val="16"/>
+                <w:szCs w:val="16"/>
+              </w:rPr>
+              <w:t>}}</w:t>
             </w:r>
           </w:p>
         </w:tc>
@@ -991,7 +1043,7 @@
         </w:tc>
         <w:tc>
           <w:tcPr>
-            <w:tcW w:w="7304" w:type="dxa"/>
+            <w:tcW w:w="7476" w:type="dxa"/>
             <w:gridSpan w:val="27"/>
             <w:tcBorders>
               <w:top w:val="nil"/>
@@ -1018,6 +1070,7 @@
               </w:rPr>
               <w:t>{{</w:t>
             </w:r>
+            <w:proofErr w:type="spellStart"/>
             <w:r>
               <w:rPr>
                 <w:rFonts w:ascii="Arial" w:hAnsi="Arial" w:cs="Arial"/>
@@ -1026,6 +1079,7 @@
               </w:rPr>
               <w:t>Presupuestal_Titular</w:t>
             </w:r>
+            <w:proofErr w:type="spellEnd"/>
             <w:r>
               <w:rPr>
                 <w:rFonts w:ascii="Arial" w:hAnsi="Arial" w:cs="Arial"/>
@@ -1043,7 +1097,7 @@
         </w:trPr>
         <w:tc>
           <w:tcPr>
-            <w:tcW w:w="9161" w:type="dxa"/>
+            <w:tcW w:w="9333" w:type="dxa"/>
             <w:gridSpan w:val="35"/>
             <w:tcBorders>
               <w:top w:val="nil"/>
@@ -1118,7 +1172,7 @@
         </w:tc>
         <w:tc>
           <w:tcPr>
-            <w:tcW w:w="2983" w:type="dxa"/>
+            <w:tcW w:w="2874" w:type="dxa"/>
             <w:gridSpan w:val="13"/>
             <w:tcBorders>
               <w:top w:val="single" w:sz="8" w:space="0" w:color="auto"/>
@@ -1144,13 +1198,33 @@
                 <w:szCs w:val="16"/>
                 <w:lang w:val="en-US"/>
               </w:rPr>
-              <w:t>{{Nom_CT_Techo_F_Completo}}</w:t>
-            </w:r>
-          </w:p>
-        </w:tc>
-        <w:tc>
-          <w:tcPr>
-            <w:tcW w:w="720" w:type="dxa"/>
+              <w:t>{{</w:t>
+            </w:r>
+            <w:proofErr w:type="spellStart"/>
+            <w:r>
+              <w:rPr>
+                <w:rFonts w:ascii="Arial" w:hAnsi="Arial" w:cs="Arial"/>
+                <w:sz w:val="16"/>
+                <w:szCs w:val="16"/>
+                <w:lang w:val="en-US"/>
+              </w:rPr>
+              <w:t>Nom_CT_Techo_F_Completo</w:t>
+            </w:r>
+            <w:proofErr w:type="spellEnd"/>
+            <w:r>
+              <w:rPr>
+                <w:rFonts w:ascii="Arial" w:hAnsi="Arial" w:cs="Arial"/>
+                <w:sz w:val="16"/>
+                <w:szCs w:val="16"/>
+                <w:lang w:val="en-US"/>
+              </w:rPr>
+              <w:t>}}</w:t>
+            </w:r>
+          </w:p>
+        </w:tc>
+        <w:tc>
+          <w:tcPr>
+            <w:tcW w:w="829" w:type="dxa"/>
             <w:gridSpan w:val="6"/>
             <w:tcBorders>
               <w:top w:val="single" w:sz="8" w:space="0" w:color="auto"/>
@@ -1188,7 +1262,7 @@
         </w:tc>
         <w:tc>
           <w:tcPr>
-            <w:tcW w:w="1440" w:type="dxa"/>
+            <w:tcW w:w="1580" w:type="dxa"/>
             <w:gridSpan w:val="7"/>
             <w:tcBorders>
               <w:top w:val="single" w:sz="8" w:space="0" w:color="auto"/>
@@ -1212,13 +1286,31 @@
                 <w:sz w:val="16"/>
                 <w:szCs w:val="16"/>
               </w:rPr>
-              <w:t>{{Turno_Techo_F}}</w:t>
-            </w:r>
-          </w:p>
-        </w:tc>
-        <w:tc>
-          <w:tcPr>
-            <w:tcW w:w="720" w:type="dxa"/>
+              <w:t>{{</w:t>
+            </w:r>
+            <w:proofErr w:type="spellStart"/>
+            <w:r>
+              <w:rPr>
+                <w:rFonts w:ascii="Arial" w:hAnsi="Arial" w:cs="Arial"/>
+                <w:sz w:val="16"/>
+                <w:szCs w:val="16"/>
+              </w:rPr>
+              <w:t>Turno_Techo_F</w:t>
+            </w:r>
+            <w:proofErr w:type="spellEnd"/>
+            <w:r>
+              <w:rPr>
+                <w:rFonts w:ascii="Arial" w:hAnsi="Arial" w:cs="Arial"/>
+                <w:sz w:val="16"/>
+                <w:szCs w:val="16"/>
+              </w:rPr>
+              <w:t>}}</w:t>
+            </w:r>
+          </w:p>
+        </w:tc>
+        <w:tc>
+          <w:tcPr>
+            <w:tcW w:w="851" w:type="dxa"/>
             <w:gridSpan w:val="2"/>
             <w:tcBorders>
               <w:top w:val="single" w:sz="8" w:space="0" w:color="auto"/>
@@ -1247,7 +1339,7 @@
         </w:tc>
         <w:tc>
           <w:tcPr>
-            <w:tcW w:w="1800" w:type="dxa"/>
+            <w:tcW w:w="1701" w:type="dxa"/>
             <w:gridSpan w:val="2"/>
             <w:tcBorders>
               <w:top w:val="single" w:sz="8" w:space="0" w:color="auto"/>
@@ -1272,7 +1364,25 @@
                 <w:sz w:val="16"/>
                 <w:szCs w:val="16"/>
               </w:rPr>
-              <w:t> </w:t>
+              <w:t>{{</w:t>
+            </w:r>
+            <w:proofErr w:type="spellStart"/>
+            <w:r>
+              <w:rPr>
+                <w:rFonts w:ascii="Arial" w:hAnsi="Arial" w:cs="Arial"/>
+                <w:sz w:val="16"/>
+                <w:szCs w:val="16"/>
+              </w:rPr>
+              <w:t>Horario_Turno</w:t>
+            </w:r>
+            <w:proofErr w:type="spellEnd"/>
+            <w:r>
+              <w:rPr>
+                <w:rFonts w:ascii="Arial" w:hAnsi="Arial" w:cs="Arial"/>
+                <w:sz w:val="16"/>
+                <w:szCs w:val="16"/>
+              </w:rPr>
+              <w:t>}}</w:t>
             </w:r>
           </w:p>
         </w:tc>
@@ -1337,7 +1447,25 @@
                 <w:sz w:val="16"/>
                 <w:szCs w:val="16"/>
               </w:rPr>
-              <w:t>{{Clave_CT_Techo_F}}</w:t>
+              <w:t>{{</w:t>
+            </w:r>
+            <w:proofErr w:type="spellStart"/>
+            <w:r>
+              <w:rPr>
+                <w:rFonts w:ascii="Arial" w:hAnsi="Arial" w:cs="Arial"/>
+                <w:sz w:val="16"/>
+                <w:szCs w:val="16"/>
+              </w:rPr>
+              <w:t>Clave_CT_Techo_F</w:t>
+            </w:r>
+            <w:proofErr w:type="spellEnd"/>
+            <w:r>
+              <w:rPr>
+                <w:rFonts w:ascii="Arial" w:hAnsi="Arial" w:cs="Arial"/>
+                <w:sz w:val="16"/>
+                <w:szCs w:val="16"/>
+              </w:rPr>
+              <w:t>}}</w:t>
             </w:r>
             <w:r>
               <w:rPr>
@@ -1428,6 +1556,7 @@
               </w:rPr>
               <w:t>{{</w:t>
             </w:r>
+            <w:proofErr w:type="spellStart"/>
             <w:r>
               <w:rPr>
                 <w:rFonts w:ascii="Arial" w:hAnsi="Arial" w:cs="Arial"/>
@@ -1444,6 +1573,7 @@
               </w:rPr>
               <w:t>_Techo_F</w:t>
             </w:r>
+            <w:proofErr w:type="spellEnd"/>
             <w:r>
               <w:rPr>
                 <w:rFonts w:ascii="Arial" w:hAnsi="Arial" w:cs="Arial"/>
@@ -1518,6 +1648,7 @@
               </w:rPr>
               <w:t>{{</w:t>
             </w:r>
+            <w:proofErr w:type="spellStart"/>
             <w:r>
               <w:rPr>
                 <w:rFonts w:ascii="Arial" w:hAnsi="Arial" w:cs="Arial"/>
@@ -1534,6 +1665,7 @@
               </w:rPr>
               <w:t>_Techo_F</w:t>
             </w:r>
+            <w:proofErr w:type="spellEnd"/>
             <w:r>
               <w:rPr>
                 <w:rFonts w:ascii="Arial" w:hAnsi="Arial" w:cs="Arial"/>
@@ -1572,7 +1704,7 @@
         </w:tc>
         <w:tc>
           <w:tcPr>
-            <w:tcW w:w="1171" w:type="dxa"/>
+            <w:tcW w:w="1343" w:type="dxa"/>
             <w:tcBorders>
               <w:top w:val="nil"/>
               <w:bottom w:val="single" w:sz="8" w:space="0" w:color="auto"/>
@@ -1636,7 +1768,7 @@
         </w:tc>
         <w:tc>
           <w:tcPr>
-            <w:tcW w:w="8194" w:type="dxa"/>
+            <w:tcW w:w="8366" w:type="dxa"/>
             <w:gridSpan w:val="33"/>
             <w:tcBorders>
               <w:top w:val="nil"/>
@@ -1663,7 +1795,27 @@
                 <w:szCs w:val="16"/>
                 <w:lang w:val="es-MX"/>
               </w:rPr>
-              <w:t>{{Domicilio_CT_Techo_F}}</w:t>
+              <w:t>{{</w:t>
+            </w:r>
+            <w:proofErr w:type="spellStart"/>
+            <w:r>
+              <w:rPr>
+                <w:rFonts w:ascii="Arial" w:hAnsi="Arial" w:cs="Arial"/>
+                <w:sz w:val="16"/>
+                <w:szCs w:val="16"/>
+                <w:lang w:val="es-MX"/>
+              </w:rPr>
+              <w:t>Domicilio_CT_Techo_F</w:t>
+            </w:r>
+            <w:proofErr w:type="spellEnd"/>
+            <w:r>
+              <w:rPr>
+                <w:rFonts w:ascii="Arial" w:hAnsi="Arial" w:cs="Arial"/>
+                <w:sz w:val="16"/>
+                <w:szCs w:val="16"/>
+                <w:lang w:val="es-MX"/>
+              </w:rPr>
+              <w:t>}}</w:t>
             </w:r>
           </w:p>
         </w:tc>
@@ -1727,7 +1879,25 @@
                 <w:sz w:val="16"/>
                 <w:szCs w:val="16"/>
               </w:rPr>
-              <w:t>{{Poblacion_Techo_F}}</w:t>
+              <w:t>{{</w:t>
+            </w:r>
+            <w:proofErr w:type="spellStart"/>
+            <w:r>
+              <w:rPr>
+                <w:rFonts w:ascii="Arial" w:hAnsi="Arial" w:cs="Arial"/>
+                <w:sz w:val="16"/>
+                <w:szCs w:val="16"/>
+              </w:rPr>
+              <w:t>Poblacion_Techo_F</w:t>
+            </w:r>
+            <w:proofErr w:type="spellEnd"/>
+            <w:r>
+              <w:rPr>
+                <w:rFonts w:ascii="Arial" w:hAnsi="Arial" w:cs="Arial"/>
+                <w:sz w:val="16"/>
+                <w:szCs w:val="16"/>
+              </w:rPr>
+              <w:t>}}</w:t>
             </w:r>
             <w:r>
               <w:rPr>
@@ -1767,7 +1937,7 @@
         </w:tc>
         <w:tc>
           <w:tcPr>
-            <w:tcW w:w="3694" w:type="dxa"/>
+            <w:tcW w:w="3866" w:type="dxa"/>
             <w:gridSpan w:val="10"/>
             <w:tcBorders>
               <w:top w:val="nil"/>
@@ -1858,6 +2028,7 @@
               </w:rPr>
               <w:t>{{</w:t>
             </w:r>
+            <w:proofErr w:type="spellStart"/>
             <w:r>
               <w:rPr>
                 <w:rFonts w:ascii="Arial" w:hAnsi="Arial" w:cs="Arial"/>
@@ -1866,6 +2037,7 @@
               </w:rPr>
               <w:t>T_Movimiento</w:t>
             </w:r>
+            <w:proofErr w:type="spellEnd"/>
             <w:r>
               <w:rPr>
                 <w:rFonts w:ascii="Arial" w:hAnsi="Arial" w:cs="Arial"/>
@@ -1980,7 +2152,7 @@
         </w:tc>
         <w:tc>
           <w:tcPr>
-            <w:tcW w:w="1891" w:type="dxa"/>
+            <w:tcW w:w="2063" w:type="dxa"/>
             <w:gridSpan w:val="3"/>
             <w:tcBorders>
               <w:top w:val="nil"/>
@@ -2065,7 +2237,7 @@
         </w:tc>
         <w:tc>
           <w:tcPr>
-            <w:tcW w:w="7295" w:type="dxa"/>
+            <w:tcW w:w="7467" w:type="dxa"/>
             <w:gridSpan w:val="26"/>
             <w:tcBorders>
               <w:top w:val="nil"/>
@@ -2103,7 +2275,7 @@
         </w:trPr>
         <w:tc>
           <w:tcPr>
-            <w:tcW w:w="9161" w:type="dxa"/>
+            <w:tcW w:w="9333" w:type="dxa"/>
             <w:gridSpan w:val="35"/>
             <w:tcBorders>
               <w:top w:val="nil"/>
@@ -2128,7 +2300,7 @@
       </w:tr>
       <w:tr>
         <w:trPr>
-          <w:trHeight w:val="256"/>
+          <w:trHeight w:val="60"/>
         </w:trPr>
         <w:tc>
           <w:tcPr>
@@ -2305,7 +2477,7 @@
         </w:tc>
         <w:tc>
           <w:tcPr>
-            <w:tcW w:w="3600" w:type="dxa"/>
+            <w:tcW w:w="3772" w:type="dxa"/>
             <w:gridSpan w:val="9"/>
             <w:tcBorders>
               <w:top w:val="single" w:sz="8" w:space="0" w:color="auto"/>
@@ -2382,7 +2554,7 @@
     </w:p>
     <w:tbl>
       <w:tblPr>
-        <w:tblW w:w="9191" w:type="dxa"/>
+        <w:tblW w:w="9359" w:type="dxa"/>
         <w:tblCellMar>
           <w:left w:w="70" w:type="dxa"/>
           <w:right w:w="70" w:type="dxa"/>
@@ -2390,34 +2562,25 @@
         <w:tblLook w:val="0000" w:firstRow="0" w:lastRow="0" w:firstColumn="0" w:lastColumn="0" w:noHBand="0" w:noVBand="0"/>
       </w:tblPr>
       <w:tblGrid>
-        <w:gridCol w:w="661"/>
-        <w:gridCol w:w="166"/>
-        <w:gridCol w:w="165"/>
-        <w:gridCol w:w="171"/>
-        <w:gridCol w:w="169"/>
-        <w:gridCol w:w="140"/>
-        <w:gridCol w:w="201"/>
-        <w:gridCol w:w="874"/>
-        <w:gridCol w:w="159"/>
-        <w:gridCol w:w="305"/>
-        <w:gridCol w:w="621"/>
-        <w:gridCol w:w="140"/>
-        <w:gridCol w:w="404"/>
-        <w:gridCol w:w="434"/>
-        <w:gridCol w:w="831"/>
-        <w:gridCol w:w="198"/>
-        <w:gridCol w:w="140"/>
-        <w:gridCol w:w="426"/>
-        <w:gridCol w:w="168"/>
-        <w:gridCol w:w="165"/>
-        <w:gridCol w:w="785"/>
-        <w:gridCol w:w="231"/>
-        <w:gridCol w:w="378"/>
-        <w:gridCol w:w="140"/>
-        <w:gridCol w:w="140"/>
-        <w:gridCol w:w="618"/>
-        <w:gridCol w:w="212"/>
-        <w:gridCol w:w="317"/>
+        <w:gridCol w:w="658"/>
+        <w:gridCol w:w="491"/>
+        <w:gridCol w:w="154"/>
+        <w:gridCol w:w="533"/>
+        <w:gridCol w:w="598"/>
+        <w:gridCol w:w="424"/>
+        <w:gridCol w:w="635"/>
+        <w:gridCol w:w="178"/>
+        <w:gridCol w:w="1843"/>
+        <w:gridCol w:w="222"/>
+        <w:gridCol w:w="200"/>
+        <w:gridCol w:w="286"/>
+        <w:gridCol w:w="211"/>
+        <w:gridCol w:w="797"/>
+        <w:gridCol w:w="152"/>
+        <w:gridCol w:w="718"/>
+        <w:gridCol w:w="197"/>
+        <w:gridCol w:w="643"/>
+        <w:gridCol w:w="419"/>
       </w:tblGrid>
       <w:tr>
         <w:trPr>
@@ -2425,7 +2588,8 @@
         </w:trPr>
         <w:tc>
           <w:tcPr>
-            <w:tcW w:w="801" w:type="dxa"/>
+            <w:tcW w:w="1304" w:type="dxa"/>
+            <w:gridSpan w:val="3"/>
             <w:tcBorders>
               <w:top w:val="single" w:sz="18" w:space="0" w:color="auto"/>
               <w:left w:val="single" w:sz="18" w:space="0" w:color="auto"/>
@@ -2456,8 +2620,8 @@
         </w:tc>
         <w:tc>
           <w:tcPr>
-            <w:tcW w:w="8390" w:type="dxa"/>
-            <w:gridSpan w:val="27"/>
+            <w:tcW w:w="8055" w:type="dxa"/>
+            <w:gridSpan w:val="16"/>
             <w:tcBorders>
               <w:top w:val="single" w:sz="18" w:space="0" w:color="auto"/>
               <w:left w:val="nil"/>
@@ -2484,6 +2648,7 @@
               </w:rPr>
               <w:t>{{</w:t>
             </w:r>
+            <w:proofErr w:type="spellStart"/>
             <w:r>
               <w:rPr>
                 <w:rFonts w:ascii="Arial" w:hAnsi="Arial" w:cs="Arial"/>
@@ -2492,6 +2657,7 @@
               </w:rPr>
               <w:t>Nombre_Interino</w:t>
             </w:r>
+            <w:proofErr w:type="spellEnd"/>
             <w:r>
               <w:rPr>
                 <w:rFonts w:ascii="Arial" w:hAnsi="Arial" w:cs="Arial"/>
@@ -2509,7 +2675,8 @@
         </w:trPr>
         <w:tc>
           <w:tcPr>
-            <w:tcW w:w="801" w:type="dxa"/>
+            <w:tcW w:w="1304" w:type="dxa"/>
+            <w:gridSpan w:val="3"/>
             <w:tcBorders>
               <w:top w:val="nil"/>
               <w:left w:val="single" w:sz="18" w:space="0" w:color="auto"/>
@@ -2540,8 +2707,8 @@
         </w:tc>
         <w:tc>
           <w:tcPr>
-            <w:tcW w:w="3735" w:type="dxa"/>
-            <w:gridSpan w:val="12"/>
+            <w:tcW w:w="2365" w:type="dxa"/>
+            <w:gridSpan w:val="5"/>
             <w:tcBorders>
               <w:top w:val="single" w:sz="4" w:space="0" w:color="auto"/>
               <w:left w:val="nil"/>
@@ -2568,6 +2735,7 @@
               </w:rPr>
               <w:t>{{</w:t>
             </w:r>
+            <w:proofErr w:type="spellStart"/>
             <w:r>
               <w:rPr>
                 <w:rFonts w:ascii="Arial" w:hAnsi="Arial" w:cs="Arial"/>
@@ -2576,6 +2744,7 @@
               </w:rPr>
               <w:t>CURP_Interino</w:t>
             </w:r>
+            <w:proofErr w:type="spellEnd"/>
             <w:r>
               <w:rPr>
                 <w:rFonts w:ascii="Arial" w:hAnsi="Arial" w:cs="Arial"/>
@@ -2588,8 +2757,7 @@
         </w:tc>
         <w:tc>
           <w:tcPr>
-            <w:tcW w:w="897" w:type="dxa"/>
-            <w:gridSpan w:val="2"/>
+            <w:tcW w:w="1830" w:type="dxa"/>
             <w:tcBorders>
               <w:top w:val="nil"/>
               <w:left w:val="nil"/>
@@ -2620,8 +2788,8 @@
         </w:tc>
         <w:tc>
           <w:tcPr>
-            <w:tcW w:w="3758" w:type="dxa"/>
-            <w:gridSpan w:val="13"/>
+            <w:tcW w:w="3860" w:type="dxa"/>
+            <w:gridSpan w:val="10"/>
             <w:tcBorders>
               <w:top w:val="single" w:sz="4" w:space="0" w:color="auto"/>
               <w:left w:val="nil"/>
@@ -2648,6 +2816,7 @@
               </w:rPr>
               <w:t>{{</w:t>
             </w:r>
+            <w:proofErr w:type="spellStart"/>
             <w:r>
               <w:rPr>
                 <w:rFonts w:ascii="Arial" w:hAnsi="Arial" w:cs="Arial"/>
@@ -2656,6 +2825,7 @@
               </w:rPr>
               <w:t>RFC_Interino</w:t>
             </w:r>
+            <w:proofErr w:type="spellEnd"/>
             <w:r>
               <w:rPr>
                 <w:rFonts w:ascii="Arial" w:hAnsi="Arial" w:cs="Arial"/>
@@ -2673,8 +2843,8 @@
         </w:trPr>
         <w:tc>
           <w:tcPr>
-            <w:tcW w:w="1488" w:type="dxa"/>
-            <w:gridSpan w:val="5"/>
+            <w:tcW w:w="1304" w:type="dxa"/>
+            <w:gridSpan w:val="3"/>
             <w:tcBorders>
               <w:top w:val="nil"/>
               <w:left w:val="single" w:sz="18" w:space="0" w:color="auto"/>
@@ -2699,19 +2869,19 @@
                 <w:sz w:val="16"/>
                 <w:szCs w:val="16"/>
               </w:rPr>
-              <w:t>Estado civil:</w:t>
-            </w:r>
-          </w:p>
-        </w:tc>
-        <w:tc>
-          <w:tcPr>
-            <w:tcW w:w="344" w:type="dxa"/>
-            <w:gridSpan w:val="2"/>
-            <w:tcBorders>
-              <w:top w:val="nil"/>
-              <w:left w:val="single" w:sz="4" w:space="0" w:color="auto"/>
+              <w:t>Domicilio:</w:t>
+            </w:r>
+          </w:p>
+        </w:tc>
+        <w:tc>
+          <w:tcPr>
+            <w:tcW w:w="8055" w:type="dxa"/>
+            <w:gridSpan w:val="16"/>
+            <w:tcBorders>
+              <w:top w:val="nil"/>
+              <w:left w:val="nil"/>
               <w:bottom w:val="single" w:sz="4" w:space="0" w:color="auto"/>
-              <w:right w:val="single" w:sz="4" w:space="0" w:color="auto"/>
+              <w:right w:val="single" w:sz="18" w:space="0" w:color="auto"/>
             </w:tcBorders>
             <w:shd w:val="clear" w:color="auto" w:fill="auto"/>
             <w:noWrap/>
@@ -2719,228 +2889,108 @@
           </w:tcPr>
           <w:p>
             <w:pPr>
-              <w:jc w:val="center"/>
-              <w:rPr>
-                <w:rFonts w:ascii="Arial" w:hAnsi="Arial" w:cs="Arial"/>
-                <w:sz w:val="16"/>
-                <w:szCs w:val="16"/>
-              </w:rPr>
-            </w:pPr>
-          </w:p>
-        </w:tc>
-        <w:tc>
-          <w:tcPr>
-            <w:tcW w:w="1197" w:type="dxa"/>
-            <w:gridSpan w:val="2"/>
-            <w:tcBorders>
-              <w:top w:val="nil"/>
-              <w:left w:val="nil"/>
-              <w:bottom w:val="nil"/>
-              <w:right w:val="nil"/>
-            </w:tcBorders>
-            <w:shd w:val="clear" w:color="auto" w:fill="auto"/>
-            <w:noWrap/>
-            <w:vAlign w:val="bottom"/>
-          </w:tcPr>
-          <w:p>
-            <w:pPr>
-              <w:rPr>
-                <w:rFonts w:ascii="Arial" w:hAnsi="Arial" w:cs="Arial"/>
-                <w:sz w:val="16"/>
-                <w:szCs w:val="16"/>
-              </w:rPr>
-            </w:pPr>
-            <w:r>
-              <w:rPr>
-                <w:rFonts w:ascii="Arial" w:hAnsi="Arial" w:cs="Arial"/>
-                <w:sz w:val="16"/>
-                <w:szCs w:val="16"/>
-              </w:rPr>
-              <w:t>Casado (a)</w:t>
-            </w:r>
-          </w:p>
-        </w:tc>
-        <w:tc>
-          <w:tcPr>
-            <w:tcW w:w="350" w:type="dxa"/>
-            <w:tcBorders>
-              <w:top w:val="nil"/>
-              <w:left w:val="single" w:sz="4" w:space="0" w:color="auto"/>
-              <w:bottom w:val="single" w:sz="4" w:space="0" w:color="auto"/>
-              <w:right w:val="single" w:sz="4" w:space="0" w:color="auto"/>
-            </w:tcBorders>
-            <w:shd w:val="clear" w:color="auto" w:fill="auto"/>
-            <w:noWrap/>
-            <w:vAlign w:val="bottom"/>
-          </w:tcPr>
-          <w:p>
-            <w:pPr>
-              <w:jc w:val="center"/>
-              <w:rPr>
-                <w:rFonts w:ascii="Arial" w:hAnsi="Arial" w:cs="Arial"/>
-                <w:sz w:val="16"/>
-                <w:szCs w:val="16"/>
-              </w:rPr>
-            </w:pPr>
-          </w:p>
-        </w:tc>
-        <w:tc>
-          <w:tcPr>
-            <w:tcW w:w="1458" w:type="dxa"/>
-            <w:gridSpan w:val="4"/>
-            <w:tcBorders>
-              <w:top w:val="nil"/>
-              <w:left w:val="nil"/>
-              <w:bottom w:val="nil"/>
-              <w:right w:val="nil"/>
-            </w:tcBorders>
-            <w:shd w:val="clear" w:color="auto" w:fill="auto"/>
-            <w:noWrap/>
-            <w:vAlign w:val="bottom"/>
-          </w:tcPr>
-          <w:p>
-            <w:pPr>
-              <w:rPr>
-                <w:rFonts w:ascii="Arial" w:hAnsi="Arial" w:cs="Arial"/>
-                <w:sz w:val="16"/>
-                <w:szCs w:val="16"/>
-              </w:rPr>
-            </w:pPr>
-            <w:r>
-              <w:rPr>
-                <w:rFonts w:ascii="Arial" w:hAnsi="Arial" w:cs="Arial"/>
-                <w:sz w:val="16"/>
-                <w:szCs w:val="16"/>
-              </w:rPr>
-              <w:t>Viudo (a)</w:t>
-            </w:r>
-          </w:p>
-        </w:tc>
-        <w:tc>
-          <w:tcPr>
-            <w:tcW w:w="596" w:type="dxa"/>
-            <w:tcBorders>
-              <w:top w:val="single" w:sz="4" w:space="0" w:color="auto"/>
-              <w:left w:val="single" w:sz="4" w:space="0" w:color="auto"/>
-              <w:bottom w:val="single" w:sz="4" w:space="0" w:color="auto"/>
-              <w:right w:val="single" w:sz="4" w:space="0" w:color="auto"/>
-            </w:tcBorders>
-            <w:shd w:val="clear" w:color="auto" w:fill="auto"/>
-            <w:noWrap/>
-            <w:vAlign w:val="bottom"/>
-          </w:tcPr>
-          <w:p>
-            <w:pPr>
-              <w:jc w:val="center"/>
-              <w:rPr>
-                <w:rFonts w:ascii="Arial" w:hAnsi="Arial" w:cs="Arial"/>
-                <w:sz w:val="16"/>
-                <w:szCs w:val="16"/>
-              </w:rPr>
-            </w:pPr>
-            <w:r>
-              <w:rPr>
-                <w:rFonts w:ascii="Arial" w:hAnsi="Arial" w:cs="Arial"/>
-                <w:sz w:val="16"/>
-                <w:szCs w:val="16"/>
+              <w:rPr>
+                <w:rFonts w:ascii="Arial" w:hAnsi="Arial" w:cs="Arial"/>
+                <w:sz w:val="16"/>
+                <w:szCs w:val="16"/>
+                <w:lang w:val="en-US"/>
+              </w:rPr>
+            </w:pPr>
+            <w:r>
+              <w:rPr>
+                <w:rFonts w:ascii="Arial" w:hAnsi="Arial" w:cs="Arial"/>
+                <w:sz w:val="16"/>
+                <w:szCs w:val="16"/>
+                <w:lang w:val="en-US"/>
               </w:rPr>
               <w:t xml:space="preserve"> </w:t>
             </w:r>
-          </w:p>
-        </w:tc>
-        <w:tc>
-          <w:tcPr>
-            <w:tcW w:w="1926" w:type="dxa"/>
-            <w:gridSpan w:val="7"/>
-            <w:tcBorders>
-              <w:top w:val="nil"/>
-              <w:left w:val="nil"/>
-              <w:bottom w:val="nil"/>
-              <w:right w:val="nil"/>
-            </w:tcBorders>
-            <w:shd w:val="clear" w:color="auto" w:fill="auto"/>
-            <w:noWrap/>
-            <w:vAlign w:val="bottom"/>
-          </w:tcPr>
-          <w:p>
-            <w:pPr>
-              <w:rPr>
-                <w:rFonts w:ascii="Arial" w:hAnsi="Arial" w:cs="Arial"/>
-                <w:sz w:val="16"/>
-                <w:szCs w:val="16"/>
-              </w:rPr>
-            </w:pPr>
-            <w:r>
-              <w:rPr>
-                <w:rFonts w:ascii="Arial" w:hAnsi="Arial" w:cs="Arial"/>
-                <w:sz w:val="16"/>
-                <w:szCs w:val="16"/>
-              </w:rPr>
-              <w:t>Divorciado (a)</w:t>
-            </w:r>
-          </w:p>
-        </w:tc>
-        <w:tc>
-          <w:tcPr>
-            <w:tcW w:w="263" w:type="dxa"/>
-            <w:tcBorders>
-              <w:top w:val="nil"/>
-              <w:left w:val="single" w:sz="4" w:space="0" w:color="auto"/>
-              <w:bottom w:val="single" w:sz="4" w:space="0" w:color="auto"/>
-              <w:right w:val="single" w:sz="4" w:space="0" w:color="auto"/>
-            </w:tcBorders>
-            <w:shd w:val="clear" w:color="auto" w:fill="auto"/>
-            <w:noWrap/>
-            <w:vAlign w:val="bottom"/>
-          </w:tcPr>
-          <w:p>
-            <w:pPr>
-              <w:jc w:val="center"/>
-              <w:rPr>
-                <w:rFonts w:ascii="Arial" w:hAnsi="Arial" w:cs="Arial"/>
-                <w:sz w:val="16"/>
-                <w:szCs w:val="16"/>
-              </w:rPr>
-            </w:pPr>
-            <w:r>
-              <w:rPr>
-                <w:rFonts w:ascii="Arial" w:hAnsi="Arial" w:cs="Arial"/>
-                <w:sz w:val="16"/>
-                <w:szCs w:val="16"/>
-              </w:rPr>
-              <w:t>X</w:t>
-            </w:r>
-          </w:p>
-        </w:tc>
-        <w:tc>
-          <w:tcPr>
-            <w:tcW w:w="1569" w:type="dxa"/>
-            <w:gridSpan w:val="5"/>
-            <w:tcBorders>
-              <w:top w:val="nil"/>
-              <w:left w:val="nil"/>
-              <w:bottom w:val="nil"/>
-              <w:right w:val="single" w:sz="18" w:space="0" w:color="auto"/>
-            </w:tcBorders>
-            <w:shd w:val="clear" w:color="auto" w:fill="auto"/>
-            <w:noWrap/>
-            <w:vAlign w:val="bottom"/>
-          </w:tcPr>
-          <w:p>
-            <w:pPr>
-              <w:rPr>
-                <w:rFonts w:ascii="Arial" w:hAnsi="Arial" w:cs="Arial"/>
-                <w:sz w:val="16"/>
-                <w:szCs w:val="16"/>
-              </w:rPr>
-            </w:pPr>
-            <w:r>
-              <w:rPr>
-                <w:rFonts w:ascii="Arial" w:hAnsi="Arial" w:cs="Arial"/>
-                <w:sz w:val="16"/>
-                <w:szCs w:val="16"/>
-              </w:rPr>
-              <w:t>Soltero (a)</w:t>
+            <w:bookmarkStart w:id="2" w:name="DOMICILIO_DEL_AFILIADO"/>
+            <w:r>
+              <w:rPr>
+                <w:rFonts w:ascii="Arial" w:hAnsi="Arial" w:cs="Arial"/>
+                <w:sz w:val="16"/>
+                <w:szCs w:val="16"/>
+                <w:lang w:val="en-US"/>
+              </w:rPr>
+              <w:t xml:space="preserve"> </w:t>
+            </w:r>
+            <w:bookmarkEnd w:id="2"/>
+            <w:r>
+              <w:rPr>
+                <w:rFonts w:ascii="Arial" w:hAnsi="Arial" w:cs="Arial"/>
+                <w:sz w:val="16"/>
+                <w:szCs w:val="16"/>
+                <w:lang w:val="en-US"/>
+              </w:rPr>
+              <w:t>{{</w:t>
+            </w:r>
+            <w:proofErr w:type="spellStart"/>
+            <w:r>
+              <w:rPr>
+                <w:rFonts w:ascii="Arial" w:hAnsi="Arial" w:cs="Arial"/>
+                <w:sz w:val="16"/>
+                <w:szCs w:val="16"/>
+                <w:lang w:val="en-US"/>
+              </w:rPr>
+              <w:t>Dom_Particular</w:t>
+            </w:r>
+            <w:proofErr w:type="spellEnd"/>
+            <w:r>
+              <w:rPr>
+                <w:rFonts w:ascii="Arial" w:hAnsi="Arial" w:cs="Arial"/>
+                <w:sz w:val="16"/>
+                <w:szCs w:val="16"/>
+                <w:lang w:val="en-US"/>
+              </w:rPr>
+              <w:t>}}</w:t>
+            </w:r>
+            <w:r>
+              <w:rPr>
+                <w:rFonts w:ascii="Arial" w:hAnsi="Arial" w:cs="Arial"/>
+                <w:sz w:val="16"/>
+                <w:szCs w:val="16"/>
+                <w:lang w:val="en-US"/>
+              </w:rPr>
+              <w:t xml:space="preserve">  C.P. </w:t>
+            </w:r>
+            <w:r>
+              <w:rPr>
+                <w:rFonts w:ascii="Arial" w:hAnsi="Arial" w:cs="Arial"/>
+                <w:sz w:val="16"/>
+                <w:szCs w:val="16"/>
+                <w:lang w:val="en-US"/>
+              </w:rPr>
+              <w:t>{{</w:t>
+            </w:r>
+            <w:proofErr w:type="spellStart"/>
+            <w:r>
+              <w:rPr>
+                <w:rFonts w:ascii="Arial" w:hAnsi="Arial" w:cs="Arial"/>
+                <w:sz w:val="16"/>
+                <w:szCs w:val="16"/>
+                <w:lang w:val="en-US"/>
+              </w:rPr>
+              <w:t>C_P</w:t>
+            </w:r>
+            <w:r>
+              <w:rPr>
+                <w:rFonts w:ascii="Arial" w:hAnsi="Arial" w:cs="Arial"/>
+                <w:sz w:val="16"/>
+                <w:szCs w:val="16"/>
+                <w:lang w:val="en-US"/>
+              </w:rPr>
+              <w:t>_Interino</w:t>
+            </w:r>
+            <w:proofErr w:type="spellEnd"/>
+            <w:r>
+              <w:rPr>
+                <w:rFonts w:ascii="Arial" w:hAnsi="Arial" w:cs="Arial"/>
+                <w:sz w:val="16"/>
+                <w:szCs w:val="16"/>
+                <w:lang w:val="en-US"/>
+              </w:rPr>
+              <w:t>}}</w:t>
             </w:r>
           </w:p>
         </w:tc>
@@ -2951,8 +3001,8 @@
         </w:trPr>
         <w:tc>
           <w:tcPr>
-            <w:tcW w:w="973" w:type="dxa"/>
-            <w:gridSpan w:val="2"/>
+            <w:tcW w:w="1304" w:type="dxa"/>
+            <w:gridSpan w:val="3"/>
             <w:tcBorders>
               <w:top w:val="nil"/>
               <w:left w:val="single" w:sz="18" w:space="0" w:color="auto"/>
@@ -2977,16 +3027,164 @@
                 <w:sz w:val="16"/>
                 <w:szCs w:val="16"/>
               </w:rPr>
-              <w:t>Domicilio:</w:t>
-            </w:r>
-          </w:p>
-        </w:tc>
-        <w:tc>
-          <w:tcPr>
-            <w:tcW w:w="8218" w:type="dxa"/>
-            <w:gridSpan w:val="26"/>
-            <w:tcBorders>
-              <w:top w:val="nil"/>
+              <w:t>Población:</w:t>
+            </w:r>
+          </w:p>
+        </w:tc>
+        <w:tc>
+          <w:tcPr>
+            <w:tcW w:w="2190" w:type="dxa"/>
+            <w:gridSpan w:val="4"/>
+            <w:tcBorders>
+              <w:top w:val="single" w:sz="4" w:space="0" w:color="auto"/>
+              <w:left w:val="nil"/>
+              <w:bottom w:val="single" w:sz="4" w:space="0" w:color="auto"/>
+              <w:right w:val="nil"/>
+            </w:tcBorders>
+            <w:shd w:val="clear" w:color="auto" w:fill="auto"/>
+            <w:noWrap/>
+            <w:vAlign w:val="bottom"/>
+          </w:tcPr>
+          <w:p>
+            <w:pPr>
+              <w:rPr>
+                <w:rFonts w:ascii="Arial" w:hAnsi="Arial" w:cs="Arial"/>
+                <w:sz w:val="16"/>
+                <w:szCs w:val="16"/>
+              </w:rPr>
+            </w:pPr>
+            <w:r>
+              <w:rPr>
+                <w:rFonts w:ascii="Arial" w:hAnsi="Arial" w:cs="Arial"/>
+                <w:sz w:val="16"/>
+                <w:szCs w:val="16"/>
+              </w:rPr>
+              <w:t>{{</w:t>
+            </w:r>
+            <w:proofErr w:type="spellStart"/>
+            <w:r>
+              <w:rPr>
+                <w:rFonts w:ascii="Arial" w:hAnsi="Arial" w:cs="Arial"/>
+                <w:sz w:val="16"/>
+                <w:szCs w:val="16"/>
+              </w:rPr>
+              <w:t>Poblacion</w:t>
+            </w:r>
+            <w:r>
+              <w:rPr>
+                <w:rFonts w:ascii="Arial" w:hAnsi="Arial" w:cs="Arial"/>
+                <w:sz w:val="16"/>
+                <w:szCs w:val="16"/>
+              </w:rPr>
+              <w:t>_</w:t>
+            </w:r>
+            <w:r>
+              <w:rPr>
+                <w:rFonts w:ascii="Arial" w:hAnsi="Arial" w:cs="Arial"/>
+                <w:sz w:val="16"/>
+                <w:szCs w:val="16"/>
+              </w:rPr>
+              <w:t>Interino</w:t>
+            </w:r>
+            <w:proofErr w:type="spellEnd"/>
+            <w:r>
+              <w:rPr>
+                <w:rFonts w:ascii="Arial" w:hAnsi="Arial" w:cs="Arial"/>
+                <w:sz w:val="16"/>
+                <w:szCs w:val="16"/>
+              </w:rPr>
+              <w:t>}}</w:t>
+            </w:r>
+            <w:r>
+              <w:rPr>
+                <w:rFonts w:ascii="Arial" w:hAnsi="Arial" w:cs="Arial"/>
+                <w:sz w:val="16"/>
+                <w:szCs w:val="16"/>
+              </w:rPr>
+              <w:t>,</w:t>
+            </w:r>
+            <w:r>
+              <w:rPr>
+                <w:rFonts w:ascii="Arial" w:hAnsi="Arial" w:cs="Arial"/>
+                <w:sz w:val="16"/>
+                <w:szCs w:val="16"/>
+              </w:rPr>
+              <w:t xml:space="preserve"> </w:t>
+            </w:r>
+            <w:r>
+              <w:rPr>
+                <w:rFonts w:ascii="Arial" w:hAnsi="Arial" w:cs="Arial"/>
+                <w:sz w:val="16"/>
+                <w:szCs w:val="16"/>
+              </w:rPr>
+              <w:t xml:space="preserve">  </w:t>
+            </w:r>
+            <w:r>
+              <w:rPr>
+                <w:rFonts w:ascii="Arial" w:hAnsi="Arial" w:cs="Arial"/>
+                <w:sz w:val="16"/>
+                <w:szCs w:val="16"/>
+              </w:rPr>
+              <w:t>{{</w:t>
+            </w:r>
+            <w:proofErr w:type="spellStart"/>
+            <w:r>
+              <w:rPr>
+                <w:rFonts w:ascii="Arial" w:hAnsi="Arial" w:cs="Arial"/>
+                <w:sz w:val="16"/>
+                <w:szCs w:val="16"/>
+              </w:rPr>
+              <w:t>Telefono_Interino</w:t>
+            </w:r>
+            <w:proofErr w:type="spellEnd"/>
+            <w:r>
+              <w:rPr>
+                <w:rFonts w:ascii="Arial" w:hAnsi="Arial" w:cs="Arial"/>
+                <w:sz w:val="16"/>
+                <w:szCs w:val="16"/>
+              </w:rPr>
+              <w:t>}}</w:t>
+            </w:r>
+          </w:p>
+        </w:tc>
+        <w:tc>
+          <w:tcPr>
+            <w:tcW w:w="2427" w:type="dxa"/>
+            <w:gridSpan w:val="4"/>
+            <w:tcBorders>
+              <w:top w:val="nil"/>
+              <w:left w:val="nil"/>
+              <w:bottom w:val="nil"/>
+              <w:right w:val="nil"/>
+            </w:tcBorders>
+            <w:shd w:val="clear" w:color="auto" w:fill="auto"/>
+            <w:noWrap/>
+            <w:vAlign w:val="bottom"/>
+          </w:tcPr>
+          <w:p>
+            <w:pPr>
+              <w:rPr>
+                <w:rFonts w:ascii="Arial" w:hAnsi="Arial" w:cs="Arial"/>
+                <w:sz w:val="16"/>
+                <w:szCs w:val="16"/>
+              </w:rPr>
+            </w:pPr>
+            <w:r>
+              <w:rPr>
+                <w:rFonts w:ascii="Arial" w:hAnsi="Arial" w:cs="Arial"/>
+                <w:sz w:val="16"/>
+                <w:szCs w:val="16"/>
+              </w:rPr>
+              <w:t>Pagaduría:</w:t>
+            </w:r>
+          </w:p>
+        </w:tc>
+        <w:tc>
+          <w:tcPr>
+            <w:tcW w:w="3438" w:type="dxa"/>
+            <w:gridSpan w:val="8"/>
+            <w:tcBorders>
+              <w:top w:val="single" w:sz="4" w:space="0" w:color="auto"/>
               <w:left w:val="nil"/>
               <w:bottom w:val="single" w:sz="4" w:space="0" w:color="auto"/>
               <w:right w:val="single" w:sz="18" w:space="0" w:color="auto"/>
@@ -3001,100 +3199,15 @@
                 <w:rFonts w:ascii="Arial" w:hAnsi="Arial" w:cs="Arial"/>
                 <w:sz w:val="16"/>
                 <w:szCs w:val="16"/>
-                <w:lang w:val="en-US"/>
-              </w:rPr>
-            </w:pPr>
-            <w:r>
-              <w:rPr>
-                <w:rFonts w:ascii="Arial" w:hAnsi="Arial" w:cs="Arial"/>
-                <w:sz w:val="16"/>
-                <w:szCs w:val="16"/>
-                <w:lang w:val="en-US"/>
-              </w:rPr>
-              <w:t xml:space="preserve"> </w:t>
-            </w:r>
-            <w:bookmarkStart w:id="2" w:name="DOMICILIO_DEL_AFILIADO"/>
-            <w:r>
-              <w:rPr>
-                <w:rFonts w:ascii="Arial" w:hAnsi="Arial" w:cs="Arial"/>
-                <w:sz w:val="16"/>
-                <w:szCs w:val="16"/>
-                <w:lang w:val="en-US"/>
-              </w:rPr>
-              <w:t xml:space="preserve"> </w:t>
-            </w:r>
-            <w:bookmarkEnd w:id="2"/>
-            <w:r>
-              <w:rPr>
-                <w:rFonts w:ascii="Arial" w:hAnsi="Arial" w:cs="Arial"/>
-                <w:sz w:val="16"/>
-                <w:szCs w:val="16"/>
-                <w:lang w:val="en-US"/>
-              </w:rPr>
-              <w:t>{{</w:t>
-            </w:r>
-            <w:r>
-              <w:rPr>
-                <w:rFonts w:ascii="Arial" w:hAnsi="Arial" w:cs="Arial"/>
-                <w:sz w:val="16"/>
-                <w:szCs w:val="16"/>
-                <w:lang w:val="en-US"/>
-              </w:rPr>
-              <w:t>Dom_Particular</w:t>
-            </w:r>
-            <w:r>
-              <w:rPr>
-                <w:rFonts w:ascii="Arial" w:hAnsi="Arial" w:cs="Arial"/>
-                <w:sz w:val="16"/>
-                <w:szCs w:val="16"/>
-                <w:lang w:val="en-US"/>
-              </w:rPr>
-              <w:t>}}</w:t>
-            </w:r>
-            <w:r>
-              <w:rPr>
-                <w:rFonts w:ascii="Arial" w:hAnsi="Arial" w:cs="Arial"/>
-                <w:sz w:val="16"/>
-                <w:szCs w:val="16"/>
-                <w:lang w:val="en-US"/>
-              </w:rPr>
-              <w:t xml:space="preserve">  C.P. </w:t>
-            </w:r>
-            <w:r>
-              <w:rPr>
-                <w:rFonts w:ascii="Arial" w:hAnsi="Arial" w:cs="Arial"/>
-                <w:sz w:val="16"/>
-                <w:szCs w:val="16"/>
-                <w:lang w:val="en-US"/>
-              </w:rPr>
-              <w:t>{{</w:t>
-            </w:r>
-            <w:r>
-              <w:rPr>
-                <w:rFonts w:ascii="Arial" w:hAnsi="Arial" w:cs="Arial"/>
-                <w:sz w:val="16"/>
-                <w:szCs w:val="16"/>
-                <w:lang w:val="en-US"/>
-              </w:rPr>
-              <w:t>C_P</w:t>
-            </w:r>
-            <w:r>
-              <w:rPr>
-                <w:rFonts w:ascii="Arial" w:hAnsi="Arial" w:cs="Arial"/>
-                <w:sz w:val="16"/>
-                <w:szCs w:val="16"/>
-                <w:lang w:val="en-US"/>
-              </w:rPr>
-              <w:t>_Interino</w:t>
-            </w:r>
-            <w:r>
-              <w:rPr>
-                <w:rFonts w:ascii="Arial" w:hAnsi="Arial" w:cs="Arial"/>
-                <w:sz w:val="16"/>
-                <w:szCs w:val="16"/>
-                <w:lang w:val="en-US"/>
-              </w:rPr>
-              <w:t>}}</w:t>
+              </w:rPr>
+            </w:pPr>
+            <w:r>
+              <w:rPr>
+                <w:rFonts w:ascii="Arial" w:hAnsi="Arial" w:cs="Arial"/>
+                <w:sz w:val="16"/>
+                <w:szCs w:val="16"/>
+              </w:rPr>
+              <w:t> </w:t>
             </w:r>
           </w:p>
         </w:tc>
@@ -3105,8 +3218,8 @@
         </w:trPr>
         <w:tc>
           <w:tcPr>
-            <w:tcW w:w="973" w:type="dxa"/>
-            <w:gridSpan w:val="2"/>
+            <w:tcW w:w="1834" w:type="dxa"/>
+            <w:gridSpan w:val="4"/>
             <w:tcBorders>
               <w:top w:val="nil"/>
               <w:left w:val="single" w:sz="18" w:space="0" w:color="auto"/>
@@ -3131,16 +3244,16 @@
                 <w:sz w:val="16"/>
                 <w:szCs w:val="16"/>
               </w:rPr>
-              <w:t>Población:</w:t>
-            </w:r>
-          </w:p>
-        </w:tc>
-        <w:tc>
-          <w:tcPr>
-            <w:tcW w:w="3269" w:type="dxa"/>
-            <w:gridSpan w:val="10"/>
-            <w:tcBorders>
-              <w:top w:val="single" w:sz="4" w:space="0" w:color="auto"/>
+              <w:t>Nivel de estudios:</w:t>
+            </w:r>
+          </w:p>
+        </w:tc>
+        <w:tc>
+          <w:tcPr>
+            <w:tcW w:w="1021" w:type="dxa"/>
+            <w:gridSpan w:val="2"/>
+            <w:tcBorders>
+              <w:top w:val="nil"/>
               <w:left w:val="nil"/>
               <w:bottom w:val="single" w:sz="4" w:space="0" w:color="auto"/>
               <w:right w:val="nil"/>
@@ -3163,94 +3276,30 @@
                 <w:sz w:val="16"/>
                 <w:szCs w:val="16"/>
               </w:rPr>
-              <w:t>{{</w:t>
-            </w:r>
-            <w:r>
-              <w:rPr>
-                <w:rFonts w:ascii="Arial" w:hAnsi="Arial" w:cs="Arial"/>
-                <w:sz w:val="16"/>
-                <w:szCs w:val="16"/>
-              </w:rPr>
-              <w:t>Poblacion</w:t>
-            </w:r>
-            <w:r>
-              <w:rPr>
-                <w:rFonts w:ascii="Arial" w:hAnsi="Arial" w:cs="Arial"/>
-                <w:sz w:val="16"/>
-                <w:szCs w:val="16"/>
-              </w:rPr>
-              <w:t>_</w:t>
-            </w:r>
-            <w:r>
-              <w:rPr>
-                <w:rFonts w:ascii="Arial" w:hAnsi="Arial" w:cs="Arial"/>
-                <w:sz w:val="16"/>
-                <w:szCs w:val="16"/>
-              </w:rPr>
-              <w:t>Interino</w:t>
-            </w:r>
-            <w:r>
-              <w:rPr>
-                <w:rFonts w:ascii="Arial" w:hAnsi="Arial" w:cs="Arial"/>
-                <w:sz w:val="16"/>
-                <w:szCs w:val="16"/>
-              </w:rPr>
-              <w:t>}}</w:t>
-            </w:r>
-            <w:r>
-              <w:rPr>
-                <w:rFonts w:ascii="Arial" w:hAnsi="Arial" w:cs="Arial"/>
-                <w:sz w:val="16"/>
-                <w:szCs w:val="16"/>
-              </w:rPr>
-              <w:t>,</w:t>
-            </w:r>
-            <w:r>
-              <w:rPr>
-                <w:rFonts w:ascii="Arial" w:hAnsi="Arial" w:cs="Arial"/>
-                <w:sz w:val="16"/>
-                <w:szCs w:val="16"/>
-              </w:rPr>
-              <w:t xml:space="preserve"> </w:t>
-            </w:r>
-            <w:r>
-              <w:rPr>
-                <w:rFonts w:ascii="Arial" w:hAnsi="Arial" w:cs="Arial"/>
-                <w:sz w:val="16"/>
-                <w:szCs w:val="16"/>
-              </w:rPr>
-              <w:t xml:space="preserve">  </w:t>
-            </w:r>
-            <w:r>
-              <w:rPr>
-                <w:rFonts w:ascii="Arial" w:hAnsi="Arial" w:cs="Arial"/>
-                <w:sz w:val="16"/>
-                <w:szCs w:val="16"/>
-              </w:rPr>
-              <w:t>{{</w:t>
-            </w:r>
-            <w:r>
-              <w:rPr>
-                <w:rFonts w:ascii="Arial" w:hAnsi="Arial" w:cs="Arial"/>
-                <w:sz w:val="16"/>
-                <w:szCs w:val="16"/>
-              </w:rPr>
-              <w:t>Telefono_Interino</w:t>
-            </w:r>
-            <w:r>
-              <w:rPr>
-                <w:rFonts w:ascii="Arial" w:hAnsi="Arial" w:cs="Arial"/>
-                <w:sz w:val="16"/>
-                <w:szCs w:val="16"/>
-              </w:rPr>
-              <w:t>}}</w:t>
-            </w:r>
-          </w:p>
-        </w:tc>
-        <w:tc>
-          <w:tcPr>
-            <w:tcW w:w="1498" w:type="dxa"/>
-            <w:gridSpan w:val="5"/>
+              <w:fldChar w:fldCharType="begin"/>
+            </w:r>
+            <w:r>
+              <w:rPr>
+                <w:rFonts w:ascii="Arial" w:hAnsi="Arial" w:cs="Arial"/>
+                <w:sz w:val="16"/>
+                <w:szCs w:val="16"/>
+              </w:rPr>
+              <w:instrText xml:space="preserve"> FILLIN  "NIVEL DE ESTUDIOS DEL AFILIADO"  \* MERGEFORMAT </w:instrText>
+            </w:r>
+            <w:r>
+              <w:rPr>
+                <w:rFonts w:ascii="Arial" w:hAnsi="Arial" w:cs="Arial"/>
+                <w:sz w:val="16"/>
+                <w:szCs w:val="16"/>
+              </w:rPr>
+              <w:fldChar w:fldCharType="end"/>
+            </w:r>
+          </w:p>
+        </w:tc>
+        <w:tc>
+          <w:tcPr>
+            <w:tcW w:w="3351" w:type="dxa"/>
+            <w:gridSpan w:val="6"/>
             <w:tcBorders>
               <w:top w:val="nil"/>
               <w:left w:val="nil"/>
@@ -3275,14 +3324,14 @@
                 <w:sz w:val="16"/>
                 <w:szCs w:val="16"/>
               </w:rPr>
-              <w:t>Pagaduría:</w:t>
-            </w:r>
-          </w:p>
-        </w:tc>
-        <w:tc>
-          <w:tcPr>
-            <w:tcW w:w="3451" w:type="dxa"/>
-            <w:gridSpan w:val="11"/>
+              <w:t>Horario:</w:t>
+            </w:r>
+          </w:p>
+        </w:tc>
+        <w:tc>
+          <w:tcPr>
+            <w:tcW w:w="3153" w:type="dxa"/>
+            <w:gridSpan w:val="7"/>
             <w:tcBorders>
               <w:top w:val="single" w:sz="4" w:space="0" w:color="auto"/>
               <w:left w:val="nil"/>
@@ -3307,10 +3356,30 @@
                 <w:sz w:val="16"/>
                 <w:szCs w:val="16"/>
               </w:rPr>
-              <w:t> </w:t>
-            </w:r>
-          </w:p>
-        </w:tc>
+              <w:t>{{</w:t>
+            </w:r>
+            <w:proofErr w:type="spellStart"/>
+            <w:r>
+              <w:rPr>
+                <w:rFonts w:ascii="Arial" w:hAnsi="Arial" w:cs="Arial"/>
+                <w:sz w:val="16"/>
+                <w:szCs w:val="16"/>
+              </w:rPr>
+              <w:t>Horario_Turno</w:t>
+            </w:r>
+            <w:proofErr w:type="spellEnd"/>
+            <w:r>
+              <w:rPr>
+                <w:rFonts w:ascii="Arial" w:hAnsi="Arial" w:cs="Arial"/>
+                <w:sz w:val="16"/>
+                <w:szCs w:val="16"/>
+              </w:rPr>
+              <w:t>}}</w:t>
+            </w:r>
+          </w:p>
+        </w:tc>
+        <w:bookmarkStart w:id="3" w:name="_GoBack"/>
+        <w:bookmarkEnd w:id="3"/>
       </w:tr>
       <w:tr>
         <w:trPr>
@@ -3318,8 +3387,8 @@
         </w:trPr>
         <w:tc>
           <w:tcPr>
-            <w:tcW w:w="1597" w:type="dxa"/>
-            <w:gridSpan w:val="6"/>
+            <w:tcW w:w="1152" w:type="dxa"/>
+            <w:gridSpan w:val="2"/>
             <w:tcBorders>
               <w:top w:val="nil"/>
               <w:left w:val="single" w:sz="18" w:space="0" w:color="auto"/>
@@ -3344,19 +3413,19 @@
                 <w:sz w:val="16"/>
                 <w:szCs w:val="16"/>
               </w:rPr>
-              <w:t>Nivel de estudios:</w:t>
-            </w:r>
-          </w:p>
-        </w:tc>
-        <w:tc>
-          <w:tcPr>
-            <w:tcW w:w="2533" w:type="dxa"/>
-            <w:gridSpan w:val="5"/>
+              <w:t>Clave (s) presupuestal:</w:t>
+            </w:r>
+          </w:p>
+        </w:tc>
+        <w:tc>
+          <w:tcPr>
+            <w:tcW w:w="8207" w:type="dxa"/>
+            <w:gridSpan w:val="17"/>
             <w:tcBorders>
               <w:top w:val="nil"/>
               <w:left w:val="nil"/>
               <w:bottom w:val="single" w:sz="4" w:space="0" w:color="auto"/>
-              <w:right w:val="nil"/>
+              <w:right w:val="single" w:sz="18" w:space="0" w:color="auto"/>
             </w:tcBorders>
             <w:shd w:val="clear" w:color="auto" w:fill="auto"/>
             <w:noWrap/>
@@ -3365,98 +3434,34 @@
           <w:p>
             <w:pPr>
               <w:rPr>
-                <w:rFonts w:ascii="Arial" w:hAnsi="Arial" w:cs="Arial"/>
-                <w:sz w:val="16"/>
-                <w:szCs w:val="16"/>
-              </w:rPr>
-            </w:pPr>
-            <w:r>
-              <w:rPr>
-                <w:rFonts w:ascii="Arial" w:hAnsi="Arial" w:cs="Arial"/>
-                <w:sz w:val="16"/>
-                <w:szCs w:val="16"/>
-              </w:rPr>
-              <w:fldChar w:fldCharType="begin"/>
-            </w:r>
-            <w:r>
-              <w:rPr>
-                <w:rFonts w:ascii="Arial" w:hAnsi="Arial" w:cs="Arial"/>
-                <w:sz w:val="16"/>
-                <w:szCs w:val="16"/>
-              </w:rPr>
-              <w:instrText xml:space="preserve"> FILLIN  "NIVEL DE ESTUDIOS DEL AFILIADO"  \* MERGEFORMAT </w:instrText>
-            </w:r>
-            <w:r>
-              <w:rPr>
-                <w:rFonts w:ascii="Arial" w:hAnsi="Arial" w:cs="Arial"/>
-                <w:sz w:val="16"/>
-                <w:szCs w:val="16"/>
-              </w:rPr>
-              <w:fldChar w:fldCharType="end"/>
-            </w:r>
-          </w:p>
-        </w:tc>
-        <w:tc>
-          <w:tcPr>
-            <w:tcW w:w="2160" w:type="dxa"/>
-            <w:gridSpan w:val="7"/>
-            <w:tcBorders>
-              <w:top w:val="nil"/>
-              <w:left w:val="nil"/>
-              <w:bottom w:val="nil"/>
-              <w:right w:val="nil"/>
-            </w:tcBorders>
-            <w:shd w:val="clear" w:color="auto" w:fill="auto"/>
-            <w:noWrap/>
-            <w:vAlign w:val="bottom"/>
-          </w:tcPr>
-          <w:p>
-            <w:pPr>
-              <w:rPr>
-                <w:rFonts w:ascii="Arial" w:hAnsi="Arial" w:cs="Arial"/>
-                <w:sz w:val="16"/>
-                <w:szCs w:val="16"/>
-              </w:rPr>
-            </w:pPr>
-            <w:r>
-              <w:rPr>
-                <w:rFonts w:ascii="Arial" w:hAnsi="Arial" w:cs="Arial"/>
-                <w:sz w:val="16"/>
-                <w:szCs w:val="16"/>
-              </w:rPr>
-              <w:t>Lugar de nacimiento:</w:t>
-            </w:r>
-          </w:p>
-        </w:tc>
-        <w:tc>
-          <w:tcPr>
-            <w:tcW w:w="2901" w:type="dxa"/>
-            <w:gridSpan w:val="10"/>
-            <w:tcBorders>
-              <w:top w:val="single" w:sz="4" w:space="0" w:color="auto"/>
-              <w:left w:val="nil"/>
-              <w:bottom w:val="single" w:sz="4" w:space="0" w:color="auto"/>
-              <w:right w:val="single" w:sz="18" w:space="0" w:color="auto"/>
-            </w:tcBorders>
-            <w:shd w:val="clear" w:color="auto" w:fill="auto"/>
-            <w:noWrap/>
-            <w:vAlign w:val="bottom"/>
-          </w:tcPr>
-          <w:p>
-            <w:pPr>
-              <w:rPr>
-                <w:rFonts w:ascii="Arial" w:hAnsi="Arial" w:cs="Arial"/>
-                <w:sz w:val="16"/>
-                <w:szCs w:val="16"/>
-              </w:rPr>
-            </w:pPr>
-            <w:r>
-              <w:rPr>
-                <w:rFonts w:ascii="Arial" w:hAnsi="Arial" w:cs="Arial"/>
-                <w:sz w:val="16"/>
-                <w:szCs w:val="16"/>
-              </w:rPr>
-              <w:t xml:space="preserve">  </w:t>
+                <w:rStyle w:val="nfasis"/>
+              </w:rPr>
+            </w:pPr>
+            <w:r>
+              <w:rPr>
+                <w:rFonts w:ascii="Arial" w:hAnsi="Arial" w:cs="Arial"/>
+                <w:sz w:val="16"/>
+                <w:szCs w:val="16"/>
+              </w:rPr>
+              <w:t>{{</w:t>
+            </w:r>
+            <w:proofErr w:type="spellStart"/>
+            <w:r>
+              <w:rPr>
+                <w:rFonts w:ascii="Arial" w:hAnsi="Arial" w:cs="Arial"/>
+                <w:sz w:val="16"/>
+                <w:szCs w:val="16"/>
+              </w:rPr>
+              <w:t>Presupuestal_Interino</w:t>
+            </w:r>
+            <w:proofErr w:type="spellEnd"/>
+            <w:r>
+              <w:rPr>
+                <w:rFonts w:ascii="Arial" w:hAnsi="Arial" w:cs="Arial"/>
+                <w:sz w:val="16"/>
+                <w:szCs w:val="16"/>
+              </w:rPr>
+              <w:t>}}</w:t>
             </w:r>
           </w:p>
         </w:tc>
@@ -3467,8 +3472,8 @@
         </w:trPr>
         <w:tc>
           <w:tcPr>
-            <w:tcW w:w="1832" w:type="dxa"/>
-            <w:gridSpan w:val="7"/>
+            <w:tcW w:w="1304" w:type="dxa"/>
+            <w:gridSpan w:val="3"/>
             <w:tcBorders>
               <w:top w:val="nil"/>
               <w:left w:val="single" w:sz="18" w:space="0" w:color="auto"/>
@@ -3493,14 +3498,96 @@
                 <w:sz w:val="16"/>
                 <w:szCs w:val="16"/>
               </w:rPr>
-              <w:t>Clave (s) presupuestal:</w:t>
-            </w:r>
-          </w:p>
-        </w:tc>
-        <w:tc>
-          <w:tcPr>
-            <w:tcW w:w="7359" w:type="dxa"/>
-            <w:gridSpan w:val="21"/>
+              <w:t>Función:</w:t>
+            </w:r>
+          </w:p>
+        </w:tc>
+        <w:tc>
+          <w:tcPr>
+            <w:tcW w:w="5113" w:type="dxa"/>
+            <w:gridSpan w:val="10"/>
+            <w:tcBorders>
+              <w:top w:val="nil"/>
+              <w:left w:val="nil"/>
+              <w:bottom w:val="single" w:sz="4" w:space="0" w:color="auto"/>
+              <w:right w:val="nil"/>
+            </w:tcBorders>
+            <w:shd w:val="clear" w:color="auto" w:fill="auto"/>
+            <w:noWrap/>
+            <w:vAlign w:val="bottom"/>
+          </w:tcPr>
+          <w:p>
+            <w:pPr>
+              <w:rPr>
+                <w:rFonts w:ascii="Arial" w:hAnsi="Arial" w:cs="Arial"/>
+                <w:sz w:val="16"/>
+                <w:szCs w:val="16"/>
+              </w:rPr>
+            </w:pPr>
+            <w:r>
+              <w:rPr>
+                <w:rFonts w:ascii="Arial" w:hAnsi="Arial" w:cs="Arial"/>
+                <w:sz w:val="16"/>
+                <w:szCs w:val="16"/>
+              </w:rPr>
+              <w:t>{{</w:t>
+            </w:r>
+            <w:proofErr w:type="spellStart"/>
+            <w:r>
+              <w:rPr>
+                <w:rFonts w:ascii="Arial" w:hAnsi="Arial" w:cs="Arial"/>
+                <w:sz w:val="16"/>
+                <w:szCs w:val="16"/>
+              </w:rPr>
+              <w:t>Funcion_Titular</w:t>
+            </w:r>
+            <w:proofErr w:type="spellEnd"/>
+            <w:r>
+              <w:rPr>
+                <w:rFonts w:ascii="Arial" w:hAnsi="Arial" w:cs="Arial"/>
+                <w:sz w:val="16"/>
+                <w:szCs w:val="16"/>
+              </w:rPr>
+              <w:t>}}</w:t>
+            </w:r>
+          </w:p>
+        </w:tc>
+        <w:tc>
+          <w:tcPr>
+            <w:tcW w:w="955" w:type="dxa"/>
+            <w:gridSpan w:val="2"/>
+            <w:tcBorders>
+              <w:top w:val="nil"/>
+              <w:left w:val="nil"/>
+              <w:bottom w:val="nil"/>
+              <w:right w:val="nil"/>
+            </w:tcBorders>
+            <w:shd w:val="clear" w:color="auto" w:fill="auto"/>
+            <w:noWrap/>
+            <w:vAlign w:val="bottom"/>
+          </w:tcPr>
+          <w:p>
+            <w:pPr>
+              <w:rPr>
+                <w:rFonts w:ascii="Arial" w:hAnsi="Arial" w:cs="Arial"/>
+                <w:sz w:val="16"/>
+                <w:szCs w:val="16"/>
+              </w:rPr>
+            </w:pPr>
+            <w:r>
+              <w:rPr>
+                <w:rFonts w:ascii="Arial" w:hAnsi="Arial" w:cs="Arial"/>
+                <w:sz w:val="16"/>
+                <w:szCs w:val="16"/>
+              </w:rPr>
+              <w:t>Número de horas:</w:t>
+            </w:r>
+          </w:p>
+        </w:tc>
+        <w:tc>
+          <w:tcPr>
+            <w:tcW w:w="1987" w:type="dxa"/>
+            <w:gridSpan w:val="4"/>
             <w:tcBorders>
               <w:top w:val="nil"/>
               <w:left w:val="nil"/>
@@ -3514,9 +3601,19 @@
           <w:p>
             <w:pPr>
               <w:rPr>
-                <w:rStyle w:val="nfasis"/>
-              </w:rPr>
-            </w:pPr>
+                <w:rFonts w:ascii="Arial" w:hAnsi="Arial" w:cs="Arial"/>
+                <w:sz w:val="16"/>
+                <w:szCs w:val="16"/>
+              </w:rPr>
+            </w:pPr>
+            <w:r>
+              <w:rPr>
+                <w:rFonts w:ascii="Arial" w:hAnsi="Arial" w:cs="Arial"/>
+                <w:sz w:val="16"/>
+                <w:szCs w:val="16"/>
+              </w:rPr>
+              <w:t xml:space="preserve"> </w:t>
+            </w:r>
             <w:r>
               <w:rPr>
                 <w:rFonts w:ascii="Arial" w:hAnsi="Arial" w:cs="Arial"/>
@@ -3525,14 +3622,16 @@
               </w:rPr>
               <w:t>{{</w:t>
             </w:r>
-            <w:r>
-              <w:rPr>
-                <w:rFonts w:ascii="Arial" w:hAnsi="Arial" w:cs="Arial"/>
-                <w:sz w:val="16"/>
-                <w:szCs w:val="16"/>
-              </w:rPr>
-              <w:t>Presupuestal_Interino</w:t>
-            </w:r>
+            <w:proofErr w:type="spellStart"/>
+            <w:r>
+              <w:rPr>
+                <w:rFonts w:ascii="Arial" w:hAnsi="Arial" w:cs="Arial"/>
+                <w:sz w:val="16"/>
+                <w:szCs w:val="16"/>
+              </w:rPr>
+              <w:t>Horas_Categoria</w:t>
+            </w:r>
+            <w:proofErr w:type="spellEnd"/>
             <w:r>
               <w:rPr>
                 <w:rFonts w:ascii="Arial" w:hAnsi="Arial" w:cs="Arial"/>
@@ -3540,6 +3639,14 @@
                 <w:szCs w:val="16"/>
               </w:rPr>
               <w:t>}}</w:t>
+            </w:r>
+            <w:r>
+              <w:rPr>
+                <w:rFonts w:ascii="Arial" w:hAnsi="Arial" w:cs="Arial"/>
+                <w:sz w:val="16"/>
+                <w:szCs w:val="16"/>
+              </w:rPr>
+              <w:t xml:space="preserve"> </w:t>
             </w:r>
           </w:p>
         </w:tc>
@@ -3550,13 +3657,13 @@
         </w:trPr>
         <w:tc>
           <w:tcPr>
-            <w:tcW w:w="973" w:type="dxa"/>
-            <w:gridSpan w:val="2"/>
+            <w:tcW w:w="9359" w:type="dxa"/>
+            <w:gridSpan w:val="19"/>
             <w:tcBorders>
               <w:top w:val="nil"/>
               <w:left w:val="single" w:sz="18" w:space="0" w:color="auto"/>
               <w:bottom w:val="nil"/>
-              <w:right w:val="nil"/>
+              <w:right w:val="single" w:sz="18" w:space="0" w:color="auto"/>
             </w:tcBorders>
             <w:shd w:val="clear" w:color="auto" w:fill="auto"/>
             <w:noWrap/>
@@ -3564,115 +3671,24 @@
           </w:tcPr>
           <w:p>
             <w:pPr>
-              <w:rPr>
-                <w:rFonts w:ascii="Arial" w:hAnsi="Arial" w:cs="Arial"/>
-                <w:sz w:val="16"/>
-                <w:szCs w:val="16"/>
-              </w:rPr>
-            </w:pPr>
-            <w:r>
-              <w:rPr>
-                <w:rFonts w:ascii="Arial" w:hAnsi="Arial" w:cs="Arial"/>
-                <w:sz w:val="16"/>
-                <w:szCs w:val="16"/>
-              </w:rPr>
-              <w:t>Asignatura:</w:t>
-            </w:r>
-          </w:p>
-        </w:tc>
-        <w:tc>
-          <w:tcPr>
-            <w:tcW w:w="5317" w:type="dxa"/>
-            <w:gridSpan w:val="16"/>
-            <w:tcBorders>
-              <w:top w:val="nil"/>
-              <w:left w:val="nil"/>
-              <w:bottom w:val="single" w:sz="4" w:space="0" w:color="auto"/>
-              <w:right w:val="nil"/>
-            </w:tcBorders>
-            <w:shd w:val="clear" w:color="auto" w:fill="auto"/>
-            <w:noWrap/>
-            <w:vAlign w:val="bottom"/>
-          </w:tcPr>
-          <w:p>
-            <w:pPr>
-              <w:rPr>
-                <w:rFonts w:ascii="Arial" w:hAnsi="Arial" w:cs="Arial"/>
-                <w:sz w:val="16"/>
-                <w:szCs w:val="16"/>
-              </w:rPr>
-            </w:pPr>
-            <w:r>
-              <w:rPr>
-                <w:rFonts w:ascii="Arial" w:hAnsi="Arial" w:cs="Arial"/>
-                <w:sz w:val="16"/>
-                <w:szCs w:val="16"/>
-              </w:rPr>
-              <w:t xml:space="preserve"> </w:t>
-            </w:r>
-          </w:p>
-        </w:tc>
-        <w:tc>
-          <w:tcPr>
-            <w:tcW w:w="2304" w:type="dxa"/>
-            <w:gridSpan w:val="8"/>
-            <w:tcBorders>
-              <w:top w:val="nil"/>
-              <w:left w:val="nil"/>
-              <w:bottom w:val="nil"/>
-              <w:right w:val="nil"/>
-            </w:tcBorders>
-            <w:shd w:val="clear" w:color="auto" w:fill="auto"/>
-            <w:noWrap/>
-            <w:vAlign w:val="bottom"/>
-          </w:tcPr>
-          <w:p>
-            <w:pPr>
-              <w:rPr>
-                <w:rFonts w:ascii="Arial" w:hAnsi="Arial" w:cs="Arial"/>
-                <w:sz w:val="16"/>
-                <w:szCs w:val="16"/>
-              </w:rPr>
-            </w:pPr>
-            <w:r>
-              <w:rPr>
-                <w:rFonts w:ascii="Arial" w:hAnsi="Arial" w:cs="Arial"/>
-                <w:sz w:val="16"/>
-                <w:szCs w:val="16"/>
-              </w:rPr>
-              <w:t>Número de horas:</w:t>
-            </w:r>
-          </w:p>
-        </w:tc>
-        <w:tc>
-          <w:tcPr>
-            <w:tcW w:w="597" w:type="dxa"/>
-            <w:gridSpan w:val="2"/>
-            <w:tcBorders>
-              <w:top w:val="nil"/>
-              <w:left w:val="nil"/>
-              <w:bottom w:val="single" w:sz="4" w:space="0" w:color="auto"/>
-              <w:right w:val="single" w:sz="18" w:space="0" w:color="auto"/>
-            </w:tcBorders>
-            <w:shd w:val="clear" w:color="auto" w:fill="auto"/>
-            <w:noWrap/>
-            <w:vAlign w:val="bottom"/>
-          </w:tcPr>
-          <w:p>
-            <w:pPr>
-              <w:rPr>
-                <w:rFonts w:ascii="Arial" w:hAnsi="Arial" w:cs="Arial"/>
-                <w:sz w:val="16"/>
-                <w:szCs w:val="16"/>
-              </w:rPr>
-            </w:pPr>
-            <w:r>
-              <w:rPr>
-                <w:rFonts w:ascii="Arial" w:hAnsi="Arial" w:cs="Arial"/>
-                <w:sz w:val="16"/>
-                <w:szCs w:val="16"/>
-              </w:rPr>
-              <w:t xml:space="preserve">  </w:t>
+              <w:jc w:val="center"/>
+              <w:rPr>
+                <w:rFonts w:ascii="Arial" w:hAnsi="Arial" w:cs="Arial"/>
+                <w:b/>
+                <w:bCs/>
+                <w:sz w:val="18"/>
+                <w:szCs w:val="18"/>
+              </w:rPr>
+            </w:pPr>
+            <w:r>
+              <w:rPr>
+                <w:rFonts w:ascii="Arial" w:hAnsi="Arial" w:cs="Arial"/>
+                <w:b/>
+                <w:bCs/>
+                <w:sz w:val="18"/>
+                <w:szCs w:val="18"/>
+              </w:rPr>
+              <w:t>DESCRIPCION DE MOVIMIENTO A CUBRIR</w:t>
             </w:r>
           </w:p>
         </w:tc>
@@ -3683,13 +3699,13 @@
         </w:trPr>
         <w:tc>
           <w:tcPr>
-            <w:tcW w:w="9191" w:type="dxa"/>
-            <w:gridSpan w:val="28"/>
+            <w:tcW w:w="1834" w:type="dxa"/>
+            <w:gridSpan w:val="4"/>
             <w:tcBorders>
               <w:top w:val="nil"/>
               <w:left w:val="single" w:sz="18" w:space="0" w:color="auto"/>
               <w:bottom w:val="nil"/>
-              <w:right w:val="single" w:sz="18" w:space="0" w:color="auto"/>
+              <w:right w:val="nil"/>
             </w:tcBorders>
             <w:shd w:val="clear" w:color="auto" w:fill="auto"/>
             <w:noWrap/>
@@ -3697,24 +3713,559 @@
           </w:tcPr>
           <w:p>
             <w:pPr>
-              <w:jc w:val="center"/>
-              <w:rPr>
-                <w:rFonts w:ascii="Arial" w:hAnsi="Arial" w:cs="Arial"/>
-                <w:b/>
-                <w:bCs/>
-                <w:sz w:val="18"/>
-                <w:szCs w:val="18"/>
-              </w:rPr>
-            </w:pPr>
-            <w:r>
-              <w:rPr>
-                <w:rFonts w:ascii="Arial" w:hAnsi="Arial" w:cs="Arial"/>
-                <w:b/>
-                <w:bCs/>
-                <w:sz w:val="18"/>
-                <w:szCs w:val="18"/>
-              </w:rPr>
-              <w:t>DESCRIPCION DE MOVIMIENTO A CUBRIR</w:t>
+              <w:rPr>
+                <w:rFonts w:ascii="Arial" w:hAnsi="Arial" w:cs="Arial"/>
+                <w:sz w:val="16"/>
+                <w:szCs w:val="16"/>
+              </w:rPr>
+            </w:pPr>
+            <w:r>
+              <w:rPr>
+                <w:rFonts w:ascii="Arial" w:hAnsi="Arial" w:cs="Arial"/>
+                <w:sz w:val="16"/>
+                <w:szCs w:val="16"/>
+              </w:rPr>
+              <w:t>Tipo de movimiento:</w:t>
+            </w:r>
+          </w:p>
+        </w:tc>
+        <w:tc>
+          <w:tcPr>
+            <w:tcW w:w="1660" w:type="dxa"/>
+            <w:gridSpan w:val="3"/>
+            <w:tcBorders>
+              <w:top w:val="nil"/>
+              <w:left w:val="nil"/>
+              <w:bottom w:val="single" w:sz="4" w:space="0" w:color="auto"/>
+              <w:right w:val="nil"/>
+            </w:tcBorders>
+            <w:shd w:val="clear" w:color="auto" w:fill="auto"/>
+            <w:noWrap/>
+            <w:vAlign w:val="bottom"/>
+          </w:tcPr>
+          <w:p>
+            <w:pPr>
+              <w:rPr>
+                <w:rFonts w:ascii="Arial" w:hAnsi="Arial" w:cs="Arial"/>
+                <w:sz w:val="16"/>
+                <w:szCs w:val="16"/>
+              </w:rPr>
+            </w:pPr>
+            <w:r>
+              <w:rPr>
+                <w:rFonts w:ascii="Arial" w:hAnsi="Arial" w:cs="Arial"/>
+                <w:sz w:val="16"/>
+                <w:szCs w:val="16"/>
+              </w:rPr>
+              <w:t>{{</w:t>
+            </w:r>
+            <w:proofErr w:type="spellStart"/>
+            <w:r>
+              <w:rPr>
+                <w:rFonts w:ascii="Arial" w:hAnsi="Arial" w:cs="Arial"/>
+                <w:sz w:val="16"/>
+                <w:szCs w:val="16"/>
+              </w:rPr>
+              <w:t>Resultado_Alta</w:t>
+            </w:r>
+            <w:proofErr w:type="spellEnd"/>
+            <w:r>
+              <w:rPr>
+                <w:rFonts w:ascii="Arial" w:hAnsi="Arial" w:cs="Arial"/>
+                <w:sz w:val="16"/>
+                <w:szCs w:val="16"/>
+              </w:rPr>
+              <w:t>}}</w:t>
+            </w:r>
+          </w:p>
+        </w:tc>
+        <w:tc>
+          <w:tcPr>
+            <w:tcW w:w="2227" w:type="dxa"/>
+            <w:gridSpan w:val="3"/>
+            <w:tcBorders>
+              <w:top w:val="nil"/>
+              <w:left w:val="nil"/>
+              <w:bottom w:val="nil"/>
+              <w:right w:val="nil"/>
+            </w:tcBorders>
+            <w:shd w:val="clear" w:color="auto" w:fill="auto"/>
+            <w:noWrap/>
+            <w:vAlign w:val="bottom"/>
+          </w:tcPr>
+          <w:p>
+            <w:pPr>
+              <w:rPr>
+                <w:rFonts w:ascii="Arial" w:hAnsi="Arial" w:cs="Arial"/>
+                <w:sz w:val="16"/>
+                <w:szCs w:val="16"/>
+              </w:rPr>
+            </w:pPr>
+            <w:r>
+              <w:rPr>
+                <w:rFonts w:ascii="Arial" w:hAnsi="Arial" w:cs="Arial"/>
+                <w:sz w:val="16"/>
+                <w:szCs w:val="16"/>
+              </w:rPr>
+              <w:t>Efectos desde:</w:t>
+            </w:r>
+          </w:p>
+        </w:tc>
+        <w:tc>
+          <w:tcPr>
+            <w:tcW w:w="1499" w:type="dxa"/>
+            <w:gridSpan w:val="4"/>
+            <w:tcBorders>
+              <w:top w:val="nil"/>
+              <w:left w:val="nil"/>
+              <w:bottom w:val="single" w:sz="4" w:space="0" w:color="auto"/>
+              <w:right w:val="nil"/>
+            </w:tcBorders>
+            <w:shd w:val="clear" w:color="auto" w:fill="auto"/>
+            <w:noWrap/>
+            <w:vAlign w:val="bottom"/>
+          </w:tcPr>
+          <w:p>
+            <w:pPr>
+              <w:rPr>
+                <w:rFonts w:ascii="Arial" w:hAnsi="Arial" w:cs="Arial"/>
+                <w:sz w:val="16"/>
+                <w:szCs w:val="16"/>
+              </w:rPr>
+            </w:pPr>
+            <w:r>
+              <w:rPr>
+                <w:rFonts w:ascii="Arial" w:hAnsi="Arial" w:cs="Arial"/>
+                <w:sz w:val="16"/>
+                <w:szCs w:val="16"/>
+              </w:rPr>
+              <w:t>{{</w:t>
+            </w:r>
+            <w:r>
+              <w:rPr>
+                <w:rFonts w:ascii="Arial" w:hAnsi="Arial" w:cs="Arial"/>
+                <w:sz w:val="16"/>
+                <w:szCs w:val="16"/>
+              </w:rPr>
+              <w:t>Efecto_3</w:t>
+            </w:r>
+            <w:r>
+              <w:rPr>
+                <w:rFonts w:ascii="Arial" w:hAnsi="Arial" w:cs="Arial"/>
+                <w:sz w:val="16"/>
+                <w:szCs w:val="16"/>
+              </w:rPr>
+              <w:t>}}</w:t>
+            </w:r>
+          </w:p>
+        </w:tc>
+        <w:tc>
+          <w:tcPr>
+            <w:tcW w:w="875" w:type="dxa"/>
+            <w:gridSpan w:val="2"/>
+            <w:tcBorders>
+              <w:top w:val="nil"/>
+              <w:left w:val="nil"/>
+              <w:bottom w:val="nil"/>
+              <w:right w:val="nil"/>
+            </w:tcBorders>
+            <w:shd w:val="clear" w:color="auto" w:fill="auto"/>
+            <w:noWrap/>
+            <w:vAlign w:val="bottom"/>
+          </w:tcPr>
+          <w:p>
+            <w:pPr>
+              <w:rPr>
+                <w:rFonts w:ascii="Arial" w:hAnsi="Arial" w:cs="Arial"/>
+                <w:sz w:val="16"/>
+                <w:szCs w:val="16"/>
+              </w:rPr>
+            </w:pPr>
+            <w:r>
+              <w:rPr>
+                <w:rFonts w:ascii="Arial" w:hAnsi="Arial" w:cs="Arial"/>
+                <w:sz w:val="16"/>
+                <w:szCs w:val="16"/>
+              </w:rPr>
+              <w:t xml:space="preserve">Hasta:        </w:t>
+            </w:r>
+          </w:p>
+        </w:tc>
+        <w:tc>
+          <w:tcPr>
+            <w:tcW w:w="1264" w:type="dxa"/>
+            <w:gridSpan w:val="3"/>
+            <w:tcBorders>
+              <w:top w:val="nil"/>
+              <w:left w:val="nil"/>
+              <w:bottom w:val="single" w:sz="4" w:space="0" w:color="auto"/>
+              <w:right w:val="single" w:sz="18" w:space="0" w:color="auto"/>
+            </w:tcBorders>
+            <w:shd w:val="clear" w:color="auto" w:fill="auto"/>
+            <w:noWrap/>
+            <w:vAlign w:val="bottom"/>
+          </w:tcPr>
+          <w:p>
+            <w:pPr>
+              <w:rPr>
+                <w:rFonts w:ascii="Arial" w:hAnsi="Arial" w:cs="Arial"/>
+                <w:sz w:val="16"/>
+                <w:szCs w:val="16"/>
+              </w:rPr>
+            </w:pPr>
+            <w:bookmarkStart w:id="4" w:name="TERMINO_EFECT_FILIACION"/>
+            <w:r>
+              <w:rPr>
+                <w:rFonts w:ascii="Arial" w:hAnsi="Arial" w:cs="Arial"/>
+                <w:sz w:val="16"/>
+                <w:szCs w:val="16"/>
+              </w:rPr>
+              <w:t>{{</w:t>
+            </w:r>
+            <w:r>
+              <w:rPr>
+                <w:rFonts w:ascii="Arial" w:hAnsi="Arial" w:cs="Arial"/>
+                <w:sz w:val="16"/>
+                <w:szCs w:val="16"/>
+              </w:rPr>
+              <w:t>Efecto_4</w:t>
+            </w:r>
+            <w:r>
+              <w:rPr>
+                <w:rFonts w:ascii="Arial" w:hAnsi="Arial" w:cs="Arial"/>
+                <w:sz w:val="16"/>
+                <w:szCs w:val="16"/>
+              </w:rPr>
+              <w:t>}}</w:t>
+            </w:r>
+            <w:bookmarkEnd w:id="4"/>
+          </w:p>
+        </w:tc>
+      </w:tr>
+      <w:tr>
+        <w:trPr>
+          <w:trHeight w:val="333"/>
+        </w:trPr>
+        <w:tc>
+          <w:tcPr>
+            <w:tcW w:w="663" w:type="dxa"/>
+            <w:tcBorders>
+              <w:top w:val="nil"/>
+              <w:left w:val="single" w:sz="18" w:space="0" w:color="auto"/>
+              <w:bottom w:val="nil"/>
+              <w:right w:val="nil"/>
+            </w:tcBorders>
+            <w:shd w:val="clear" w:color="auto" w:fill="auto"/>
+            <w:noWrap/>
+            <w:vAlign w:val="bottom"/>
+          </w:tcPr>
+          <w:p>
+            <w:pPr>
+              <w:rPr>
+                <w:rFonts w:ascii="Arial" w:hAnsi="Arial" w:cs="Arial"/>
+                <w:sz w:val="16"/>
+                <w:szCs w:val="16"/>
+              </w:rPr>
+            </w:pPr>
+            <w:r>
+              <w:rPr>
+                <w:rFonts w:ascii="Arial" w:hAnsi="Arial" w:cs="Arial"/>
+                <w:sz w:val="16"/>
+                <w:szCs w:val="16"/>
+              </w:rPr>
+              <w:t>Clave del CT:</w:t>
+            </w:r>
+          </w:p>
+        </w:tc>
+        <w:tc>
+          <w:tcPr>
+            <w:tcW w:w="1766" w:type="dxa"/>
+            <w:gridSpan w:val="4"/>
+            <w:tcBorders>
+              <w:top w:val="nil"/>
+              <w:left w:val="nil"/>
+              <w:bottom w:val="single" w:sz="4" w:space="0" w:color="auto"/>
+              <w:right w:val="nil"/>
+            </w:tcBorders>
+            <w:shd w:val="clear" w:color="auto" w:fill="auto"/>
+            <w:noWrap/>
+            <w:vAlign w:val="bottom"/>
+          </w:tcPr>
+          <w:p>
+            <w:pPr>
+              <w:rPr>
+                <w:rFonts w:ascii="Arial" w:hAnsi="Arial" w:cs="Arial"/>
+                <w:sz w:val="16"/>
+                <w:szCs w:val="16"/>
+              </w:rPr>
+            </w:pPr>
+            <w:r>
+              <w:rPr>
+                <w:rFonts w:ascii="Arial" w:hAnsi="Arial" w:cs="Arial"/>
+                <w:sz w:val="16"/>
+                <w:szCs w:val="16"/>
+              </w:rPr>
+              <w:t>{{</w:t>
+            </w:r>
+            <w:proofErr w:type="spellStart"/>
+            <w:r>
+              <w:rPr>
+                <w:rFonts w:ascii="Arial" w:hAnsi="Arial" w:cs="Arial"/>
+                <w:sz w:val="16"/>
+                <w:szCs w:val="16"/>
+              </w:rPr>
+              <w:t>Clave_CT_Techo_F</w:t>
+            </w:r>
+            <w:proofErr w:type="spellEnd"/>
+            <w:r>
+              <w:rPr>
+                <w:rFonts w:ascii="Arial" w:hAnsi="Arial" w:cs="Arial"/>
+                <w:sz w:val="16"/>
+                <w:szCs w:val="16"/>
+              </w:rPr>
+              <w:t>}}</w:t>
+            </w:r>
+          </w:p>
+        </w:tc>
+        <w:tc>
+          <w:tcPr>
+            <w:tcW w:w="1065" w:type="dxa"/>
+            <w:gridSpan w:val="2"/>
+            <w:tcBorders>
+              <w:top w:val="nil"/>
+              <w:left w:val="nil"/>
+              <w:bottom w:val="nil"/>
+              <w:right w:val="nil"/>
+            </w:tcBorders>
+            <w:shd w:val="clear" w:color="auto" w:fill="auto"/>
+            <w:noWrap/>
+            <w:vAlign w:val="bottom"/>
+          </w:tcPr>
+          <w:p>
+            <w:pPr>
+              <w:rPr>
+                <w:rFonts w:ascii="Arial" w:hAnsi="Arial" w:cs="Arial"/>
+                <w:sz w:val="16"/>
+                <w:szCs w:val="16"/>
+              </w:rPr>
+            </w:pPr>
+            <w:r>
+              <w:rPr>
+                <w:rFonts w:ascii="Arial" w:hAnsi="Arial" w:cs="Arial"/>
+                <w:sz w:val="16"/>
+                <w:szCs w:val="16"/>
+              </w:rPr>
+              <w:t>Zona económica:</w:t>
+            </w:r>
+          </w:p>
+        </w:tc>
+        <w:tc>
+          <w:tcPr>
+            <w:tcW w:w="2005" w:type="dxa"/>
+            <w:gridSpan w:val="2"/>
+            <w:tcBorders>
+              <w:top w:val="nil"/>
+              <w:left w:val="nil"/>
+              <w:bottom w:val="single" w:sz="4" w:space="0" w:color="auto"/>
+              <w:right w:val="nil"/>
+            </w:tcBorders>
+            <w:shd w:val="clear" w:color="auto" w:fill="auto"/>
+            <w:noWrap/>
+            <w:vAlign w:val="bottom"/>
+          </w:tcPr>
+          <w:p>
+            <w:pPr>
+              <w:rPr>
+                <w:rFonts w:ascii="Arial" w:hAnsi="Arial" w:cs="Arial"/>
+                <w:sz w:val="16"/>
+                <w:szCs w:val="16"/>
+              </w:rPr>
+            </w:pPr>
+            <w:r>
+              <w:rPr>
+                <w:rFonts w:ascii="Arial" w:hAnsi="Arial" w:cs="Arial"/>
+                <w:sz w:val="16"/>
+                <w:szCs w:val="16"/>
+              </w:rPr>
+              <w:t xml:space="preserve"> </w:t>
+            </w:r>
+            <w:r>
+              <w:rPr>
+                <w:rFonts w:ascii="Arial" w:hAnsi="Arial" w:cs="Arial"/>
+                <w:sz w:val="16"/>
+                <w:szCs w:val="16"/>
+              </w:rPr>
+              <w:t xml:space="preserve"> {{</w:t>
+            </w:r>
+            <w:proofErr w:type="spellStart"/>
+            <w:r>
+              <w:rPr>
+                <w:rFonts w:ascii="Arial" w:hAnsi="Arial" w:cs="Arial"/>
+                <w:sz w:val="16"/>
+                <w:szCs w:val="16"/>
+              </w:rPr>
+              <w:t>Z_economica_Techo_F</w:t>
+            </w:r>
+            <w:proofErr w:type="spellEnd"/>
+            <w:r>
+              <w:rPr>
+                <w:rFonts w:ascii="Arial" w:hAnsi="Arial" w:cs="Arial"/>
+                <w:sz w:val="16"/>
+                <w:szCs w:val="16"/>
+              </w:rPr>
+              <w:t>}}</w:t>
+            </w:r>
+          </w:p>
+        </w:tc>
+        <w:tc>
+          <w:tcPr>
+            <w:tcW w:w="918" w:type="dxa"/>
+            <w:gridSpan w:val="4"/>
+            <w:tcBorders>
+              <w:top w:val="nil"/>
+              <w:left w:val="nil"/>
+              <w:bottom w:val="nil"/>
+              <w:right w:val="nil"/>
+            </w:tcBorders>
+            <w:shd w:val="clear" w:color="auto" w:fill="auto"/>
+            <w:noWrap/>
+            <w:vAlign w:val="bottom"/>
+          </w:tcPr>
+          <w:p>
+            <w:pPr>
+              <w:rPr>
+                <w:rFonts w:ascii="Arial" w:hAnsi="Arial" w:cs="Arial"/>
+                <w:sz w:val="16"/>
+                <w:szCs w:val="16"/>
+              </w:rPr>
+            </w:pPr>
+            <w:r>
+              <w:rPr>
+                <w:rFonts w:ascii="Arial" w:hAnsi="Arial" w:cs="Arial"/>
+                <w:sz w:val="16"/>
+                <w:szCs w:val="16"/>
+              </w:rPr>
+              <w:t>Zona escolar:</w:t>
+            </w:r>
+          </w:p>
+        </w:tc>
+        <w:tc>
+          <w:tcPr>
+            <w:tcW w:w="1875" w:type="dxa"/>
+            <w:gridSpan w:val="4"/>
+            <w:tcBorders>
+              <w:top w:val="nil"/>
+              <w:left w:val="nil"/>
+              <w:bottom w:val="single" w:sz="4" w:space="0" w:color="auto"/>
+              <w:right w:val="nil"/>
+            </w:tcBorders>
+            <w:shd w:val="clear" w:color="auto" w:fill="auto"/>
+            <w:noWrap/>
+            <w:vAlign w:val="bottom"/>
+          </w:tcPr>
+          <w:p>
+            <w:pPr>
+              <w:rPr>
+                <w:rFonts w:ascii="Arial" w:hAnsi="Arial" w:cs="Arial"/>
+                <w:sz w:val="16"/>
+                <w:szCs w:val="16"/>
+              </w:rPr>
+            </w:pPr>
+            <w:r>
+              <w:rPr>
+                <w:rFonts w:ascii="Arial" w:hAnsi="Arial" w:cs="Arial"/>
+                <w:sz w:val="16"/>
+                <w:szCs w:val="16"/>
+              </w:rPr>
+              <w:t xml:space="preserve">  </w:t>
+            </w:r>
+            <w:r>
+              <w:rPr>
+                <w:rFonts w:ascii="Arial" w:hAnsi="Arial" w:cs="Arial"/>
+                <w:sz w:val="16"/>
+                <w:szCs w:val="16"/>
+              </w:rPr>
+              <w:t>{{</w:t>
+            </w:r>
+            <w:proofErr w:type="spellStart"/>
+            <w:r>
+              <w:rPr>
+                <w:rFonts w:ascii="Arial" w:hAnsi="Arial" w:cs="Arial"/>
+                <w:sz w:val="16"/>
+                <w:szCs w:val="16"/>
+              </w:rPr>
+              <w:t>Z_Escolar_Techo_F</w:t>
+            </w:r>
+            <w:proofErr w:type="spellEnd"/>
+            <w:r>
+              <w:rPr>
+                <w:rFonts w:ascii="Arial" w:hAnsi="Arial" w:cs="Arial"/>
+                <w:sz w:val="16"/>
+                <w:szCs w:val="16"/>
+              </w:rPr>
+              <w:t>}}</w:t>
+            </w:r>
+          </w:p>
+        </w:tc>
+        <w:tc>
+          <w:tcPr>
+            <w:tcW w:w="646" w:type="dxa"/>
+            <w:tcBorders>
+              <w:top w:val="nil"/>
+              <w:left w:val="nil"/>
+              <w:bottom w:val="nil"/>
+              <w:right w:val="nil"/>
+            </w:tcBorders>
+            <w:shd w:val="clear" w:color="auto" w:fill="auto"/>
+            <w:noWrap/>
+            <w:vAlign w:val="bottom"/>
+          </w:tcPr>
+          <w:p>
+            <w:pPr>
+              <w:rPr>
+                <w:rFonts w:ascii="Arial" w:hAnsi="Arial" w:cs="Arial"/>
+                <w:sz w:val="16"/>
+                <w:szCs w:val="16"/>
+              </w:rPr>
+            </w:pPr>
+            <w:r>
+              <w:rPr>
+                <w:rFonts w:ascii="Arial" w:hAnsi="Arial" w:cs="Arial"/>
+                <w:sz w:val="16"/>
+                <w:szCs w:val="16"/>
+              </w:rPr>
+              <w:t>Sector:</w:t>
+            </w:r>
+          </w:p>
+        </w:tc>
+        <w:tc>
+          <w:tcPr>
+            <w:tcW w:w="421" w:type="dxa"/>
+            <w:tcBorders>
+              <w:top w:val="single" w:sz="4" w:space="0" w:color="auto"/>
+              <w:left w:val="nil"/>
+              <w:bottom w:val="single" w:sz="4" w:space="0" w:color="auto"/>
+              <w:right w:val="single" w:sz="18" w:space="0" w:color="auto"/>
+            </w:tcBorders>
+            <w:shd w:val="clear" w:color="auto" w:fill="auto"/>
+            <w:noWrap/>
+            <w:vAlign w:val="bottom"/>
+          </w:tcPr>
+          <w:p>
+            <w:pPr>
+              <w:rPr>
+                <w:rFonts w:ascii="Arial" w:hAnsi="Arial" w:cs="Arial"/>
+                <w:sz w:val="16"/>
+                <w:szCs w:val="16"/>
+              </w:rPr>
+            </w:pPr>
+            <w:r>
+              <w:rPr>
+                <w:rFonts w:ascii="Arial" w:hAnsi="Arial" w:cs="Arial"/>
+                <w:sz w:val="16"/>
+                <w:szCs w:val="16"/>
+              </w:rPr>
+              <w:t> </w:t>
             </w:r>
           </w:p>
         </w:tc>
@@ -3725,8 +4276,8 @@
         </w:trPr>
         <w:tc>
           <w:tcPr>
-            <w:tcW w:w="1597" w:type="dxa"/>
-            <w:gridSpan w:val="6"/>
+            <w:tcW w:w="1304" w:type="dxa"/>
+            <w:gridSpan w:val="3"/>
             <w:tcBorders>
               <w:top w:val="nil"/>
               <w:left w:val="single" w:sz="18" w:space="0" w:color="auto"/>
@@ -3751,19 +4302,19 @@
                 <w:sz w:val="16"/>
                 <w:szCs w:val="16"/>
               </w:rPr>
-              <w:t>Tipo de movimiento:</w:t>
-            </w:r>
-          </w:p>
-        </w:tc>
-        <w:tc>
-          <w:tcPr>
-            <w:tcW w:w="2645" w:type="dxa"/>
-            <w:gridSpan w:val="6"/>
+              <w:t>Nombre del CT:</w:t>
+            </w:r>
+          </w:p>
+        </w:tc>
+        <w:tc>
+          <w:tcPr>
+            <w:tcW w:w="8055" w:type="dxa"/>
+            <w:gridSpan w:val="16"/>
             <w:tcBorders>
               <w:top w:val="nil"/>
               <w:left w:val="nil"/>
               <w:bottom w:val="single" w:sz="4" w:space="0" w:color="auto"/>
-              <w:right w:val="nil"/>
+              <w:right w:val="single" w:sz="18" w:space="0" w:color="auto"/>
             </w:tcBorders>
             <w:shd w:val="clear" w:color="auto" w:fill="auto"/>
             <w:noWrap/>
@@ -3775,608 +4326,37 @@
                 <w:rFonts w:ascii="Arial" w:hAnsi="Arial" w:cs="Arial"/>
                 <w:sz w:val="16"/>
                 <w:szCs w:val="16"/>
-              </w:rPr>
-            </w:pPr>
-            <w:r>
-              <w:rPr>
-                <w:rFonts w:ascii="Arial" w:hAnsi="Arial" w:cs="Arial"/>
-                <w:sz w:val="16"/>
-                <w:szCs w:val="16"/>
+                <w:lang w:val="en-US"/>
+              </w:rPr>
+            </w:pPr>
+            <w:r>
+              <w:rPr>
+                <w:rFonts w:ascii="Arial" w:hAnsi="Arial" w:cs="Arial"/>
+                <w:sz w:val="16"/>
+                <w:szCs w:val="16"/>
+                <w:lang w:val="en-US"/>
               </w:rPr>
               <w:t>{{</w:t>
             </w:r>
-            <w:r>
-              <w:rPr>
-                <w:rFonts w:ascii="Arial" w:hAnsi="Arial" w:cs="Arial"/>
-                <w:sz w:val="16"/>
-                <w:szCs w:val="16"/>
-              </w:rPr>
-              <w:t>Resultado_Alta</w:t>
-            </w:r>
-            <w:r>
-              <w:rPr>
-                <w:rFonts w:ascii="Arial" w:hAnsi="Arial" w:cs="Arial"/>
-                <w:sz w:val="16"/>
-                <w:szCs w:val="16"/>
+            <w:proofErr w:type="spellStart"/>
+            <w:r>
+              <w:rPr>
+                <w:rFonts w:ascii="Arial" w:hAnsi="Arial" w:cs="Arial"/>
+                <w:sz w:val="16"/>
+                <w:szCs w:val="16"/>
+                <w:lang w:val="en-US"/>
+              </w:rPr>
+              <w:t>Nom_CT_Techo_F_Completo</w:t>
+            </w:r>
+            <w:proofErr w:type="spellEnd"/>
+            <w:r>
+              <w:rPr>
+                <w:rFonts w:ascii="Arial" w:hAnsi="Arial" w:cs="Arial"/>
+                <w:sz w:val="16"/>
+                <w:szCs w:val="16"/>
+                <w:lang w:val="en-US"/>
               </w:rPr>
               <w:t>}}</w:t>
-            </w:r>
-          </w:p>
-        </w:tc>
-        <w:tc>
-          <w:tcPr>
-            <w:tcW w:w="1405" w:type="dxa"/>
-            <w:gridSpan w:val="4"/>
-            <w:tcBorders>
-              <w:top w:val="nil"/>
-              <w:left w:val="nil"/>
-              <w:bottom w:val="nil"/>
-              <w:right w:val="nil"/>
-            </w:tcBorders>
-            <w:shd w:val="clear" w:color="auto" w:fill="auto"/>
-            <w:noWrap/>
-            <w:vAlign w:val="bottom"/>
-          </w:tcPr>
-          <w:p>
-            <w:pPr>
-              <w:rPr>
-                <w:rFonts w:ascii="Arial" w:hAnsi="Arial" w:cs="Arial"/>
-                <w:sz w:val="16"/>
-                <w:szCs w:val="16"/>
-              </w:rPr>
-            </w:pPr>
-            <w:r>
-              <w:rPr>
-                <w:rFonts w:ascii="Arial" w:hAnsi="Arial" w:cs="Arial"/>
-                <w:sz w:val="16"/>
-                <w:szCs w:val="16"/>
-              </w:rPr>
-              <w:t>Efectos desde:</w:t>
-            </w:r>
-          </w:p>
-        </w:tc>
-        <w:tc>
-          <w:tcPr>
-            <w:tcW w:w="1560" w:type="dxa"/>
-            <w:gridSpan w:val="5"/>
-            <w:tcBorders>
-              <w:top w:val="nil"/>
-              <w:left w:val="nil"/>
-              <w:bottom w:val="single" w:sz="4" w:space="0" w:color="auto"/>
-              <w:right w:val="nil"/>
-            </w:tcBorders>
-            <w:shd w:val="clear" w:color="auto" w:fill="auto"/>
-            <w:noWrap/>
-            <w:vAlign w:val="bottom"/>
-          </w:tcPr>
-          <w:p>
-            <w:pPr>
-              <w:rPr>
-                <w:rFonts w:ascii="Arial" w:hAnsi="Arial" w:cs="Arial"/>
-                <w:sz w:val="16"/>
-                <w:szCs w:val="16"/>
-              </w:rPr>
-            </w:pPr>
-            <w:r>
-              <w:rPr>
-                <w:rFonts w:ascii="Arial" w:hAnsi="Arial" w:cs="Arial"/>
-                <w:sz w:val="16"/>
-                <w:szCs w:val="16"/>
-              </w:rPr>
-              <w:t>{{</w:t>
-            </w:r>
-            <w:r>
-              <w:rPr>
-                <w:rFonts w:ascii="Arial" w:hAnsi="Arial" w:cs="Arial"/>
-                <w:sz w:val="16"/>
-                <w:szCs w:val="16"/>
-              </w:rPr>
-              <w:t>Efecto_3</w:t>
-            </w:r>
-            <w:r>
-              <w:rPr>
-                <w:rFonts w:ascii="Arial" w:hAnsi="Arial" w:cs="Arial"/>
-                <w:sz w:val="16"/>
-                <w:szCs w:val="16"/>
-              </w:rPr>
-              <w:t>}}</w:t>
-            </w:r>
-          </w:p>
-        </w:tc>
-        <w:tc>
-          <w:tcPr>
-            <w:tcW w:w="603" w:type="dxa"/>
-            <w:gridSpan w:val="4"/>
-            <w:tcBorders>
-              <w:top w:val="nil"/>
-              <w:left w:val="nil"/>
-              <w:bottom w:val="nil"/>
-              <w:right w:val="nil"/>
-            </w:tcBorders>
-            <w:shd w:val="clear" w:color="auto" w:fill="auto"/>
-            <w:noWrap/>
-            <w:vAlign w:val="bottom"/>
-          </w:tcPr>
-          <w:p>
-            <w:pPr>
-              <w:rPr>
-                <w:rFonts w:ascii="Arial" w:hAnsi="Arial" w:cs="Arial"/>
-                <w:sz w:val="16"/>
-                <w:szCs w:val="16"/>
-              </w:rPr>
-            </w:pPr>
-            <w:r>
-              <w:rPr>
-                <w:rFonts w:ascii="Arial" w:hAnsi="Arial" w:cs="Arial"/>
-                <w:sz w:val="16"/>
-                <w:szCs w:val="16"/>
-              </w:rPr>
-              <w:t xml:space="preserve">Hasta:        </w:t>
-            </w:r>
-          </w:p>
-        </w:tc>
-        <w:tc>
-          <w:tcPr>
-            <w:tcW w:w="1381" w:type="dxa"/>
-            <w:gridSpan w:val="3"/>
-            <w:tcBorders>
-              <w:top w:val="nil"/>
-              <w:left w:val="nil"/>
-              <w:bottom w:val="single" w:sz="4" w:space="0" w:color="auto"/>
-              <w:right w:val="single" w:sz="18" w:space="0" w:color="auto"/>
-            </w:tcBorders>
-            <w:shd w:val="clear" w:color="auto" w:fill="auto"/>
-            <w:noWrap/>
-            <w:vAlign w:val="bottom"/>
-          </w:tcPr>
-          <w:p>
-            <w:pPr>
-              <w:rPr>
-                <w:rFonts w:ascii="Arial" w:hAnsi="Arial" w:cs="Arial"/>
-                <w:sz w:val="16"/>
-                <w:szCs w:val="16"/>
-              </w:rPr>
-            </w:pPr>
-            <w:bookmarkStart w:id="3" w:name="TERMINO_EFECT_FILIACION"/>
-            <w:r>
-              <w:rPr>
-                <w:rFonts w:ascii="Arial" w:hAnsi="Arial" w:cs="Arial"/>
-                <w:sz w:val="16"/>
-                <w:szCs w:val="16"/>
-              </w:rPr>
-              <w:t>{{</w:t>
-            </w:r>
-            <w:r>
-              <w:rPr>
-                <w:rFonts w:ascii="Arial" w:hAnsi="Arial" w:cs="Arial"/>
-                <w:sz w:val="16"/>
-                <w:szCs w:val="16"/>
-              </w:rPr>
-              <w:t>Efecto_4</w:t>
-            </w:r>
-            <w:r>
-              <w:rPr>
-                <w:rFonts w:ascii="Arial" w:hAnsi="Arial" w:cs="Arial"/>
-                <w:sz w:val="16"/>
-                <w:szCs w:val="16"/>
-              </w:rPr>
-              <w:t>}}</w:t>
-            </w:r>
-            <w:r>
-              <w:rPr>
-                <w:rFonts w:ascii="Arial" w:hAnsi="Arial" w:cs="Arial"/>
-                <w:noProof/>
-                <w:sz w:val="16"/>
-                <w:szCs w:val="16"/>
-                <w:lang w:val="en-US" w:eastAsia="en-US"/>
-              </w:rPr>
-              <mc:AlternateContent>
-                <mc:Choice Requires="wps">
-                  <w:drawing>
-                    <wp:anchor distT="0" distB="0" distL="114300" distR="114300" simplePos="0" relativeHeight="251680768" behindDoc="0" locked="0" layoutInCell="1" allowOverlap="1" wp14:anchorId="5E4A9338" wp14:editId="6DFEA781">
-                      <wp:simplePos x="0" y="0"/>
-                      <wp:positionH relativeFrom="column">
-                        <wp:posOffset>142875</wp:posOffset>
-                      </wp:positionH>
-                      <wp:positionV relativeFrom="paragraph">
-                        <wp:posOffset>113030</wp:posOffset>
-                      </wp:positionV>
-                      <wp:extent cx="641350" cy="235585"/>
-                      <wp:effectExtent l="3810" t="3175" r="2540" b="0"/>
-                      <wp:wrapNone/>
-                      <wp:docPr id="1" name="Cuadro de texto 1"/>
-                      <wp:cNvGraphicFramePr>
-                        <a:graphicFrameLocks xmlns:a="http://schemas.openxmlformats.org/drawingml/2006/main"/>
-                      </wp:cNvGraphicFramePr>
-                      <a:graphic xmlns:a="http://schemas.openxmlformats.org/drawingml/2006/main">
-                        <a:graphicData uri="http://schemas.microsoft.com/office/word/2010/wordprocessingShape">
-                          <wps:wsp>
-                            <wps:cNvSpPr txBox="1">
-                              <a:spLocks noChangeArrowheads="1"/>
-                            </wps:cNvSpPr>
-                            <wps:spPr bwMode="auto">
-                              <a:xfrm>
-                                <a:off x="0" y="0"/>
-                                <a:ext cx="641350" cy="235585"/>
-                              </a:xfrm>
-                              <a:prstGeom prst="rect">
-                                <a:avLst/>
-                              </a:prstGeom>
-                              <a:noFill/>
-                              <a:ln>
-                                <a:noFill/>
-                              </a:ln>
-                              <a:extLst>
-                                <a:ext uri="{909E8E84-426E-40DD-AFC4-6F175D3DCCD1}">
-                                  <a14:hiddenFill xmlns:a14="http://schemas.microsoft.com/office/drawing/2010/main">
-                                    <a:solidFill>
-                                      <a:srgbClr val="FFFFFF"/>
-                                    </a:solidFill>
-                                  </a14:hiddenFill>
-                                </a:ext>
-                                <a:ext uri="{91240B29-F687-4F45-9708-019B960494DF}">
-                                  <a14:hiddenLine xmlns:a14="http://schemas.microsoft.com/office/drawing/2010/main" w="9525">
-                                    <a:solidFill>
-                                      <a:srgbClr val="000000"/>
-                                    </a:solidFill>
-                                    <a:miter lim="800000"/>
-                                    <a:headEnd/>
-                                    <a:tailEnd/>
-                                  </a14:hiddenLine>
-                                </a:ext>
-                              </a:extLst>
-                            </wps:spPr>
-                            <wps:txbx>
-                              <w:txbxContent>
-                                <w:p>
-                                  <w:pPr>
-                                    <w:rPr>
-                                      <w:rFonts w:ascii="Arial" w:hAnsi="Arial" w:cs="Arial"/>
-                                      <w:noProof/>
-                                      <w:color w:val="808080"/>
-                                      <w:sz w:val="12"/>
-                                      <w:szCs w:val="12"/>
-                                    </w:rPr>
-                                  </w:pPr>
-                                  <w:r>
-                                    <w:rPr>
-                                      <w:rFonts w:ascii="Arial" w:hAnsi="Arial" w:cs="Arial"/>
-                                      <w:noProof/>
-                                      <w:color w:val="808080"/>
-                                      <w:sz w:val="12"/>
-                                      <w:szCs w:val="12"/>
-                                    </w:rPr>
-                                    <w:t>dd/mm/aa</w:t>
-                                  </w:r>
-                                </w:p>
-                                <w:p/>
-                              </w:txbxContent>
-                            </wps:txbx>
-                            <wps:bodyPr rot="0" vert="horz" wrap="square" lIns="91440" tIns="45720" rIns="91440" bIns="45720" anchor="t" anchorCtr="0" upright="1">
-                              <a:noAutofit/>
-                            </wps:bodyPr>
-                          </wps:wsp>
-                        </a:graphicData>
-                      </a:graphic>
-                      <wp14:sizeRelH relativeFrom="page">
-                        <wp14:pctWidth>0</wp14:pctWidth>
-                      </wp14:sizeRelH>
-                      <wp14:sizeRelV relativeFrom="page">
-                        <wp14:pctHeight>0</wp14:pctHeight>
-                      </wp14:sizeRelV>
-                    </wp:anchor>
-                  </w:drawing>
-                </mc:Choice>
-                <mc:Fallback>
-                  <w:pict>
-                    <v:shape w14:anchorId="5E4A9338" id="Cuadro de texto 1" o:spid="_x0000_s1028" type="#_x0000_t202" style="position:absolute;margin-left:11.25pt;margin-top:8.9pt;width:50.5pt;height:18.55pt;z-index:251680768;visibility:visible;mso-wrap-style:square;mso-width-percent:0;mso-height-percent:0;mso-wrap-distance-left:9pt;mso-wrap-distance-top:0;mso-wrap-distance-right:9pt;mso-wrap-distance-bottom:0;mso-position-horizontal:absolute;mso-position-horizontal-relative:text;mso-position-vertical:absolute;mso-position-vertical-relative:text;mso-width-percent:0;mso-height-percent:0;mso-width-relative:page;mso-height-relative:page;v-text-anchor:top" o:gfxdata="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" filled="f" stroked="f">
-                      <v:textbox>
-                        <w:txbxContent>
-                          <w:p>
-                            <w:pPr>
-                              <w:rPr>
-                                <w:rFonts w:ascii="Arial" w:hAnsi="Arial" w:cs="Arial"/>
-                                <w:noProof/>
-                                <w:color w:val="808080"/>
-                                <w:sz w:val="12"/>
-                                <w:szCs w:val="12"/>
-                              </w:rPr>
-                            </w:pPr>
-                            <w:r>
-                              <w:rPr>
-                                <w:rFonts w:ascii="Arial" w:hAnsi="Arial" w:cs="Arial"/>
-                                <w:noProof/>
-                                <w:color w:val="808080"/>
-                                <w:sz w:val="12"/>
-                                <w:szCs w:val="12"/>
-                              </w:rPr>
-                              <w:t>dd/mm/aa</w:t>
-                            </w:r>
-                          </w:p>
-                          <w:p/>
-                        </w:txbxContent>
-                      </v:textbox>
-                    </v:shape>
-                  </w:pict>
-                </mc:Fallback>
-              </mc:AlternateContent>
-            </w:r>
-            <w:bookmarkEnd w:id="3"/>
-          </w:p>
-        </w:tc>
-      </w:tr>
-      <w:tr>
-        <w:trPr>
-          <w:trHeight w:val="333"/>
-        </w:trPr>
-        <w:tc>
-          <w:tcPr>
-            <w:tcW w:w="1145" w:type="dxa"/>
-            <w:gridSpan w:val="3"/>
-            <w:tcBorders>
-              <w:top w:val="nil"/>
-              <w:left w:val="single" w:sz="18" w:space="0" w:color="auto"/>
-              <w:bottom w:val="nil"/>
-              <w:right w:val="nil"/>
-            </w:tcBorders>
-            <w:shd w:val="clear" w:color="auto" w:fill="auto"/>
-            <w:noWrap/>
-            <w:vAlign w:val="bottom"/>
-          </w:tcPr>
-          <w:p>
-            <w:pPr>
-              <w:rPr>
-                <w:rFonts w:ascii="Arial" w:hAnsi="Arial" w:cs="Arial"/>
-                <w:sz w:val="16"/>
-                <w:szCs w:val="16"/>
-              </w:rPr>
-            </w:pPr>
-            <w:r>
-              <w:rPr>
-                <w:rFonts w:ascii="Arial" w:hAnsi="Arial" w:cs="Arial"/>
-                <w:sz w:val="16"/>
-                <w:szCs w:val="16"/>
-              </w:rPr>
-              <w:t>Clave del CT:</w:t>
-            </w:r>
-          </w:p>
-        </w:tc>
-        <w:tc>
-          <w:tcPr>
-            <w:tcW w:w="1720" w:type="dxa"/>
-            <w:gridSpan w:val="5"/>
-            <w:tcBorders>
-              <w:top w:val="nil"/>
-              <w:left w:val="nil"/>
-              <w:bottom w:val="single" w:sz="4" w:space="0" w:color="auto"/>
-              <w:right w:val="nil"/>
-            </w:tcBorders>
-            <w:shd w:val="clear" w:color="auto" w:fill="auto"/>
-            <w:noWrap/>
-            <w:vAlign w:val="bottom"/>
-          </w:tcPr>
-          <w:p>
-            <w:pPr>
-              <w:rPr>
-                <w:rFonts w:ascii="Arial" w:hAnsi="Arial" w:cs="Arial"/>
-                <w:sz w:val="16"/>
-                <w:szCs w:val="16"/>
-              </w:rPr>
-            </w:pPr>
-            <w:r>
-              <w:rPr>
-                <w:rFonts w:ascii="Arial" w:hAnsi="Arial" w:cs="Arial"/>
-                <w:sz w:val="16"/>
-                <w:szCs w:val="16"/>
-              </w:rPr>
-              <w:t>{{Clave_CT_Techo_F}}</w:t>
-            </w:r>
-          </w:p>
-        </w:tc>
-        <w:tc>
-          <w:tcPr>
-            <w:tcW w:w="1377" w:type="dxa"/>
-            <w:gridSpan w:val="4"/>
-            <w:tcBorders>
-              <w:top w:val="nil"/>
-              <w:left w:val="nil"/>
-              <w:bottom w:val="nil"/>
-              <w:right w:val="nil"/>
-            </w:tcBorders>
-            <w:shd w:val="clear" w:color="auto" w:fill="auto"/>
-            <w:noWrap/>
-            <w:vAlign w:val="bottom"/>
-          </w:tcPr>
-          <w:p>
-            <w:pPr>
-              <w:rPr>
-                <w:rFonts w:ascii="Arial" w:hAnsi="Arial" w:cs="Arial"/>
-                <w:sz w:val="16"/>
-                <w:szCs w:val="16"/>
-              </w:rPr>
-            </w:pPr>
-            <w:r>
-              <w:rPr>
-                <w:rFonts w:ascii="Arial" w:hAnsi="Arial" w:cs="Arial"/>
-                <w:sz w:val="16"/>
-                <w:szCs w:val="16"/>
-              </w:rPr>
-              <w:t>Zona económica:</w:t>
-            </w:r>
-          </w:p>
-        </w:tc>
-        <w:tc>
-          <w:tcPr>
-            <w:tcW w:w="1191" w:type="dxa"/>
-            <w:gridSpan w:val="3"/>
-            <w:tcBorders>
-              <w:top w:val="nil"/>
-              <w:left w:val="nil"/>
-              <w:bottom w:val="single" w:sz="4" w:space="0" w:color="auto"/>
-              <w:right w:val="nil"/>
-            </w:tcBorders>
-            <w:shd w:val="clear" w:color="auto" w:fill="auto"/>
-            <w:noWrap/>
-            <w:vAlign w:val="bottom"/>
-          </w:tcPr>
-          <w:p>
-            <w:pPr>
-              <w:rPr>
-                <w:rFonts w:ascii="Arial" w:hAnsi="Arial" w:cs="Arial"/>
-                <w:sz w:val="16"/>
-                <w:szCs w:val="16"/>
-              </w:rPr>
-            </w:pPr>
-            <w:r>
-              <w:rPr>
-                <w:rFonts w:ascii="Arial" w:hAnsi="Arial" w:cs="Arial"/>
-                <w:sz w:val="16"/>
-                <w:szCs w:val="16"/>
-              </w:rPr>
-              <w:t xml:space="preserve"> </w:t>
-            </w:r>
-            <w:r>
-              <w:rPr>
-                <w:rFonts w:ascii="Arial" w:hAnsi="Arial" w:cs="Arial"/>
-                <w:sz w:val="16"/>
-                <w:szCs w:val="16"/>
-              </w:rPr>
-              <w:t xml:space="preserve"> {{Z_economica_Techo_F}}</w:t>
-            </w:r>
-          </w:p>
-        </w:tc>
-        <w:tc>
-          <w:tcPr>
-            <w:tcW w:w="1204" w:type="dxa"/>
-            <w:gridSpan w:val="5"/>
-            <w:tcBorders>
-              <w:top w:val="nil"/>
-              <w:left w:val="nil"/>
-              <w:bottom w:val="nil"/>
-              <w:right w:val="nil"/>
-            </w:tcBorders>
-            <w:shd w:val="clear" w:color="auto" w:fill="auto"/>
-            <w:noWrap/>
-            <w:vAlign w:val="bottom"/>
-          </w:tcPr>
-          <w:p>
-            <w:pPr>
-              <w:rPr>
-                <w:rFonts w:ascii="Arial" w:hAnsi="Arial" w:cs="Arial"/>
-                <w:sz w:val="16"/>
-                <w:szCs w:val="16"/>
-              </w:rPr>
-            </w:pPr>
-            <w:r>
-              <w:rPr>
-                <w:rFonts w:ascii="Arial" w:hAnsi="Arial" w:cs="Arial"/>
-                <w:sz w:val="16"/>
-                <w:szCs w:val="16"/>
-              </w:rPr>
-              <w:t>Zona escolar:</w:t>
-            </w:r>
-          </w:p>
-        </w:tc>
-        <w:tc>
-          <w:tcPr>
-            <w:tcW w:w="1067" w:type="dxa"/>
-            <w:gridSpan w:val="4"/>
-            <w:tcBorders>
-              <w:top w:val="nil"/>
-              <w:left w:val="nil"/>
-              <w:bottom w:val="single" w:sz="4" w:space="0" w:color="auto"/>
-              <w:right w:val="nil"/>
-            </w:tcBorders>
-            <w:shd w:val="clear" w:color="auto" w:fill="auto"/>
-            <w:noWrap/>
-            <w:vAlign w:val="bottom"/>
-          </w:tcPr>
-          <w:p>
-            <w:pPr>
-              <w:rPr>
-                <w:rFonts w:ascii="Arial" w:hAnsi="Arial" w:cs="Arial"/>
-                <w:sz w:val="16"/>
-                <w:szCs w:val="16"/>
-              </w:rPr>
-            </w:pPr>
-            <w:r>
-              <w:rPr>
-                <w:rFonts w:ascii="Arial" w:hAnsi="Arial" w:cs="Arial"/>
-                <w:sz w:val="16"/>
-                <w:szCs w:val="16"/>
-              </w:rPr>
-              <w:t xml:space="preserve">  </w:t>
-            </w:r>
-            <w:r>
-              <w:rPr>
-                <w:rFonts w:ascii="Arial" w:hAnsi="Arial" w:cs="Arial"/>
-                <w:sz w:val="16"/>
-                <w:szCs w:val="16"/>
-              </w:rPr>
-              <w:t>{{Z_Escolar_Techo_F}}</w:t>
-            </w:r>
-          </w:p>
-        </w:tc>
-        <w:tc>
-          <w:tcPr>
-            <w:tcW w:w="1122" w:type="dxa"/>
-            <w:gridSpan w:val="3"/>
-            <w:tcBorders>
-              <w:top w:val="nil"/>
-              <w:left w:val="nil"/>
-              <w:bottom w:val="nil"/>
-              <w:right w:val="nil"/>
-            </w:tcBorders>
-            <w:shd w:val="clear" w:color="auto" w:fill="auto"/>
-            <w:noWrap/>
-            <w:vAlign w:val="bottom"/>
-          </w:tcPr>
-          <w:p>
-            <w:pPr>
-              <w:rPr>
-                <w:rFonts w:ascii="Arial" w:hAnsi="Arial" w:cs="Arial"/>
-                <w:sz w:val="16"/>
-                <w:szCs w:val="16"/>
-              </w:rPr>
-            </w:pPr>
-            <w:r>
-              <w:rPr>
-                <w:rFonts w:ascii="Arial" w:hAnsi="Arial" w:cs="Arial"/>
-                <w:sz w:val="16"/>
-                <w:szCs w:val="16"/>
-              </w:rPr>
-              <w:t>Sector:</w:t>
-            </w:r>
-          </w:p>
-        </w:tc>
-        <w:tc>
-          <w:tcPr>
-            <w:tcW w:w="365" w:type="dxa"/>
-            <w:tcBorders>
-              <w:top w:val="single" w:sz="4" w:space="0" w:color="auto"/>
-              <w:left w:val="nil"/>
-              <w:bottom w:val="single" w:sz="4" w:space="0" w:color="auto"/>
-              <w:right w:val="single" w:sz="18" w:space="0" w:color="auto"/>
-            </w:tcBorders>
-            <w:shd w:val="clear" w:color="auto" w:fill="auto"/>
-            <w:noWrap/>
-            <w:vAlign w:val="bottom"/>
-          </w:tcPr>
-          <w:p>
-            <w:pPr>
-              <w:rPr>
-                <w:rFonts w:ascii="Arial" w:hAnsi="Arial" w:cs="Arial"/>
-                <w:sz w:val="16"/>
-                <w:szCs w:val="16"/>
-              </w:rPr>
-            </w:pPr>
-            <w:r>
-              <w:rPr>
-                <w:rFonts w:ascii="Arial" w:hAnsi="Arial" w:cs="Arial"/>
-                <w:sz w:val="16"/>
-                <w:szCs w:val="16"/>
-              </w:rPr>
-              <w:t> </w:t>
             </w:r>
           </w:p>
         </w:tc>
@@ -4387,8 +4367,8 @@
         </w:trPr>
         <w:tc>
           <w:tcPr>
-            <w:tcW w:w="1318" w:type="dxa"/>
-            <w:gridSpan w:val="4"/>
+            <w:tcW w:w="1304" w:type="dxa"/>
+            <w:gridSpan w:val="3"/>
             <w:tcBorders>
               <w:top w:val="nil"/>
               <w:left w:val="single" w:sz="18" w:space="0" w:color="auto"/>
@@ -4413,16 +4393,16 @@
                 <w:sz w:val="16"/>
                 <w:szCs w:val="16"/>
               </w:rPr>
-              <w:t>Nombre del CT:</w:t>
-            </w:r>
-          </w:p>
-        </w:tc>
-        <w:tc>
-          <w:tcPr>
-            <w:tcW w:w="7873" w:type="dxa"/>
-            <w:gridSpan w:val="24"/>
-            <w:tcBorders>
-              <w:top w:val="nil"/>
+              <w:t xml:space="preserve">Domicilio:                          </w:t>
+            </w:r>
+          </w:p>
+        </w:tc>
+        <w:tc>
+          <w:tcPr>
+            <w:tcW w:w="8055" w:type="dxa"/>
+            <w:gridSpan w:val="16"/>
+            <w:tcBorders>
+              <w:top w:val="single" w:sz="4" w:space="0" w:color="auto"/>
               <w:left w:val="nil"/>
               <w:bottom w:val="single" w:sz="4" w:space="0" w:color="auto"/>
               <w:right w:val="single" w:sz="18" w:space="0" w:color="auto"/>
@@ -4437,17 +4417,37 @@
                 <w:rFonts w:ascii="Arial" w:hAnsi="Arial" w:cs="Arial"/>
                 <w:sz w:val="16"/>
                 <w:szCs w:val="16"/>
-                <w:lang w:val="en-US"/>
-              </w:rPr>
-            </w:pPr>
-            <w:r>
-              <w:rPr>
-                <w:rFonts w:ascii="Arial" w:hAnsi="Arial" w:cs="Arial"/>
-                <w:sz w:val="16"/>
-                <w:szCs w:val="16"/>
-                <w:lang w:val="en-US"/>
-              </w:rPr>
-              <w:t>{{Nom_CT_Techo_F_Completo}}</w:t>
+                <w:lang w:val="es-MX"/>
+              </w:rPr>
+            </w:pPr>
+            <w:r>
+              <w:rPr>
+                <w:rFonts w:ascii="Arial" w:hAnsi="Arial" w:cs="Arial"/>
+                <w:sz w:val="16"/>
+                <w:szCs w:val="16"/>
+                <w:lang w:val="es-MX"/>
+              </w:rPr>
+              <w:t>{{</w:t>
+            </w:r>
+            <w:proofErr w:type="spellStart"/>
+            <w:r>
+              <w:rPr>
+                <w:rFonts w:ascii="Arial" w:hAnsi="Arial" w:cs="Arial"/>
+                <w:sz w:val="16"/>
+                <w:szCs w:val="16"/>
+                <w:lang w:val="es-MX"/>
+              </w:rPr>
+              <w:t>Domicilio_CT_Techo_F</w:t>
+            </w:r>
+            <w:proofErr w:type="spellEnd"/>
+            <w:r>
+              <w:rPr>
+                <w:rFonts w:ascii="Arial" w:hAnsi="Arial" w:cs="Arial"/>
+                <w:sz w:val="16"/>
+                <w:szCs w:val="16"/>
+                <w:lang w:val="es-MX"/>
+              </w:rPr>
+              <w:t>}}</w:t>
             </w:r>
           </w:p>
         </w:tc>
@@ -4458,8 +4458,8 @@
         </w:trPr>
         <w:tc>
           <w:tcPr>
-            <w:tcW w:w="1318" w:type="dxa"/>
-            <w:gridSpan w:val="4"/>
+            <w:tcW w:w="1304" w:type="dxa"/>
+            <w:gridSpan w:val="3"/>
             <w:tcBorders>
               <w:top w:val="nil"/>
               <w:left w:val="single" w:sz="18" w:space="0" w:color="auto"/>
@@ -4484,14 +4484,104 @@
                 <w:sz w:val="16"/>
                 <w:szCs w:val="16"/>
               </w:rPr>
-              <w:t xml:space="preserve">Domicilio:                          </w:t>
-            </w:r>
-          </w:p>
-        </w:tc>
-        <w:tc>
-          <w:tcPr>
-            <w:tcW w:w="7873" w:type="dxa"/>
-            <w:gridSpan w:val="24"/>
+              <w:t>Población:</w:t>
+            </w:r>
+          </w:p>
+        </w:tc>
+        <w:tc>
+          <w:tcPr>
+            <w:tcW w:w="4195" w:type="dxa"/>
+            <w:gridSpan w:val="6"/>
+            <w:tcBorders>
+              <w:top w:val="single" w:sz="4" w:space="0" w:color="auto"/>
+              <w:left w:val="nil"/>
+              <w:bottom w:val="single" w:sz="4" w:space="0" w:color="auto"/>
+              <w:right w:val="nil"/>
+            </w:tcBorders>
+            <w:shd w:val="clear" w:color="auto" w:fill="auto"/>
+            <w:noWrap/>
+            <w:vAlign w:val="bottom"/>
+          </w:tcPr>
+          <w:p>
+            <w:pPr>
+              <w:rPr>
+                <w:rFonts w:ascii="Arial" w:hAnsi="Arial" w:cs="Arial"/>
+                <w:sz w:val="16"/>
+                <w:szCs w:val="16"/>
+              </w:rPr>
+            </w:pPr>
+            <w:r>
+              <w:rPr>
+                <w:rFonts w:ascii="Arial" w:hAnsi="Arial" w:cs="Arial"/>
+                <w:sz w:val="16"/>
+                <w:szCs w:val="16"/>
+              </w:rPr>
+              <w:t>{{</w:t>
+            </w:r>
+            <w:proofErr w:type="spellStart"/>
+            <w:r>
+              <w:rPr>
+                <w:rFonts w:ascii="Arial" w:hAnsi="Arial" w:cs="Arial"/>
+                <w:sz w:val="16"/>
+                <w:szCs w:val="16"/>
+              </w:rPr>
+              <w:t>Poblacion_Techo_F</w:t>
+            </w:r>
+            <w:proofErr w:type="spellEnd"/>
+            <w:r>
+              <w:rPr>
+                <w:rFonts w:ascii="Arial" w:hAnsi="Arial" w:cs="Arial"/>
+                <w:sz w:val="16"/>
+                <w:szCs w:val="16"/>
+              </w:rPr>
+              <w:t>}}</w:t>
+            </w:r>
+            <w:r>
+              <w:rPr>
+                <w:rFonts w:ascii="Arial" w:hAnsi="Arial" w:cs="Arial"/>
+                <w:sz w:val="16"/>
+                <w:szCs w:val="16"/>
+              </w:rPr>
+              <w:t>, DGO.</w:t>
+            </w:r>
+          </w:p>
+        </w:tc>
+        <w:tc>
+          <w:tcPr>
+            <w:tcW w:w="918" w:type="dxa"/>
+            <w:gridSpan w:val="4"/>
+            <w:tcBorders>
+              <w:top w:val="nil"/>
+              <w:left w:val="nil"/>
+              <w:bottom w:val="nil"/>
+              <w:right w:val="nil"/>
+            </w:tcBorders>
+            <w:shd w:val="clear" w:color="auto" w:fill="auto"/>
+            <w:noWrap/>
+            <w:vAlign w:val="bottom"/>
+          </w:tcPr>
+          <w:p>
+            <w:pPr>
+              <w:rPr>
+                <w:rFonts w:ascii="Arial" w:hAnsi="Arial" w:cs="Arial"/>
+                <w:sz w:val="16"/>
+                <w:szCs w:val="16"/>
+              </w:rPr>
+            </w:pPr>
+            <w:r>
+              <w:rPr>
+                <w:rFonts w:ascii="Arial" w:hAnsi="Arial" w:cs="Arial"/>
+                <w:sz w:val="16"/>
+                <w:szCs w:val="16"/>
+              </w:rPr>
+              <w:t>Pagaduría:</w:t>
+            </w:r>
+          </w:p>
+        </w:tc>
+        <w:tc>
+          <w:tcPr>
+            <w:tcW w:w="2942" w:type="dxa"/>
+            <w:gridSpan w:val="6"/>
             <w:tcBorders>
               <w:top w:val="single" w:sz="4" w:space="0" w:color="auto"/>
               <w:left w:val="nil"/>
@@ -4508,170 +4598,27 @@
                 <w:rFonts w:ascii="Arial" w:hAnsi="Arial" w:cs="Arial"/>
                 <w:sz w:val="16"/>
                 <w:szCs w:val="16"/>
-                <w:lang w:val="es-MX"/>
-              </w:rPr>
-            </w:pPr>
-            <w:r>
-              <w:rPr>
-                <w:rFonts w:ascii="Arial" w:hAnsi="Arial" w:cs="Arial"/>
-                <w:sz w:val="16"/>
-                <w:szCs w:val="16"/>
-                <w:lang w:val="es-MX"/>
-              </w:rPr>
-              <w:t>{{Domicilio_CT_Techo_F}}</w:t>
+              </w:rPr>
+            </w:pPr>
+            <w:r>
+              <w:rPr>
+                <w:rFonts w:ascii="Arial" w:hAnsi="Arial" w:cs="Arial"/>
+                <w:sz w:val="16"/>
+                <w:szCs w:val="16"/>
+              </w:rPr>
+              <w:t> </w:t>
             </w:r>
           </w:p>
         </w:tc>
       </w:tr>
       <w:tr>
         <w:trPr>
-          <w:trHeight w:val="235"/>
+          <w:trHeight w:val="70"/>
         </w:trPr>
         <w:tc>
           <w:tcPr>
-            <w:tcW w:w="973" w:type="dxa"/>
-            <w:gridSpan w:val="2"/>
-            <w:tcBorders>
-              <w:top w:val="nil"/>
-              <w:left w:val="single" w:sz="18" w:space="0" w:color="auto"/>
-              <w:bottom w:val="nil"/>
-              <w:right w:val="nil"/>
-            </w:tcBorders>
-            <w:shd w:val="clear" w:color="auto" w:fill="auto"/>
-            <w:noWrap/>
-            <w:vAlign w:val="bottom"/>
-          </w:tcPr>
-          <w:p>
-            <w:pPr>
-              <w:rPr>
-                <w:rFonts w:ascii="Arial" w:hAnsi="Arial" w:cs="Arial"/>
-                <w:sz w:val="16"/>
-                <w:szCs w:val="16"/>
-              </w:rPr>
-            </w:pPr>
-            <w:r>
-              <w:rPr>
-                <w:rFonts w:ascii="Arial" w:hAnsi="Arial" w:cs="Arial"/>
-                <w:sz w:val="16"/>
-                <w:szCs w:val="16"/>
-              </w:rPr>
-              <w:t>Población:</w:t>
-            </w:r>
-          </w:p>
-        </w:tc>
-        <w:tc>
-          <w:tcPr>
-            <w:tcW w:w="4460" w:type="dxa"/>
-            <w:gridSpan w:val="13"/>
-            <w:tcBorders>
-              <w:top w:val="single" w:sz="4" w:space="0" w:color="auto"/>
-              <w:left w:val="nil"/>
-              <w:bottom w:val="single" w:sz="4" w:space="0" w:color="auto"/>
-              <w:right w:val="nil"/>
-            </w:tcBorders>
-            <w:shd w:val="clear" w:color="auto" w:fill="auto"/>
-            <w:noWrap/>
-            <w:vAlign w:val="bottom"/>
-          </w:tcPr>
-          <w:p>
-            <w:pPr>
-              <w:rPr>
-                <w:rFonts w:ascii="Arial" w:hAnsi="Arial" w:cs="Arial"/>
-                <w:sz w:val="16"/>
-                <w:szCs w:val="16"/>
-              </w:rPr>
-            </w:pPr>
-            <w:r>
-              <w:rPr>
-                <w:rFonts w:ascii="Arial" w:hAnsi="Arial" w:cs="Arial"/>
-                <w:sz w:val="16"/>
-                <w:szCs w:val="16"/>
-              </w:rPr>
-              <w:t>{{Poblacion_Techo_F}}</w:t>
-            </w:r>
-            <w:r>
-              <w:rPr>
-                <w:rFonts w:ascii="Arial" w:hAnsi="Arial" w:cs="Arial"/>
-                <w:sz w:val="16"/>
-                <w:szCs w:val="16"/>
-              </w:rPr>
-              <w:t>, DGO.</w:t>
-            </w:r>
-          </w:p>
-        </w:tc>
-        <w:tc>
-          <w:tcPr>
-            <w:tcW w:w="1032" w:type="dxa"/>
-            <w:gridSpan w:val="4"/>
-            <w:tcBorders>
-              <w:top w:val="nil"/>
-              <w:left w:val="nil"/>
-              <w:bottom w:val="nil"/>
-              <w:right w:val="nil"/>
-            </w:tcBorders>
-            <w:shd w:val="clear" w:color="auto" w:fill="auto"/>
-            <w:noWrap/>
-            <w:vAlign w:val="bottom"/>
-          </w:tcPr>
-          <w:p>
-            <w:pPr>
-              <w:rPr>
-                <w:rFonts w:ascii="Arial" w:hAnsi="Arial" w:cs="Arial"/>
-                <w:sz w:val="16"/>
-                <w:szCs w:val="16"/>
-              </w:rPr>
-            </w:pPr>
-            <w:r>
-              <w:rPr>
-                <w:rFonts w:ascii="Arial" w:hAnsi="Arial" w:cs="Arial"/>
-                <w:sz w:val="16"/>
-                <w:szCs w:val="16"/>
-              </w:rPr>
-              <w:t>Pagaduría:</w:t>
-            </w:r>
-          </w:p>
-        </w:tc>
-        <w:tc>
-          <w:tcPr>
-            <w:tcW w:w="2726" w:type="dxa"/>
-            <w:gridSpan w:val="9"/>
-            <w:tcBorders>
-              <w:top w:val="single" w:sz="4" w:space="0" w:color="auto"/>
-              <w:left w:val="nil"/>
-              <w:bottom w:val="single" w:sz="4" w:space="0" w:color="auto"/>
-              <w:right w:val="single" w:sz="18" w:space="0" w:color="auto"/>
-            </w:tcBorders>
-            <w:shd w:val="clear" w:color="auto" w:fill="auto"/>
-            <w:noWrap/>
-            <w:vAlign w:val="bottom"/>
-          </w:tcPr>
-          <w:p>
-            <w:pPr>
-              <w:rPr>
-                <w:rFonts w:ascii="Arial" w:hAnsi="Arial" w:cs="Arial"/>
-                <w:sz w:val="16"/>
-                <w:szCs w:val="16"/>
-              </w:rPr>
-            </w:pPr>
-            <w:r>
-              <w:rPr>
-                <w:rFonts w:ascii="Arial" w:hAnsi="Arial" w:cs="Arial"/>
-                <w:sz w:val="16"/>
-                <w:szCs w:val="16"/>
-              </w:rPr>
-              <w:t> </w:t>
-            </w:r>
-          </w:p>
-        </w:tc>
-      </w:tr>
-      <w:tr>
-        <w:trPr>
-          <w:trHeight w:val="249"/>
-        </w:trPr>
-        <w:tc>
-          <w:tcPr>
-            <w:tcW w:w="9191" w:type="dxa"/>
-            <w:gridSpan w:val="28"/>
+            <w:tcW w:w="9359" w:type="dxa"/>
+            <w:gridSpan w:val="19"/>
             <w:tcBorders>
               <w:top w:val="nil"/>
               <w:left w:val="single" w:sz="18" w:space="0" w:color="auto"/>
@@ -4710,186 +4657,198 @@
         </w:tabs>
         <w:jc w:val="both"/>
         <w:rPr>
+          <w:rFonts w:ascii="Arial" w:hAnsi="Arial" w:cs="Arial"/>
+          <w:sz w:val="18"/>
+          <w:szCs w:val="18"/>
+        </w:rPr>
+      </w:pPr>
+      <w:r>
+        <w:rPr>
+          <w:rFonts w:ascii="Arial" w:hAnsi="Arial" w:cs="Arial"/>
+          <w:b/>
+          <w:sz w:val="16"/>
+          <w:szCs w:val="16"/>
+        </w:rPr>
+        <w:t>OBSERVAC</w:t>
+      </w:r>
+      <w:bookmarkStart w:id="5" w:name="_Hlk111711805"/>
+      <w:r>
+        <w:rPr>
+          <w:rFonts w:ascii="Arial" w:hAnsi="Arial" w:cs="Arial"/>
+          <w:b/>
+          <w:sz w:val="16"/>
+          <w:szCs w:val="16"/>
+        </w:rPr>
+        <w:t>IONES</w:t>
+      </w:r>
+      <w:r>
+        <w:rPr>
+          <w:rFonts w:ascii="Arial" w:hAnsi="Arial" w:cs="Arial"/>
+          <w:b/>
+          <w:sz w:val="16"/>
+          <w:szCs w:val="16"/>
+        </w:rPr>
+        <w:t>:</w:t>
+      </w:r>
+      <w:r>
+        <w:rPr>
+          <w:rFonts w:ascii="Arial" w:hAnsi="Arial" w:cs="Arial"/>
+          <w:bCs/>
+          <w:sz w:val="16"/>
+          <w:szCs w:val="16"/>
+        </w:rPr>
+        <w:t xml:space="preserve"> </w:t>
+      </w:r>
+      <w:r>
+        <w:rPr>
+          <w:rFonts w:ascii="Arial" w:hAnsi="Arial" w:cs="Arial"/>
+          <w:bCs/>
+          <w:sz w:val="16"/>
+          <w:szCs w:val="16"/>
+        </w:rPr>
+        <w:t>CON EL NO.</w:t>
+      </w:r>
+      <w:r>
+        <w:rPr>
+          <w:rFonts w:ascii="Arial" w:hAnsi="Arial" w:cs="Arial"/>
+          <w:bCs/>
+          <w:sz w:val="16"/>
+          <w:szCs w:val="16"/>
+        </w:rPr>
+        <w:t xml:space="preserve"> </w:t>
+      </w:r>
+      <w:r>
+        <w:rPr>
+          <w:rFonts w:ascii="Arial" w:hAnsi="Arial" w:cs="Arial"/>
+          <w:bCs/>
+          <w:sz w:val="16"/>
+          <w:szCs w:val="16"/>
+        </w:rPr>
+        <w:t>{{</w:t>
+      </w:r>
+      <w:proofErr w:type="spellStart"/>
+      <w:r>
+        <w:rPr>
+          <w:rFonts w:ascii="Arial" w:hAnsi="Arial" w:cs="Arial"/>
+          <w:bCs/>
+          <w:sz w:val="16"/>
+          <w:szCs w:val="16"/>
+        </w:rPr>
+        <w:t>No_Prel</w:t>
+      </w:r>
+      <w:proofErr w:type="spellEnd"/>
+      <w:r>
+        <w:rPr>
+          <w:rFonts w:ascii="Arial" w:hAnsi="Arial" w:cs="Arial"/>
+          <w:bCs/>
+          <w:sz w:val="16"/>
+          <w:szCs w:val="16"/>
+        </w:rPr>
+        <w:t>}}</w:t>
+      </w:r>
+      <w:r>
+        <w:rPr>
+          <w:rFonts w:ascii="Arial" w:hAnsi="Arial" w:cs="Arial"/>
+          <w:bCs/>
+          <w:sz w:val="16"/>
+          <w:szCs w:val="16"/>
+        </w:rPr>
+        <w:t xml:space="preserve"> Y </w:t>
+      </w:r>
+      <w:bookmarkStart w:id="6" w:name="folio2"/>
+      <w:r>
+        <w:rPr>
+          <w:rFonts w:ascii="Arial" w:hAnsi="Arial" w:cs="Arial"/>
+          <w:bCs/>
+          <w:sz w:val="16"/>
+          <w:szCs w:val="16"/>
+        </w:rPr>
+        <w:fldChar w:fldCharType="begin"/>
+      </w:r>
+      <w:r>
+        <w:rPr>
+          <w:rFonts w:ascii="Arial" w:hAnsi="Arial" w:cs="Arial"/>
+          <w:bCs/>
+          <w:sz w:val="16"/>
+          <w:szCs w:val="16"/>
+        </w:rPr>
+        <w:instrText xml:space="preserve"> FILLIN  "DAME EL FOLIO :"  \* MERGEFORMAT </w:instrText>
+      </w:r>
+      <w:r>
+        <w:rPr>
+          <w:rFonts w:ascii="Arial" w:hAnsi="Arial" w:cs="Arial"/>
+          <w:bCs/>
+          <w:sz w:val="16"/>
+          <w:szCs w:val="16"/>
+        </w:rPr>
+        <w:fldChar w:fldCharType="separate"/>
+      </w:r>
+      <w:r>
+        <w:rPr>
+          <w:rFonts w:ascii="Arial" w:hAnsi="Arial" w:cs="Arial"/>
+          <w:bCs/>
+          <w:sz w:val="16"/>
+          <w:szCs w:val="16"/>
+        </w:rPr>
+        <w:t xml:space="preserve">FOLIO </w:t>
+      </w:r>
+      <w:r>
+        <w:rPr>
+          <w:rFonts w:ascii="Arial" w:hAnsi="Arial" w:cs="Arial"/>
+          <w:bCs/>
+          <w:sz w:val="16"/>
+          <w:szCs w:val="16"/>
+        </w:rPr>
+        <w:t>{{</w:t>
+      </w:r>
+      <w:proofErr w:type="spellStart"/>
+      <w:r>
+        <w:rPr>
+          <w:rFonts w:ascii="Arial" w:hAnsi="Arial" w:cs="Arial"/>
+          <w:bCs/>
+          <w:sz w:val="16"/>
+          <w:szCs w:val="16"/>
+        </w:rPr>
+        <w:t>Folio_Prel</w:t>
+      </w:r>
+      <w:proofErr w:type="spellEnd"/>
+      <w:r>
+        <w:rPr>
+          <w:rFonts w:ascii="Arial" w:hAnsi="Arial" w:cs="Arial"/>
+          <w:bCs/>
+          <w:sz w:val="16"/>
+          <w:szCs w:val="16"/>
+        </w:rPr>
+        <w:t>}}</w:t>
+      </w:r>
+      <w:r>
+        <w:rPr>
+          <w:rFonts w:ascii="Arial" w:hAnsi="Arial" w:cs="Arial"/>
+          <w:bCs/>
+          <w:sz w:val="16"/>
+          <w:szCs w:val="16"/>
+        </w:rPr>
+        <w:t xml:space="preserve"> DE LA RELACION </w:t>
+      </w:r>
+      <w:r>
+        <w:rPr>
+          <w:rFonts w:ascii="Arial" w:hAnsi="Arial" w:cs="Arial"/>
+          <w:bCs/>
+          <w:sz w:val="16"/>
+          <w:szCs w:val="16"/>
+        </w:rPr>
+        <w:fldChar w:fldCharType="end"/>
+      </w:r>
+      <w:bookmarkEnd w:id="6"/>
+      <w:r>
+        <w:rPr>
           <w:rFonts w:ascii="Calibri" w:hAnsi="Calibri" w:cs="Calibri"/>
           <w:color w:val="000000"/>
           <w:sz w:val="18"/>
           <w:szCs w:val="14"/>
         </w:rPr>
-      </w:pPr>
-      <w:r>
-        <w:rPr>
-          <w:rFonts w:ascii="Arial" w:hAnsi="Arial" w:cs="Arial"/>
-          <w:b/>
-          <w:sz w:val="16"/>
-          <w:szCs w:val="16"/>
-        </w:rPr>
-        <w:t>OBSERVAC</w:t>
-      </w:r>
-      <w:bookmarkStart w:id="4" w:name="_Hlk111711805"/>
-      <w:r>
-        <w:rPr>
-          <w:rFonts w:ascii="Arial" w:hAnsi="Arial" w:cs="Arial"/>
-          <w:b/>
-          <w:sz w:val="16"/>
-          <w:szCs w:val="16"/>
-        </w:rPr>
-        <w:t>IONES</w:t>
-      </w:r>
-      <w:r>
-        <w:rPr>
-          <w:rFonts w:ascii="Arial" w:hAnsi="Arial" w:cs="Arial"/>
-          <w:b/>
-          <w:sz w:val="16"/>
-          <w:szCs w:val="16"/>
-        </w:rPr>
-        <w:t>:</w:t>
-      </w:r>
-      <w:r>
-        <w:rPr>
-          <w:rFonts w:ascii="Arial" w:hAnsi="Arial" w:cs="Arial"/>
-          <w:bCs/>
-          <w:sz w:val="16"/>
-          <w:szCs w:val="16"/>
-        </w:rPr>
         <w:t xml:space="preserve"> </w:t>
       </w:r>
-      <w:r>
-        <w:rPr>
-          <w:rFonts w:ascii="Arial" w:hAnsi="Arial" w:cs="Arial"/>
-          <w:bCs/>
-          <w:sz w:val="16"/>
-          <w:szCs w:val="16"/>
-        </w:rPr>
-        <w:t>CON EL NO.</w:t>
-      </w:r>
-      <w:r>
-        <w:rPr>
-          <w:rFonts w:ascii="Arial" w:hAnsi="Arial" w:cs="Arial"/>
-          <w:bCs/>
-          <w:sz w:val="16"/>
-          <w:szCs w:val="16"/>
-        </w:rPr>
-        <w:t xml:space="preserve"> </w:t>
-      </w:r>
-      <w:r>
-        <w:rPr>
-          <w:rFonts w:ascii="Arial" w:hAnsi="Arial" w:cs="Arial"/>
-          <w:bCs/>
-          <w:sz w:val="16"/>
-          <w:szCs w:val="16"/>
-        </w:rPr>
-        <w:t>{{</w:t>
-      </w:r>
-      <w:r>
-        <w:rPr>
-          <w:rFonts w:ascii="Arial" w:hAnsi="Arial" w:cs="Arial"/>
-          <w:bCs/>
-          <w:sz w:val="16"/>
-          <w:szCs w:val="16"/>
-        </w:rPr>
-        <w:t>No_Prel</w:t>
-      </w:r>
-      <w:r>
-        <w:rPr>
-          <w:rFonts w:ascii="Arial" w:hAnsi="Arial" w:cs="Arial"/>
-          <w:bCs/>
-          <w:sz w:val="16"/>
-          <w:szCs w:val="16"/>
-        </w:rPr>
-        <w:t>}}</w:t>
-      </w:r>
-      <w:r>
-        <w:rPr>
-          <w:rFonts w:ascii="Arial" w:hAnsi="Arial" w:cs="Arial"/>
-          <w:bCs/>
-          <w:sz w:val="16"/>
-          <w:szCs w:val="16"/>
-        </w:rPr>
-        <w:t xml:space="preserve"> Y </w:t>
-      </w:r>
-      <w:bookmarkStart w:id="5" w:name="folio2"/>
-      <w:r>
-        <w:rPr>
-          <w:rFonts w:ascii="Arial" w:hAnsi="Arial" w:cs="Arial"/>
-          <w:bCs/>
-          <w:sz w:val="16"/>
-          <w:szCs w:val="16"/>
-        </w:rPr>
-        <w:fldChar w:fldCharType="begin"/>
-      </w:r>
-      <w:r>
-        <w:rPr>
-          <w:rFonts w:ascii="Arial" w:hAnsi="Arial" w:cs="Arial"/>
-          <w:bCs/>
-          <w:sz w:val="16"/>
-          <w:szCs w:val="16"/>
-        </w:rPr>
-        <w:instrText xml:space="preserve"> FILLIN  "DAME EL FOLIO :"  \* MERGEFORMAT </w:instrText>
-      </w:r>
-      <w:r>
-        <w:rPr>
-          <w:rFonts w:ascii="Arial" w:hAnsi="Arial" w:cs="Arial"/>
-          <w:bCs/>
-          <w:sz w:val="16"/>
-          <w:szCs w:val="16"/>
-        </w:rPr>
-        <w:fldChar w:fldCharType="separate"/>
-      </w:r>
-      <w:r>
-        <w:rPr>
-          <w:rFonts w:ascii="Arial" w:hAnsi="Arial" w:cs="Arial"/>
-          <w:bCs/>
-          <w:sz w:val="16"/>
-          <w:szCs w:val="16"/>
-        </w:rPr>
-        <w:t xml:space="preserve">FOLIO </w:t>
-      </w:r>
-      <w:r>
-        <w:rPr>
-          <w:rFonts w:ascii="Arial" w:hAnsi="Arial" w:cs="Arial"/>
-          <w:bCs/>
-          <w:sz w:val="16"/>
-          <w:szCs w:val="16"/>
-        </w:rPr>
-        <w:t>{{</w:t>
-      </w:r>
-      <w:r>
-        <w:rPr>
-          <w:rFonts w:ascii="Arial" w:hAnsi="Arial" w:cs="Arial"/>
-          <w:bCs/>
-          <w:sz w:val="16"/>
-          <w:szCs w:val="16"/>
-        </w:rPr>
-        <w:t>Folio_Prel</w:t>
-      </w:r>
-      <w:r>
-        <w:rPr>
-          <w:rFonts w:ascii="Arial" w:hAnsi="Arial" w:cs="Arial"/>
-          <w:bCs/>
-          <w:sz w:val="16"/>
-          <w:szCs w:val="16"/>
-        </w:rPr>
-        <w:t>}}</w:t>
-      </w:r>
-      <w:r>
-        <w:rPr>
-          <w:rFonts w:ascii="Arial" w:hAnsi="Arial" w:cs="Arial"/>
-          <w:bCs/>
-          <w:sz w:val="16"/>
-          <w:szCs w:val="16"/>
-        </w:rPr>
-        <w:t xml:space="preserve"> DE LA RELACION </w:t>
-      </w:r>
-      <w:r>
-        <w:rPr>
-          <w:rFonts w:ascii="Arial" w:hAnsi="Arial" w:cs="Arial"/>
-          <w:bCs/>
-          <w:sz w:val="16"/>
-          <w:szCs w:val="16"/>
-        </w:rPr>
-        <w:fldChar w:fldCharType="end"/>
-      </w:r>
-      <w:bookmarkEnd w:id="5"/>
       <w:r>
         <w:rPr>
           <w:rFonts w:ascii="Calibri" w:hAnsi="Calibri" w:cs="Calibri"/>
@@ -4897,8 +4856,9 @@
           <w:sz w:val="18"/>
           <w:szCs w:val="14"/>
         </w:rPr>
-        <w:t xml:space="preserve"> </w:t>
-      </w:r>
+        <w:t>{{</w:t>
+      </w:r>
+      <w:proofErr w:type="spellStart"/>
       <w:r>
         <w:rPr>
           <w:rFonts w:ascii="Calibri" w:hAnsi="Calibri" w:cs="Calibri"/>
@@ -4906,8 +4866,9 @@
           <w:sz w:val="18"/>
           <w:szCs w:val="14"/>
         </w:rPr>
-        <w:t>{{</w:t>
-      </w:r>
+        <w:t>Tipo_Val</w:t>
+      </w:r>
+      <w:proofErr w:type="spellEnd"/>
       <w:r>
         <w:rPr>
           <w:rFonts w:ascii="Calibri" w:hAnsi="Calibri" w:cs="Calibri"/>
@@ -4915,7 +4876,7 @@
           <w:sz w:val="18"/>
           <w:szCs w:val="14"/>
         </w:rPr>
-        <w:t>Tipo_Val</w:t>
+        <w:t>}}</w:t>
       </w:r>
       <w:r>
         <w:rPr>
@@ -4924,16 +4885,124 @@
           <w:sz w:val="18"/>
           <w:szCs w:val="14"/>
         </w:rPr>
+        <w:t xml:space="preserve">.,Con una carga horaria de </w:t>
+      </w:r>
+      <w:r>
+        <w:rPr>
+          <w:rFonts w:ascii="Arial" w:hAnsi="Arial" w:cs="Arial"/>
+          <w:sz w:val="16"/>
+          <w:szCs w:val="16"/>
+        </w:rPr>
+        <w:t>{{</w:t>
+      </w:r>
+      <w:proofErr w:type="spellStart"/>
+      <w:r>
+        <w:rPr>
+          <w:rFonts w:ascii="Arial" w:hAnsi="Arial" w:cs="Arial"/>
+          <w:sz w:val="16"/>
+          <w:szCs w:val="16"/>
+        </w:rPr>
+        <w:t>Horas_Categoria</w:t>
+      </w:r>
+      <w:proofErr w:type="spellEnd"/>
+      <w:r>
+        <w:rPr>
+          <w:rFonts w:ascii="Arial" w:hAnsi="Arial" w:cs="Arial"/>
+          <w:sz w:val="16"/>
+          <w:szCs w:val="16"/>
+        </w:rPr>
+        <w:t>}}</w:t>
+      </w:r>
+      <w:r>
+        <w:rPr>
+          <w:rFonts w:ascii="Arial" w:hAnsi="Arial" w:cs="Arial"/>
+          <w:sz w:val="16"/>
+          <w:szCs w:val="16"/>
+        </w:rPr>
+        <w:t xml:space="preserve"> </w:t>
+      </w:r>
+      <w:proofErr w:type="spellStart"/>
+      <w:r>
+        <w:rPr>
+          <w:rFonts w:ascii="Arial" w:hAnsi="Arial" w:cs="Arial"/>
+          <w:sz w:val="16"/>
+          <w:szCs w:val="16"/>
+        </w:rPr>
+        <w:t>Hrs</w:t>
+      </w:r>
+      <w:proofErr w:type="spellEnd"/>
+      <w:r>
+        <w:rPr>
+          <w:rFonts w:ascii="Arial" w:hAnsi="Arial" w:cs="Arial"/>
+          <w:sz w:val="16"/>
+          <w:szCs w:val="16"/>
+        </w:rPr>
+        <w:t>. Apegada a</w:t>
+      </w:r>
+      <w:r>
+        <w:rPr>
+          <w:rFonts w:ascii="Arial" w:hAnsi="Arial" w:cs="Arial"/>
+          <w:sz w:val="16"/>
+          <w:szCs w:val="16"/>
+        </w:rPr>
+        <w:t>l horario de la escuela regular.</w:t>
+      </w:r>
+      <w:r>
+        <w:rPr>
+          <w:rFonts w:ascii="Arial" w:hAnsi="Arial" w:cs="Arial"/>
+          <w:sz w:val="16"/>
+          <w:szCs w:val="16"/>
+        </w:rPr>
+        <w:t xml:space="preserve"> Se desempeña en el C.T. </w:t>
+      </w:r>
+      <w:r>
+        <w:rPr>
+          <w:rFonts w:ascii="Arial" w:hAnsi="Arial" w:cs="Arial"/>
+          <w:sz w:val="16"/>
+          <w:szCs w:val="16"/>
+        </w:rPr>
+        <w:t>{{</w:t>
+      </w:r>
+      <w:proofErr w:type="spellStart"/>
+      <w:r>
+        <w:rPr>
+          <w:rFonts w:ascii="Arial" w:hAnsi="Arial" w:cs="Arial"/>
+          <w:sz w:val="16"/>
+          <w:szCs w:val="16"/>
+        </w:rPr>
+        <w:t>Clave_CT</w:t>
+      </w:r>
+      <w:proofErr w:type="spellEnd"/>
+      <w:r>
+        <w:rPr>
+          <w:rFonts w:ascii="Arial" w:hAnsi="Arial" w:cs="Arial"/>
+          <w:sz w:val="16"/>
+          <w:szCs w:val="16"/>
+        </w:rPr>
         <w:t>}}</w:t>
       </w:r>
     </w:p>
     <w:p>
       <w:pPr>
-        <w:tabs>
-          <w:tab w:val="left" w:pos="3653"/>
-          <w:tab w:val="center" w:pos="4419"/>
-        </w:tabs>
-        <w:jc w:val="both"/>
+        <w:jc w:val="center"/>
+        <w:rPr>
+          <w:rFonts w:ascii="Arial" w:hAnsi="Arial" w:cs="Arial"/>
+          <w:sz w:val="18"/>
+          <w:szCs w:val="18"/>
+        </w:rPr>
+      </w:pPr>
+      <w:r>
+        <w:rPr>
+          <w:rFonts w:ascii="Arial" w:hAnsi="Arial" w:cs="Arial"/>
+          <w:sz w:val="18"/>
+          <w:szCs w:val="18"/>
+        </w:rPr>
+        <w:t>Atentamente,</w:t>
+      </w:r>
+    </w:p>
+    <w:p>
+      <w:pPr>
+        <w:jc w:val="center"/>
         <w:rPr>
           <w:rFonts w:ascii="Arial" w:hAnsi="Arial" w:cs="Arial"/>
           <w:sz w:val="18"/>
@@ -4945,27 +5014,63 @@
       <w:pPr>
         <w:jc w:val="center"/>
         <w:rPr>
-          <w:rFonts w:ascii="Arial" w:hAnsi="Arial" w:cs="Arial"/>
-          <w:sz w:val="18"/>
-          <w:szCs w:val="18"/>
+          <w:sz w:val="20"/>
+          <w:szCs w:val="20"/>
         </w:rPr>
       </w:pPr>
       <w:r>
         <w:rPr>
-          <w:rFonts w:ascii="Arial" w:hAnsi="Arial" w:cs="Arial"/>
-          <w:sz w:val="18"/>
-          <w:szCs w:val="18"/>
-        </w:rPr>
-        <w:t>Atentamente,</w:t>
+          <w:sz w:val="20"/>
+          <w:szCs w:val="20"/>
+        </w:rPr>
+        <w:t xml:space="preserve">Victoria de Durango, </w:t>
+      </w:r>
+      <w:proofErr w:type="spellStart"/>
+      <w:r>
+        <w:rPr>
+          <w:sz w:val="20"/>
+          <w:szCs w:val="20"/>
+        </w:rPr>
+        <w:t>Dgo</w:t>
+      </w:r>
+      <w:proofErr w:type="spellEnd"/>
+      <w:r>
+        <w:rPr>
+          <w:sz w:val="20"/>
+          <w:szCs w:val="20"/>
+        </w:rPr>
+        <w:t xml:space="preserve">., a </w:t>
+      </w:r>
+      <w:r>
+        <w:rPr>
+          <w:sz w:val="20"/>
+          <w:szCs w:val="20"/>
+        </w:rPr>
+        <w:t>{{</w:t>
+      </w:r>
+      <w:proofErr w:type="spellStart"/>
+      <w:r>
+        <w:rPr>
+          <w:sz w:val="20"/>
+          <w:szCs w:val="20"/>
+        </w:rPr>
+        <w:t>F_Hoy</w:t>
+      </w:r>
+      <w:proofErr w:type="spellEnd"/>
+      <w:r>
+        <w:rPr>
+          <w:sz w:val="20"/>
+          <w:szCs w:val="20"/>
+        </w:rPr>
+        <w:t>}}</w:t>
       </w:r>
     </w:p>
     <w:p>
       <w:pPr>
         <w:jc w:val="center"/>
         <w:rPr>
-          <w:rFonts w:ascii="Arial" w:hAnsi="Arial" w:cs="Arial"/>
-          <w:sz w:val="18"/>
-          <w:szCs w:val="18"/>
+          <w:sz w:val="20"/>
+          <w:szCs w:val="20"/>
         </w:rPr>
       </w:pPr>
     </w:p>
@@ -4977,134 +5082,98 @@
           <w:szCs w:val="20"/>
         </w:rPr>
       </w:pPr>
-      <w:r>
-        <w:rPr>
-          <w:sz w:val="20"/>
-          <w:szCs w:val="20"/>
-        </w:rPr>
-        <w:t xml:space="preserve">Victoria de Durango, Dgo., a </w:t>
-      </w:r>
-      <w:r>
-        <w:rPr>
-          <w:sz w:val="20"/>
-          <w:szCs w:val="20"/>
-        </w:rPr>
-        <w:t>{{</w:t>
-      </w:r>
-      <w:r>
-        <w:rPr>
-          <w:sz w:val="20"/>
-          <w:szCs w:val="20"/>
-        </w:rPr>
-        <w:t>F_Hoy</w:t>
-      </w:r>
-      <w:r>
-        <w:rPr>
-          <w:sz w:val="20"/>
-          <w:szCs w:val="20"/>
-        </w:rPr>
-        <w:t>}}</w:t>
-      </w:r>
     </w:p>
     <w:p>
       <w:pPr>
         <w:jc w:val="center"/>
         <w:rPr>
-          <w:sz w:val="20"/>
-          <w:szCs w:val="20"/>
+          <w:b/>
+          <w:sz w:val="16"/>
+          <w:szCs w:val="16"/>
         </w:rPr>
       </w:pPr>
+      <w:r>
+        <w:rPr>
+          <w:b/>
+          <w:sz w:val="16"/>
+          <w:szCs w:val="16"/>
+        </w:rPr>
+        <w:t>DRA. LUZ MARIA DEL PILAR VERGARA MONTELONGO</w:t>
+      </w:r>
+      <w:r>
+        <w:rPr>
+          <w:b/>
+          <w:sz w:val="16"/>
+          <w:szCs w:val="16"/>
+        </w:rPr>
+        <w:t>,</w:t>
+      </w:r>
     </w:p>
     <w:p>
       <w:pPr>
         <w:jc w:val="center"/>
         <w:rPr>
-          <w:sz w:val="20"/>
-          <w:szCs w:val="20"/>
+          <w:b/>
+          <w:sz w:val="16"/>
+          <w:szCs w:val="16"/>
+          <w:u w:val="single"/>
         </w:rPr>
       </w:pPr>
+      <w:r>
+        <w:rPr>
+          <w:b/>
+          <w:sz w:val="16"/>
+          <w:szCs w:val="16"/>
+          <w:u w:val="single"/>
+        </w:rPr>
+        <w:t>JEFA</w:t>
+      </w:r>
+      <w:r>
+        <w:rPr>
+          <w:b/>
+          <w:sz w:val="16"/>
+          <w:szCs w:val="16"/>
+          <w:u w:val="single"/>
+        </w:rPr>
+        <w:t xml:space="preserve"> DEL DEPARTAMENTO DE EDUCACION </w:t>
+      </w:r>
+      <w:bookmarkEnd w:id="5"/>
+      <w:r>
+        <w:rPr>
+          <w:b/>
+          <w:sz w:val="16"/>
+          <w:szCs w:val="16"/>
+          <w:u w:val="single"/>
+        </w:rPr>
+        <w:t>ESPECIAL</w:t>
+      </w:r>
     </w:p>
     <w:p>
       <w:pPr>
         <w:jc w:val="center"/>
         <w:rPr>
-          <w:b/>
-          <w:sz w:val="16"/>
-          <w:szCs w:val="16"/>
-        </w:rPr>
-      </w:pPr>
-      <w:r>
-        <w:rPr>
-          <w:b/>
-          <w:sz w:val="16"/>
-          <w:szCs w:val="16"/>
-        </w:rPr>
-        <w:t>DRA. LUZ MARIA DEL PILAR VERGARA MONTELONGO</w:t>
-      </w:r>
-      <w:r>
-        <w:rPr>
-          <w:b/>
-          <w:sz w:val="16"/>
-          <w:szCs w:val="16"/>
-        </w:rPr>
-        <w:t>,</w:t>
-      </w:r>
-    </w:p>
-    <w:p>
-      <w:pPr>
-        <w:jc w:val="center"/>
-        <w:rPr>
-          <w:b/>
-          <w:sz w:val="16"/>
-          <w:szCs w:val="16"/>
-          <w:u w:val="single"/>
-        </w:rPr>
-      </w:pPr>
-      <w:r>
-        <w:rPr>
-          <w:b/>
-          <w:sz w:val="16"/>
-          <w:szCs w:val="16"/>
-          <w:u w:val="single"/>
-        </w:rPr>
-        <w:t>JEFA</w:t>
-      </w:r>
-      <w:r>
-        <w:rPr>
-          <w:b/>
-          <w:sz w:val="16"/>
-          <w:szCs w:val="16"/>
-          <w:u w:val="single"/>
-        </w:rPr>
-        <w:t xml:space="preserve"> DEL DEPARTAMENTO DE EDUCACION </w:t>
-      </w:r>
-      <w:bookmarkEnd w:id="4"/>
-      <w:r>
-        <w:rPr>
-          <w:b/>
-          <w:sz w:val="16"/>
-          <w:szCs w:val="16"/>
-          <w:u w:val="single"/>
-        </w:rPr>
-        <w:t>ESPECIAL</w:t>
-      </w:r>
-    </w:p>
-    <w:p>
-      <w:pPr>
-        <w:jc w:val="center"/>
-        <w:rPr>
           <w:rFonts w:ascii="Arial" w:hAnsi="Arial" w:cs="Arial"/>
           <w:sz w:val="16"/>
           <w:szCs w:val="16"/>
         </w:rPr>
       </w:pPr>
+      <w:proofErr w:type="spellStart"/>
       <w:r>
         <w:rPr>
           <w:rFonts w:ascii="Arial" w:hAnsi="Arial" w:cs="Arial"/>
           <w:sz w:val="16"/>
           <w:szCs w:val="16"/>
         </w:rPr>
-        <w:t>Vo. Bo. del Nivel Educativo</w:t>
+        <w:t>Vo</w:t>
+      </w:r>
+      <w:proofErr w:type="spellEnd"/>
+      <w:r>
+        <w:rPr>
+          <w:rFonts w:ascii="Arial" w:hAnsi="Arial" w:cs="Arial"/>
+          <w:sz w:val="16"/>
+          <w:szCs w:val="16"/>
+        </w:rPr>
+        <w:t>. Bo. del Nivel Educativo</w:t>
       </w:r>
     </w:p>
     <w:p>
@@ -10714,8 +10783,6 @@
                 <w:szCs w:val="16"/>
               </w:rPr>
             </w:pPr>
-            <w:bookmarkStart w:id="6" w:name="_GoBack"/>
-            <w:bookmarkEnd w:id="6"/>
           </w:p>
           <w:p>
             <w:pPr>
@@ -11544,6 +11611,7 @@
         </w:rPr>
         <w:t>{{</w:t>
       </w:r>
+      <w:proofErr w:type="spellStart"/>
       <w:r>
         <w:rPr>
           <w:rFonts w:ascii="Arial" w:hAnsi="Arial" w:cs="Arial"/>
@@ -11553,6 +11621,7 @@
         </w:rPr>
         <w:t>F_OfPres</w:t>
       </w:r>
+      <w:proofErr w:type="spellEnd"/>
       <w:r>
         <w:rPr>
           <w:rFonts w:ascii="Arial" w:hAnsi="Arial" w:cs="Arial"/>
@@ -11596,7 +11665,7 @@
           <w:sz w:val="20"/>
           <w:szCs w:val="20"/>
         </w:rPr>
-        <w:t>/2025</w:t>
+        <w:t>/2026</w:t>
       </w:r>
     </w:p>
     <w:p>
@@ -12110,6 +12179,7 @@
         <w:jc w:val="both"/>
         <w:rPr>
           <w:rFonts w:ascii="Arial" w:hAnsi="Arial" w:cs="Arial"/>
+          <w:color w:val="000000"/>
           <w:sz w:val="20"/>
           <w:szCs w:val="20"/>
         </w:rPr>
@@ -12168,7 +12238,47 @@
           <w:sz w:val="20"/>
           <w:szCs w:val="20"/>
         </w:rPr>
-        <w:t>}}, DGO., donde desempeñará las funciones de {{Funcion_Interino}}. Y para efectos de pago {{Clave_CT</w:t>
+        <w:t>}}, DGO., donde desempeñará las funciones de {{Funcion_Interino}}.</w:t>
+      </w:r>
+      <w:r>
+        <w:rPr>
+          <w:rFonts w:ascii="Arial" w:hAnsi="Arial" w:cs="Arial"/>
+          <w:sz w:val="20"/>
+          <w:szCs w:val="20"/>
+        </w:rPr>
+        <w:t xml:space="preserve"> </w:t>
+      </w:r>
+      <w:r>
+        <w:rPr>
+          <w:rFonts w:ascii="Arial" w:hAnsi="Arial" w:cs="Arial"/>
+          <w:sz w:val="20"/>
+          <w:szCs w:val="20"/>
+        </w:rPr>
+        <w:t xml:space="preserve">Con un horario de </w:t>
+      </w:r>
+      <w:r>
+        <w:rPr>
+          <w:rFonts w:ascii="Arial" w:hAnsi="Arial" w:cs="Arial"/>
+          <w:sz w:val="20"/>
+          <w:szCs w:val="20"/>
+        </w:rPr>
+        <w:t>{{Horario_Turno}}</w:t>
+      </w:r>
+      <w:r>
+        <w:rPr>
+          <w:rFonts w:ascii="Arial" w:hAnsi="Arial" w:cs="Arial"/>
+          <w:sz w:val="20"/>
+          <w:szCs w:val="20"/>
+        </w:rPr>
+        <w:t>.</w:t>
+      </w:r>
+      <w:r>
+        <w:rPr>
+          <w:rFonts w:ascii="Arial" w:hAnsi="Arial" w:cs="Arial"/>
+          <w:sz w:val="20"/>
+          <w:szCs w:val="20"/>
+        </w:rPr>
+        <w:t xml:space="preserve"> Y para efectos de pago {{Clave_CT</w:t>
       </w:r>
       <w:r>
         <w:rPr>
@@ -12754,6 +12864,8 @@
           <w:szCs w:val="16"/>
         </w:rPr>
       </w:pPr>
+      <w:proofErr w:type="spellStart"/>
+      <w:proofErr w:type="gramStart"/>
       <w:r>
         <w:rPr>
           <w:sz w:val="16"/>
@@ -12766,15 +12878,17 @@
           <w:sz w:val="16"/>
           <w:szCs w:val="16"/>
         </w:rPr>
-        <w:t>C.</w:t>
-      </w:r>
+        <w:t>C</w:t>
+      </w:r>
+      <w:proofErr w:type="spellEnd"/>
       <w:r>
         <w:rPr>
           <w:sz w:val="16"/>
           <w:szCs w:val="16"/>
         </w:rPr>
-        <w:t xml:space="preserve"> .</w:t>
-      </w:r>
+        <w:t>.</w:t>
+      </w:r>
+      <w:proofErr w:type="gramEnd"/>
       <w:r>
         <w:rPr>
           <w:sz w:val="16"/>
@@ -12782,6 +12896,7 @@
         </w:rPr>
         <w:t>{{</w:t>
       </w:r>
+      <w:proofErr w:type="spellStart"/>
       <w:r>
         <w:rPr>
           <w:sz w:val="16"/>
@@ -12789,6 +12904,7 @@
         </w:rPr>
         <w:t>P_Dir</w:t>
       </w:r>
+      <w:proofErr w:type="spellEnd"/>
       <w:r>
         <w:rPr>
           <w:sz w:val="16"/>
@@ -14210,31 +14326,19 @@
     </w:p>
     <w:p>
       <w:pPr>
-        <w:rPr>
-          <w:rFonts w:ascii="Tahoma" w:hAnsi="Tahoma" w:cs="Tahoma"/>
-        </w:rPr>
-      </w:pPr>
-      <w:r>
-        <w:rPr>
-          <w:rFonts w:ascii="Tahoma" w:hAnsi="Tahoma" w:cs="Tahoma"/>
-          <w:sz w:val="20"/>
-          <w:szCs w:val="20"/>
-        </w:rPr>
-        <w:t xml:space="preserve">       FIRMA DE RESPONSABLE </w:t>
-      </w:r>
-      <w:r>
-        <w:rPr>
-          <w:rFonts w:ascii="Tahoma" w:hAnsi="Tahoma" w:cs="Tahoma"/>
-        </w:rPr>
-        <w:t xml:space="preserve">                 </w:t>
-      </w:r>
-    </w:p>
-    <w:p>
-      <w:pPr>
         <w:tabs>
           <w:tab w:val="left" w:pos="1455"/>
         </w:tabs>
       </w:pPr>
+      <w:r>
+        <w:rPr>
+          <w:b/>
+          <w:sz w:val="16"/>
+          <w:szCs w:val="16"/>
+          <w:u w:val="single"/>
+        </w:rPr>
+        <w:t>JEFA DEL DEPARTAMENTO DE EDUCACION ESPECIAL</w:t>
+      </w:r>
     </w:p>
     <w:sectPr>
       <w:headerReference w:type="first" r:id="rId12"/>
@@ -14364,7 +14468,7 @@
               <v:shape id="_x0000_i1025" type="#_x0000_t75" style="width:82.5pt;height:56.25pt">
                 <v:imagedata r:id="rId1" o:title=""/>
               </v:shape>
-              <o:OLEObject Type="Embed" ProgID="PBrush" ShapeID="_x0000_i1025" DrawAspect="Content" ObjectID="_1834813761" r:id="rId2"/>
+              <o:OLEObject Type="Embed" ProgID="PBrush" ShapeID="_x0000_i1025" DrawAspect="Content" ObjectID="_1850970113" r:id="rId2"/>
             </w:object>
           </w:r>
         </w:p>
@@ -14675,7 +14779,7 @@
         <v:shape id="_x0000_s2049" type="#_x0000_t75" style="position:absolute;margin-left:-10.15pt;margin-top:-19.7pt;width:89.25pt;height:63.75pt;z-index:251666432;mso-wrap-style:tight">
           <v:imagedata r:id="rId1" o:title=""/>
         </v:shape>
-        <o:OLEObject Type="Embed" ProgID="PBrush" ShapeID="_x0000_s2049" DrawAspect="Content" ObjectID="_1834813762" r:id="rId2"/>
+        <o:OLEObject Type="Embed" ProgID="PBrush" ShapeID="_x0000_s2049" DrawAspect="Content" ObjectID="_1850970114" r:id="rId2"/>
       </w:object>
     </w:r>
   </w:p>
@@ -16057,7 +16161,7 @@
 </file>
 
 <file path=customXml/itemProps1.xml><?xml version="1.0" encoding="utf-8"?>
-<ds:datastoreItem xmlns:ds="http://schemas.openxmlformats.org/officeDocument/2006/customXml" ds:itemID="{D7977429-960B-4B39-8A2C-B9A9791CA1E0}">
+<ds:datastoreItem xmlns:ds="http://schemas.openxmlformats.org/officeDocument/2006/customXml" ds:itemID="{CF166F2C-BD21-4113-9920-6D0F42DB928B}">
   <ds:schemaRefs>
     <ds:schemaRef ds:uri="http://schemas.openxmlformats.org/officeDocument/2006/bibliography"/>
   </ds:schemaRefs>
